--- a/docx/proposal/01_开题报告.docx
+++ b/docx/proposal/01_开题报告.docx
@@ -1125,7 +1125,7 @@
                 <w:rFonts w:ascii="宋体" w:hAnsi="宋体" w:eastAsia="宋体"/>
                 <w:sz w:val="19"/>
               </w:rPr>
-              <w:t xml:space="preserve">退化阶段划分策略、生存分析、评价指标、确认测试准则</w:t>
+              <w:t xml:space="preserve">退化阶段划分策略、失效概率/生存分析基础接口、评价指标、确认测试准则</w:t>
             </w:r>
           </w:p>
         </w:tc>
@@ -1459,7 +1459,7 @@
         <w:rPr>
           <w:rFonts w:ascii="宋体" w:hAnsi="宋体" w:eastAsia="宋体"/>
         </w:rPr>
-        <w:t xml:space="preserve">支持剩余寿命预测、退化阶段划分、失效概率建模、生存分析和多步滚动预测等典型任务。</w:t>
+        <w:t xml:space="preserve">支持剩余寿命预测、退化阶段划分、多步滚动预测，并保留失效概率/生存分析基础接口作为预测性维护补充。</w:t>
       </w:r>
     </w:p>
     <w:p>
@@ -1588,7 +1588,7 @@
         <w:rPr>
           <w:rFonts w:ascii="宋体" w:hAnsi="宋体" w:eastAsia="宋体"/>
         </w:rPr>
-        <w:t xml:space="preserve">评估与展示模块：支持 MAE、MSE、RMSE、MAPE、PHM2012 Score、PHM/RUL 非对称惩罚 Score、C-index 等指标，以及 RUL 预测曲线、退化阶段图、生存概率曲线和实验结果图表等可视化输出。</w:t>
+        <w:t xml:space="preserve">评估与展示模块：支持 MAE、MSE、RMSE、MAPE、PHM2012 Score、PHM/RUL 非对称惩罚 Score 等 RUL 指标，并为 C-index、生存概率曲线等预测性维护扩展指标保留接口说明。</w:t>
       </w:r>
     </w:p>
     <w:bookmarkEnd w:id="29"/>
@@ -3843,7 +3843,7 @@
                 <w:rFonts w:ascii="宋体" w:hAnsi="宋体" w:eastAsia="宋体"/>
                 <w:sz w:val="19"/>
               </w:rPr>
-              <w:t xml:space="preserve">负责阶段划分策略、生存分析、指标口径与确认测试设计</w:t>
+              <w:t xml:space="preserve">负责阶段划分策略、失效概率/生存分析基础接口、指标口径与确认测试设计</w:t>
             </w:r>
           </w:p>
         </w:tc>

--- a/docx/proposal/01_开题报告.docx
+++ b/docx/proposal/01_开题报告.docx
@@ -36,9 +36,9 @@
       </w:pPr>
       <w:r>
         <w:rPr>
-          <w:rFonts w:ascii="黑体" w:hAnsi="黑体" w:eastAsia="黑体"/>
+          <w:rFonts w:ascii="宋体" w:hAnsi="宋体" w:eastAsia="宋体"/>
           <w:b/>
-          <w:sz w:val="40"/>
+          <w:sz w:val="48"/>
         </w:rPr>
         <w:t xml:space="preserve">工业轴承设备剩余寿命预测系统的实现：开题报告</w:t>
       </w:r>
@@ -50,7 +50,7 @@
       </w:pPr>
       <w:r>
         <w:rPr>
-          <w:rFonts w:ascii="黑体" w:hAnsi="黑体" w:eastAsia="黑体"/>
+          <w:rFonts w:ascii="宋体" w:hAnsi="宋体" w:eastAsia="宋体"/>
         </w:rPr>
         <w:t xml:space="preserve">文档信息</w:t>
       </w:r>
@@ -61,19 +61,19 @@
         <w:tblW w:type="pct" w:w="0.0"/>
         <w:tblLook w:firstRow="1" w:lastRow="0" w:firstColumn="0" w:lastColumn="0" w:noHBand="0" w:noVBand="0" w:val="0020"/>
         <w:tblBorders>
-          <w:top w:val="single" w:sz="4" w:space="0" w:color="BFBFBF"/>
-          <w:left w:val="single" w:sz="4" w:space="0" w:color="BFBFBF"/>
-          <w:bottom w:val="single" w:sz="4" w:space="0" w:color="BFBFBF"/>
-          <w:right w:val="single" w:sz="4" w:space="0" w:color="BFBFBF"/>
-          <w:insideH w:val="single" w:sz="4" w:space="0" w:color="BFBFBF"/>
-          <w:insideV w:val="single" w:sz="4" w:space="0" w:color="BFBFBF"/>
+          <w:top w:val="single" w:sz="4" w:space="0" w:color="000000"/>
+          <w:left w:val="single" w:sz="4" w:space="0" w:color="000000"/>
+          <w:bottom w:val="single" w:sz="4" w:space="0" w:color="000000"/>
+          <w:right w:val="single" w:sz="4" w:space="0" w:color="000000"/>
+          <w:insideH w:val="single" w:sz="4" w:space="0" w:color="000000"/>
+          <w:insideV w:val="single" w:sz="4" w:space="0" w:color="000000"/>
         </w:tblBorders>
       </w:tblPr>
       <w:tblGrid/>
       <w:tr>
         <w:tc>
           <w:tcPr>
-            <w:shd w:fill="EAEAEA"/>
+            <w:shd w:fill="FFFFFF"/>
           </w:tcPr>
           <w:p>
             <w:pPr>
@@ -84,7 +84,8 @@
             <w:r>
               <w:rPr>
                 <w:rFonts w:ascii="宋体" w:hAnsi="宋体" w:eastAsia="宋体"/>
-                <w:sz w:val="19"/>
+                <w:b/>
+                <w:sz w:val="21"/>
               </w:rPr>
               <w:t xml:space="preserve">项目</w:t>
             </w:r>
@@ -92,7 +93,7 @@
         </w:tc>
         <w:tc>
           <w:tcPr>
-            <w:shd w:fill="EAEAEA"/>
+            <w:shd w:fill="FFFFFF"/>
           </w:tcPr>
           <w:p>
             <w:pPr>
@@ -103,7 +104,8 @@
             <w:r>
               <w:rPr>
                 <w:rFonts w:ascii="宋体" w:hAnsi="宋体" w:eastAsia="宋体"/>
-                <w:sz w:val="19"/>
+                <w:b/>
+                <w:sz w:val="21"/>
               </w:rPr>
               <w:t xml:space="preserve">内容</w:t>
             </w:r>
@@ -121,7 +123,7 @@
             <w:r>
               <w:rPr>
                 <w:rFonts w:ascii="宋体" w:hAnsi="宋体" w:eastAsia="宋体"/>
-                <w:sz w:val="19"/>
+                <w:sz w:val="21"/>
               </w:rPr>
               <w:t xml:space="preserve">文档名称</w:t>
             </w:r>
@@ -137,7 +139,7 @@
             <w:r>
               <w:rPr>
                 <w:rFonts w:ascii="宋体" w:hAnsi="宋体" w:eastAsia="宋体"/>
-                <w:sz w:val="19"/>
+                <w:sz w:val="21"/>
               </w:rPr>
               <w:t xml:space="preserve">开题报告</w:t>
             </w:r>
@@ -155,7 +157,7 @@
             <w:r>
               <w:rPr>
                 <w:rFonts w:ascii="宋体" w:hAnsi="宋体" w:eastAsia="宋体"/>
-                <w:sz w:val="19"/>
+                <w:sz w:val="21"/>
               </w:rPr>
               <w:t xml:space="preserve">文档编号</w:t>
             </w:r>
@@ -171,7 +173,7 @@
             <w:r>
               <w:rPr>
                 <w:rFonts w:ascii="宋体" w:hAnsi="宋体" w:eastAsia="宋体"/>
-                <w:sz w:val="19"/>
+                <w:sz w:val="21"/>
               </w:rPr>
               <w:t xml:space="preserve">SE-PHM-PROP-01</w:t>
             </w:r>
@@ -189,7 +191,7 @@
             <w:r>
               <w:rPr>
                 <w:rFonts w:ascii="宋体" w:hAnsi="宋体" w:eastAsia="宋体"/>
-                <w:sz w:val="19"/>
+                <w:sz w:val="21"/>
               </w:rPr>
               <w:t xml:space="preserve">文档阶段</w:t>
             </w:r>
@@ -205,7 +207,7 @@
             <w:r>
               <w:rPr>
                 <w:rFonts w:ascii="宋体" w:hAnsi="宋体" w:eastAsia="宋体"/>
-                <w:sz w:val="19"/>
+                <w:sz w:val="21"/>
               </w:rPr>
               <w:t xml:space="preserve">开题</w:t>
             </w:r>
@@ -223,7 +225,7 @@
             <w:r>
               <w:rPr>
                 <w:rFonts w:ascii="宋体" w:hAnsi="宋体" w:eastAsia="宋体"/>
-                <w:sz w:val="19"/>
+                <w:sz w:val="21"/>
               </w:rPr>
               <w:t xml:space="preserve">项目名称</w:t>
             </w:r>
@@ -239,7 +241,7 @@
             <w:r>
               <w:rPr>
                 <w:rFonts w:ascii="宋体" w:hAnsi="宋体" w:eastAsia="宋体"/>
-                <w:sz w:val="19"/>
+                <w:sz w:val="21"/>
               </w:rPr>
               <w:t xml:space="preserve">工业轴承设备剩余寿命预测系统的实现</w:t>
             </w:r>
@@ -257,7 +259,7 @@
             <w:r>
               <w:rPr>
                 <w:rFonts w:ascii="宋体" w:hAnsi="宋体" w:eastAsia="宋体"/>
-                <w:sz w:val="19"/>
+                <w:sz w:val="21"/>
               </w:rPr>
               <w:t xml:space="preserve">课程</w:t>
             </w:r>
@@ -273,7 +275,7 @@
             <w:r>
               <w:rPr>
                 <w:rFonts w:ascii="宋体" w:hAnsi="宋体" w:eastAsia="宋体"/>
-                <w:sz w:val="19"/>
+                <w:sz w:val="21"/>
               </w:rPr>
               <w:t xml:space="preserve">中国科学技术大学软件学院《软件工程》</w:t>
             </w:r>
@@ -291,7 +293,7 @@
             <w:r>
               <w:rPr>
                 <w:rFonts w:ascii="宋体" w:hAnsi="宋体" w:eastAsia="宋体"/>
-                <w:sz w:val="19"/>
+                <w:sz w:val="21"/>
               </w:rPr>
               <w:t xml:space="preserve">指导老师</w:t>
             </w:r>
@@ -307,7 +309,7 @@
             <w:r>
               <w:rPr>
                 <w:rFonts w:ascii="宋体" w:hAnsi="宋体" w:eastAsia="宋体"/>
-                <w:sz w:val="19"/>
+                <w:sz w:val="21"/>
               </w:rPr>
               <w:t xml:space="preserve">zjf</w:t>
             </w:r>
@@ -325,7 +327,7 @@
             <w:r>
               <w:rPr>
                 <w:rFonts w:ascii="宋体" w:hAnsi="宋体" w:eastAsia="宋体"/>
-                <w:sz w:val="19"/>
+                <w:sz w:val="21"/>
               </w:rPr>
               <w:t xml:space="preserve">小组成员</w:t>
             </w:r>
@@ -341,7 +343,7 @@
             <w:r>
               <w:rPr>
                 <w:rFonts w:ascii="宋体" w:hAnsi="宋体" w:eastAsia="宋体"/>
-                <w:sz w:val="19"/>
+                <w:sz w:val="21"/>
               </w:rPr>
               <w:t xml:space="preserve">zyj、cyy、zdh、zy</w:t>
             </w:r>
@@ -359,7 +361,7 @@
             <w:r>
               <w:rPr>
                 <w:rFonts w:ascii="宋体" w:hAnsi="宋体" w:eastAsia="宋体"/>
-                <w:sz w:val="19"/>
+                <w:sz w:val="21"/>
               </w:rPr>
               <w:t xml:space="preserve">文档负责人</w:t>
             </w:r>
@@ -375,7 +377,7 @@
             <w:r>
               <w:rPr>
                 <w:rFonts w:ascii="宋体" w:hAnsi="宋体" w:eastAsia="宋体"/>
-                <w:sz w:val="19"/>
+                <w:sz w:val="21"/>
               </w:rPr>
               <w:t xml:space="preserve">zyj</w:t>
             </w:r>
@@ -393,7 +395,7 @@
             <w:r>
               <w:rPr>
                 <w:rFonts w:ascii="宋体" w:hAnsi="宋体" w:eastAsia="宋体"/>
-                <w:sz w:val="19"/>
+                <w:sz w:val="21"/>
               </w:rPr>
               <w:t xml:space="preserve">参与编写</w:t>
             </w:r>
@@ -409,7 +411,7 @@
             <w:r>
               <w:rPr>
                 <w:rFonts w:ascii="宋体" w:hAnsi="宋体" w:eastAsia="宋体"/>
-                <w:sz w:val="19"/>
+                <w:sz w:val="21"/>
               </w:rPr>
               <w:t xml:space="preserve">cyy、zdh、zy</w:t>
             </w:r>
@@ -427,7 +429,7 @@
             <w:r>
               <w:rPr>
                 <w:rFonts w:ascii="宋体" w:hAnsi="宋体" w:eastAsia="宋体"/>
-                <w:sz w:val="19"/>
+                <w:sz w:val="21"/>
               </w:rPr>
               <w:t xml:space="preserve">版本</w:t>
             </w:r>
@@ -443,7 +445,7 @@
             <w:r>
               <w:rPr>
                 <w:rFonts w:ascii="宋体" w:hAnsi="宋体" w:eastAsia="宋体"/>
-                <w:sz w:val="19"/>
+                <w:sz w:val="21"/>
               </w:rPr>
               <w:t xml:space="preserve">V3.0</w:t>
             </w:r>
@@ -461,7 +463,7 @@
             <w:r>
               <w:rPr>
                 <w:rFonts w:ascii="宋体" w:hAnsi="宋体" w:eastAsia="宋体"/>
-                <w:sz w:val="19"/>
+                <w:sz w:val="21"/>
               </w:rPr>
               <w:t xml:space="preserve">修订日期</w:t>
             </w:r>
@@ -477,7 +479,7 @@
             <w:r>
               <w:rPr>
                 <w:rFonts w:ascii="宋体" w:hAnsi="宋体" w:eastAsia="宋体"/>
-                <w:sz w:val="19"/>
+                <w:sz w:val="21"/>
               </w:rPr>
               <w:t xml:space="preserve">2026-06-14</w:t>
             </w:r>
@@ -495,7 +497,7 @@
             <w:r>
               <w:rPr>
                 <w:rFonts w:ascii="宋体" w:hAnsi="宋体" w:eastAsia="宋体"/>
-                <w:sz w:val="19"/>
+                <w:sz w:val="21"/>
               </w:rPr>
               <w:t xml:space="preserve">归档形式</w:t>
             </w:r>
@@ -511,7 +513,7 @@
             <w:r>
               <w:rPr>
                 <w:rFonts w:ascii="宋体" w:hAnsi="宋体" w:eastAsia="宋体"/>
-                <w:sz w:val="19"/>
+                <w:sz w:val="21"/>
               </w:rPr>
               <w:t xml:space="preserve">Markdown 源文件、PDF、DOCX</w:t>
             </w:r>
@@ -529,7 +531,7 @@
             <w:r>
               <w:rPr>
                 <w:rFonts w:ascii="宋体" w:hAnsi="宋体" w:eastAsia="宋体"/>
-                <w:sz w:val="19"/>
+                <w:sz w:val="21"/>
               </w:rPr>
               <w:t xml:space="preserve">内容基线</w:t>
             </w:r>
@@ -545,7 +547,7 @@
             <w:r>
               <w:rPr>
                 <w:rFonts w:ascii="宋体" w:hAnsi="宋体" w:eastAsia="宋体"/>
-                <w:sz w:val="19"/>
+                <w:sz w:val="21"/>
               </w:rPr>
               <w:t xml:space="preserve">项目立项、研究目标、技术路线、计划与分工</w:t>
             </w:r>
@@ -561,7 +563,7 @@
       </w:pPr>
       <w:r>
         <w:rPr>
-          <w:rFonts w:ascii="黑体" w:hAnsi="黑体" w:eastAsia="黑体"/>
+          <w:rFonts w:ascii="宋体" w:hAnsi="宋体" w:eastAsia="宋体"/>
         </w:rPr>
         <w:t xml:space="preserve">修订记录</w:t>
       </w:r>
@@ -572,19 +574,19 @@
         <w:tblW w:type="pct" w:w="0.0"/>
         <w:tblLook w:firstRow="1" w:lastRow="0" w:firstColumn="0" w:lastColumn="0" w:noHBand="0" w:noVBand="0" w:val="0020"/>
         <w:tblBorders>
-          <w:top w:val="single" w:sz="4" w:space="0" w:color="BFBFBF"/>
-          <w:left w:val="single" w:sz="4" w:space="0" w:color="BFBFBF"/>
-          <w:bottom w:val="single" w:sz="4" w:space="0" w:color="BFBFBF"/>
-          <w:right w:val="single" w:sz="4" w:space="0" w:color="BFBFBF"/>
-          <w:insideH w:val="single" w:sz="4" w:space="0" w:color="BFBFBF"/>
-          <w:insideV w:val="single" w:sz="4" w:space="0" w:color="BFBFBF"/>
+          <w:top w:val="single" w:sz="4" w:space="0" w:color="000000"/>
+          <w:left w:val="single" w:sz="4" w:space="0" w:color="000000"/>
+          <w:bottom w:val="single" w:sz="4" w:space="0" w:color="000000"/>
+          <w:right w:val="single" w:sz="4" w:space="0" w:color="000000"/>
+          <w:insideH w:val="single" w:sz="4" w:space="0" w:color="000000"/>
+          <w:insideV w:val="single" w:sz="4" w:space="0" w:color="000000"/>
         </w:tblBorders>
       </w:tblPr>
       <w:tblGrid/>
       <w:tr>
         <w:tc>
           <w:tcPr>
-            <w:shd w:fill="EAEAEA"/>
+            <w:shd w:fill="FFFFFF"/>
           </w:tcPr>
           <w:p>
             <w:pPr>
@@ -595,7 +597,8 @@
             <w:r>
               <w:rPr>
                 <w:rFonts w:ascii="宋体" w:hAnsi="宋体" w:eastAsia="宋体"/>
-                <w:sz w:val="19"/>
+                <w:b/>
+                <w:sz w:val="21"/>
               </w:rPr>
               <w:t xml:space="preserve">版本</w:t>
             </w:r>
@@ -603,7 +606,7 @@
         </w:tc>
         <w:tc>
           <w:tcPr>
-            <w:shd w:fill="EAEAEA"/>
+            <w:shd w:fill="FFFFFF"/>
           </w:tcPr>
           <w:p>
             <w:pPr>
@@ -614,7 +617,8 @@
             <w:r>
               <w:rPr>
                 <w:rFonts w:ascii="宋体" w:hAnsi="宋体" w:eastAsia="宋体"/>
-                <w:sz w:val="19"/>
+                <w:b/>
+                <w:sz w:val="21"/>
               </w:rPr>
               <w:t xml:space="preserve">日期</w:t>
             </w:r>
@@ -622,7 +626,7 @@
         </w:tc>
         <w:tc>
           <w:tcPr>
-            <w:shd w:fill="EAEAEA"/>
+            <w:shd w:fill="FFFFFF"/>
           </w:tcPr>
           <w:p>
             <w:pPr>
@@ -633,7 +637,8 @@
             <w:r>
               <w:rPr>
                 <w:rFonts w:ascii="宋体" w:hAnsi="宋体" w:eastAsia="宋体"/>
-                <w:sz w:val="19"/>
+                <w:b/>
+                <w:sz w:val="21"/>
               </w:rPr>
               <w:t xml:space="preserve">编写人</w:t>
             </w:r>
@@ -641,7 +646,7 @@
         </w:tc>
         <w:tc>
           <w:tcPr>
-            <w:shd w:fill="EAEAEA"/>
+            <w:shd w:fill="FFFFFF"/>
           </w:tcPr>
           <w:p>
             <w:pPr>
@@ -652,7 +657,8 @@
             <w:r>
               <w:rPr>
                 <w:rFonts w:ascii="宋体" w:hAnsi="宋体" w:eastAsia="宋体"/>
-                <w:sz w:val="19"/>
+                <w:b/>
+                <w:sz w:val="21"/>
               </w:rPr>
               <w:t xml:space="preserve">说明</w:t>
             </w:r>
@@ -670,7 +676,7 @@
             <w:r>
               <w:rPr>
                 <w:rFonts w:ascii="宋体" w:hAnsi="宋体" w:eastAsia="宋体"/>
-                <w:sz w:val="19"/>
+                <w:sz w:val="21"/>
               </w:rPr>
               <w:t xml:space="preserve">V1.0</w:t>
             </w:r>
@@ -686,7 +692,7 @@
             <w:r>
               <w:rPr>
                 <w:rFonts w:ascii="宋体" w:hAnsi="宋体" w:eastAsia="宋体"/>
-                <w:sz w:val="19"/>
+                <w:sz w:val="21"/>
               </w:rPr>
               <w:t xml:space="preserve">2025-11-10</w:t>
             </w:r>
@@ -702,7 +708,7 @@
             <w:r>
               <w:rPr>
                 <w:rFonts w:ascii="宋体" w:hAnsi="宋体" w:eastAsia="宋体"/>
-                <w:sz w:val="19"/>
+                <w:sz w:val="21"/>
               </w:rPr>
               <w:t xml:space="preserve">项目组</w:t>
             </w:r>
@@ -718,7 +724,7 @@
             <w:r>
               <w:rPr>
                 <w:rFonts w:ascii="宋体" w:hAnsi="宋体" w:eastAsia="宋体"/>
-                <w:sz w:val="19"/>
+                <w:sz w:val="21"/>
               </w:rPr>
               <w:t xml:space="preserve">完成初版课程文档</w:t>
             </w:r>
@@ -736,7 +742,7 @@
             <w:r>
               <w:rPr>
                 <w:rFonts w:ascii="宋体" w:hAnsi="宋体" w:eastAsia="宋体"/>
-                <w:sz w:val="19"/>
+                <w:sz w:val="21"/>
               </w:rPr>
               <w:t xml:space="preserve">V2.0</w:t>
             </w:r>
@@ -752,7 +758,7 @@
             <w:r>
               <w:rPr>
                 <w:rFonts w:ascii="宋体" w:hAnsi="宋体" w:eastAsia="宋体"/>
-                <w:sz w:val="19"/>
+                <w:sz w:val="21"/>
               </w:rPr>
               <w:t xml:space="preserve">2026-03-12</w:t>
             </w:r>
@@ -768,7 +774,7 @@
             <w:r>
               <w:rPr>
                 <w:rFonts w:ascii="宋体" w:hAnsi="宋体" w:eastAsia="宋体"/>
-                <w:sz w:val="19"/>
+                <w:sz w:val="21"/>
               </w:rPr>
               <w:t xml:space="preserve">项目组</w:t>
             </w:r>
@@ -784,7 +790,7 @@
             <w:r>
               <w:rPr>
                 <w:rFonts w:ascii="宋体" w:hAnsi="宋体" w:eastAsia="宋体"/>
-                <w:sz w:val="19"/>
+                <w:sz w:val="21"/>
               </w:rPr>
               <w:t xml:space="preserve">统一项目名称、技术基线和阶段交付内容</w:t>
             </w:r>
@@ -802,7 +808,7 @@
             <w:r>
               <w:rPr>
                 <w:rFonts w:ascii="宋体" w:hAnsi="宋体" w:eastAsia="宋体"/>
-                <w:sz w:val="19"/>
+                <w:sz w:val="21"/>
               </w:rPr>
               <w:t xml:space="preserve">V3.0</w:t>
             </w:r>
@@ -818,7 +824,7 @@
             <w:r>
               <w:rPr>
                 <w:rFonts w:ascii="宋体" w:hAnsi="宋体" w:eastAsia="宋体"/>
-                <w:sz w:val="19"/>
+                <w:sz w:val="21"/>
               </w:rPr>
               <w:t xml:space="preserve">2026-06-14</w:t>
             </w:r>
@@ -834,7 +840,7 @@
             <w:r>
               <w:rPr>
                 <w:rFonts w:ascii="宋体" w:hAnsi="宋体" w:eastAsia="宋体"/>
-                <w:sz w:val="19"/>
+                <w:sz w:val="21"/>
               </w:rPr>
               <w:t xml:space="preserve">项目组</w:t>
             </w:r>
@@ -850,7 +856,7 @@
             <w:r>
               <w:rPr>
                 <w:rFonts w:ascii="宋体" w:hAnsi="宋体" w:eastAsia="宋体"/>
-                <w:sz w:val="19"/>
+                <w:sz w:val="21"/>
               </w:rPr>
               <w:t xml:space="preserve">参考课程交付样例统一封面与归档格式，补充数据理解、技术难点、测试验收和 DOCX 交付信息</w:t>
             </w:r>
@@ -866,7 +872,7 @@
       </w:pPr>
       <w:r>
         <w:rPr>
-          <w:rFonts w:ascii="黑体" w:hAnsi="黑体" w:eastAsia="黑体"/>
+          <w:rFonts w:ascii="宋体" w:hAnsi="宋体" w:eastAsia="宋体"/>
         </w:rPr>
         <w:t xml:space="preserve">团队分工说明</w:t>
       </w:r>
@@ -874,6 +880,8 @@
     <w:p>
       <w:pPr>
         <w:pStyle w:val="FirstParagraph"/>
+        <w:spacing w:line="276" w:lineRule="auto" w:after="0"/>
+        <w:ind w:firstLine="420"/>
       </w:pPr>
       <w:r>
         <w:rPr>
@@ -912,19 +920,19 @@
         <w:tblW w:type="pct" w:w="0.0"/>
         <w:tblLook w:firstRow="1" w:lastRow="0" w:firstColumn="0" w:lastColumn="0" w:noHBand="0" w:noVBand="0" w:val="0020"/>
         <w:tblBorders>
-          <w:top w:val="single" w:sz="4" w:space="0" w:color="BFBFBF"/>
-          <w:left w:val="single" w:sz="4" w:space="0" w:color="BFBFBF"/>
-          <w:bottom w:val="single" w:sz="4" w:space="0" w:color="BFBFBF"/>
-          <w:right w:val="single" w:sz="4" w:space="0" w:color="BFBFBF"/>
-          <w:insideH w:val="single" w:sz="4" w:space="0" w:color="BFBFBF"/>
-          <w:insideV w:val="single" w:sz="4" w:space="0" w:color="BFBFBF"/>
+          <w:top w:val="single" w:sz="4" w:space="0" w:color="000000"/>
+          <w:left w:val="single" w:sz="4" w:space="0" w:color="000000"/>
+          <w:bottom w:val="single" w:sz="4" w:space="0" w:color="000000"/>
+          <w:right w:val="single" w:sz="4" w:space="0" w:color="000000"/>
+          <w:insideH w:val="single" w:sz="4" w:space="0" w:color="000000"/>
+          <w:insideV w:val="single" w:sz="4" w:space="0" w:color="000000"/>
         </w:tblBorders>
       </w:tblPr>
       <w:tblGrid/>
       <w:tr>
         <w:tc>
           <w:tcPr>
-            <w:shd w:fill="EAEAEA"/>
+            <w:shd w:fill="FFFFFF"/>
           </w:tcPr>
           <w:p>
             <w:pPr>
@@ -935,7 +943,8 @@
             <w:r>
               <w:rPr>
                 <w:rFonts w:ascii="宋体" w:hAnsi="宋体" w:eastAsia="宋体"/>
-                <w:sz w:val="19"/>
+                <w:b/>
+                <w:sz w:val="21"/>
               </w:rPr>
               <w:t xml:space="preserve">成员</w:t>
             </w:r>
@@ -943,7 +952,7 @@
         </w:tc>
         <w:tc>
           <w:tcPr>
-            <w:shd w:fill="EAEAEA"/>
+            <w:shd w:fill="FFFFFF"/>
           </w:tcPr>
           <w:p>
             <w:pPr>
@@ -954,7 +963,8 @@
             <w:r>
               <w:rPr>
                 <w:rFonts w:ascii="宋体" w:hAnsi="宋体" w:eastAsia="宋体"/>
-                <w:sz w:val="19"/>
+                <w:b/>
+                <w:sz w:val="21"/>
               </w:rPr>
               <w:t xml:space="preserve">主责方向</w:t>
             </w:r>
@@ -962,7 +972,7 @@
         </w:tc>
         <w:tc>
           <w:tcPr>
-            <w:shd w:fill="EAEAEA"/>
+            <w:shd w:fill="FFFFFF"/>
           </w:tcPr>
           <w:p>
             <w:pPr>
@@ -973,7 +983,8 @@
             <w:r>
               <w:rPr>
                 <w:rFonts w:ascii="宋体" w:hAnsi="宋体" w:eastAsia="宋体"/>
-                <w:sz w:val="19"/>
+                <w:b/>
+                <w:sz w:val="21"/>
               </w:rPr>
               <w:t xml:space="preserve">主要工作</w:t>
             </w:r>
@@ -991,7 +1002,7 @@
             <w:r>
               <w:rPr>
                 <w:rFonts w:ascii="宋体" w:hAnsi="宋体" w:eastAsia="宋体"/>
-                <w:sz w:val="19"/>
+                <w:sz w:val="21"/>
               </w:rPr>
               <w:t xml:space="preserve">zyj</w:t>
             </w:r>
@@ -1007,7 +1018,7 @@
             <w:r>
               <w:rPr>
                 <w:rFonts w:ascii="宋体" w:hAnsi="宋体" w:eastAsia="宋体"/>
-                <w:sz w:val="19"/>
+                <w:sz w:val="21"/>
               </w:rPr>
               <w:t xml:space="preserve">项目管理与系统架构</w:t>
             </w:r>
@@ -1023,7 +1034,7 @@
             <w:r>
               <w:rPr>
                 <w:rFonts w:ascii="宋体" w:hAnsi="宋体" w:eastAsia="宋体"/>
-                <w:sz w:val="19"/>
+                <w:sz w:val="21"/>
               </w:rPr>
               <w:t xml:space="preserve">需求整合、总体架构、训练框架、接口规范、里程碑控制</w:t>
             </w:r>
@@ -1041,7 +1052,7 @@
             <w:r>
               <w:rPr>
                 <w:rFonts w:ascii="宋体" w:hAnsi="宋体" w:eastAsia="宋体"/>
-                <w:sz w:val="19"/>
+                <w:sz w:val="21"/>
               </w:rPr>
               <w:t xml:space="preserve">cyy</w:t>
             </w:r>
@@ -1057,7 +1068,7 @@
             <w:r>
               <w:rPr>
                 <w:rFonts w:ascii="宋体" w:hAnsi="宋体" w:eastAsia="宋体"/>
-                <w:sz w:val="19"/>
+                <w:sz w:val="21"/>
               </w:rPr>
               <w:t xml:space="preserve">数据工程与特征工程</w:t>
             </w:r>
@@ -1073,7 +1084,7 @@
             <w:r>
               <w:rPr>
                 <w:rFonts w:ascii="宋体" w:hAnsi="宋体" w:eastAsia="宋体"/>
-                <w:sz w:val="19"/>
+                <w:sz w:val="21"/>
               </w:rPr>
               <w:t xml:space="preserve">数据集调研、数据接入、清洗、预处理、特征构造、数据质量验证</w:t>
             </w:r>
@@ -1091,7 +1102,7 @@
             <w:r>
               <w:rPr>
                 <w:rFonts w:ascii="宋体" w:hAnsi="宋体" w:eastAsia="宋体"/>
-                <w:sz w:val="19"/>
+                <w:sz w:val="21"/>
               </w:rPr>
               <w:t xml:space="preserve">zdh</w:t>
             </w:r>
@@ -1107,7 +1118,7 @@
             <w:r>
               <w:rPr>
                 <w:rFonts w:ascii="宋体" w:hAnsi="宋体" w:eastAsia="宋体"/>
-                <w:sz w:val="19"/>
+                <w:sz w:val="21"/>
               </w:rPr>
               <w:t xml:space="preserve">退化分析与评价体系</w:t>
             </w:r>
@@ -1123,7 +1134,7 @@
             <w:r>
               <w:rPr>
                 <w:rFonts w:ascii="宋体" w:hAnsi="宋体" w:eastAsia="宋体"/>
-                <w:sz w:val="19"/>
+                <w:sz w:val="21"/>
               </w:rPr>
               <w:t xml:space="preserve">退化阶段划分策略、失效概率/生存分析基础接口、评价指标、确认测试准则</w:t>
             </w:r>
@@ -1141,7 +1152,7 @@
             <w:r>
               <w:rPr>
                 <w:rFonts w:ascii="宋体" w:hAnsi="宋体" w:eastAsia="宋体"/>
-                <w:sz w:val="19"/>
+                <w:sz w:val="21"/>
               </w:rPr>
               <w:t xml:space="preserve">zy</w:t>
             </w:r>
@@ -1157,7 +1168,7 @@
             <w:r>
               <w:rPr>
                 <w:rFonts w:ascii="宋体" w:hAnsi="宋体" w:eastAsia="宋体"/>
-                <w:sz w:val="19"/>
+                <w:sz w:val="21"/>
               </w:rPr>
               <w:t xml:space="preserve">可视化与交付展示</w:t>
             </w:r>
@@ -1173,7 +1184,7 @@
             <w:r>
               <w:rPr>
                 <w:rFonts w:ascii="宋体" w:hAnsi="宋体" w:eastAsia="宋体"/>
-                <w:sz w:val="19"/>
+                <w:sz w:val="21"/>
               </w:rPr>
               <w:t xml:space="preserve">结果可视化、实验记录展示、图表输出、文档排版、答辩材料</w:t>
             </w:r>
@@ -1189,7 +1200,7 @@
       </w:pPr>
       <w:r>
         <w:rPr>
-          <w:rFonts w:ascii="黑体" w:hAnsi="黑体" w:eastAsia="黑体"/>
+          <w:rFonts w:ascii="宋体" w:hAnsi="宋体" w:eastAsia="宋体"/>
         </w:rPr>
         <w:t xml:space="preserve">1. 课题背景与研究意义</w:t>
       </w:r>
@@ -1197,6 +1208,8 @@
     <w:p>
       <w:pPr>
         <w:pStyle w:val="FirstParagraph"/>
+        <w:spacing w:line="276" w:lineRule="auto" w:after="0"/>
+        <w:ind w:firstLine="420"/>
       </w:pPr>
       <w:r>
         <w:rPr>
@@ -1208,6 +1221,8 @@
     <w:p>
       <w:pPr>
         <w:pStyle w:val="BodyText"/>
+        <w:spacing w:line="276" w:lineRule="auto" w:after="0"/>
+        <w:ind w:firstLine="420"/>
       </w:pPr>
       <w:r>
         <w:rPr>
@@ -1219,6 +1234,8 @@
     <w:p>
       <w:pPr>
         <w:pStyle w:val="BodyText"/>
+        <w:spacing w:line="276" w:lineRule="auto" w:after="0"/>
+        <w:ind w:firstLine="420"/>
       </w:pPr>
       <w:r>
         <w:rPr>
@@ -1234,6 +1251,8 @@
           <w:numId w:val="1001"/>
         </w:numPr>
         <w:pStyle w:val="Compact"/>
+        <w:spacing w:line="276" w:lineRule="auto" w:after="0"/>
+        <w:ind w:firstLine="420"/>
       </w:pPr>
       <w:r>
         <w:rPr>
@@ -1249,6 +1268,8 @@
           <w:numId w:val="1001"/>
         </w:numPr>
         <w:pStyle w:val="Compact"/>
+        <w:spacing w:line="276" w:lineRule="auto" w:after="0"/>
+        <w:ind w:firstLine="420"/>
       </w:pPr>
       <w:r>
         <w:rPr>
@@ -1264,6 +1285,8 @@
           <w:numId w:val="1001"/>
         </w:numPr>
         <w:pStyle w:val="Compact"/>
+        <w:spacing w:line="276" w:lineRule="auto" w:after="0"/>
+        <w:ind w:firstLine="420"/>
       </w:pPr>
       <w:r>
         <w:rPr>
@@ -1280,7 +1303,7 @@
       </w:pPr>
       <w:r>
         <w:rPr>
-          <w:rFonts w:ascii="黑体" w:hAnsi="黑体" w:eastAsia="黑体"/>
+          <w:rFonts w:ascii="宋体" w:hAnsi="宋体" w:eastAsia="宋体"/>
         </w:rPr>
         <w:t xml:space="preserve">2. 国内外研究与应用现状</w:t>
       </w:r>
@@ -1292,7 +1315,7 @@
       </w:pPr>
       <w:r>
         <w:rPr>
-          <w:rFonts w:ascii="黑体" w:hAnsi="黑体" w:eastAsia="黑体"/>
+          <w:rFonts w:ascii="宋体" w:hAnsi="宋体" w:eastAsia="宋体"/>
         </w:rPr>
         <w:t xml:space="preserve">2.1 传统统计与特征工程方法</w:t>
       </w:r>
@@ -1300,6 +1323,8 @@
     <w:p>
       <w:pPr>
         <w:pStyle w:val="FirstParagraph"/>
+        <w:spacing w:line="276" w:lineRule="auto" w:after="0"/>
+        <w:ind w:firstLine="420"/>
       </w:pPr>
       <w:r>
         <w:rPr>
@@ -1316,7 +1341,7 @@
       </w:pPr>
       <w:r>
         <w:rPr>
-          <w:rFonts w:ascii="黑体" w:hAnsi="黑体" w:eastAsia="黑体"/>
+          <w:rFonts w:ascii="宋体" w:hAnsi="宋体" w:eastAsia="宋体"/>
         </w:rPr>
         <w:t xml:space="preserve">2.2 基于深度学习的端到端方法</w:t>
       </w:r>
@@ -1324,6 +1349,8 @@
     <w:p>
       <w:pPr>
         <w:pStyle w:val="FirstParagraph"/>
+        <w:spacing w:line="276" w:lineRule="auto" w:after="0"/>
+        <w:ind w:firstLine="420"/>
       </w:pPr>
       <w:r>
         <w:rPr>
@@ -1340,7 +1367,7 @@
       </w:pPr>
       <w:r>
         <w:rPr>
-          <w:rFonts w:ascii="黑体" w:hAnsi="黑体" w:eastAsia="黑体"/>
+          <w:rFonts w:ascii="宋体" w:hAnsi="宋体" w:eastAsia="宋体"/>
         </w:rPr>
         <w:t xml:space="preserve">2.3 工程化系统的发展趋势</w:t>
       </w:r>
@@ -1348,6 +1375,8 @@
     <w:p>
       <w:pPr>
         <w:pStyle w:val="FirstParagraph"/>
+        <w:spacing w:line="276" w:lineRule="auto" w:after="0"/>
+        <w:ind w:firstLine="420"/>
       </w:pPr>
       <w:r>
         <w:rPr>
@@ -1389,7 +1418,7 @@
       </w:pPr>
       <w:r>
         <w:rPr>
-          <w:rFonts w:ascii="黑体" w:hAnsi="黑体" w:eastAsia="黑体"/>
+          <w:rFonts w:ascii="宋体" w:hAnsi="宋体" w:eastAsia="宋体"/>
         </w:rPr>
         <w:t xml:space="preserve">3. 项目目标与研究内容</w:t>
       </w:r>
@@ -1401,7 +1430,7 @@
       </w:pPr>
       <w:r>
         <w:rPr>
-          <w:rFonts w:ascii="黑体" w:hAnsi="黑体" w:eastAsia="黑体"/>
+          <w:rFonts w:ascii="宋体" w:hAnsi="宋体" w:eastAsia="宋体"/>
         </w:rPr>
         <w:t xml:space="preserve">3.1 项目目标</w:t>
       </w:r>
@@ -1409,6 +1438,8 @@
     <w:p>
       <w:pPr>
         <w:pStyle w:val="FirstParagraph"/>
+        <w:spacing w:line="276" w:lineRule="auto" w:after="0"/>
+        <w:ind w:firstLine="420"/>
       </w:pPr>
       <w:r>
         <w:rPr>
@@ -1424,6 +1455,8 @@
           <w:numId w:val="1002"/>
         </w:numPr>
         <w:pStyle w:val="Compact"/>
+        <w:spacing w:line="276" w:lineRule="auto" w:after="0"/>
+        <w:ind w:firstLine="420"/>
       </w:pPr>
       <w:r>
         <w:rPr>
@@ -1439,6 +1472,8 @@
           <w:numId w:val="1002"/>
         </w:numPr>
         <w:pStyle w:val="Compact"/>
+        <w:spacing w:line="276" w:lineRule="auto" w:after="0"/>
+        <w:ind w:firstLine="420"/>
       </w:pPr>
       <w:r>
         <w:rPr>
@@ -1454,6 +1489,8 @@
           <w:numId w:val="1002"/>
         </w:numPr>
         <w:pStyle w:val="Compact"/>
+        <w:spacing w:line="276" w:lineRule="auto" w:after="0"/>
+        <w:ind w:firstLine="420"/>
       </w:pPr>
       <w:r>
         <w:rPr>
@@ -1469,6 +1506,8 @@
           <w:numId w:val="1002"/>
         </w:numPr>
         <w:pStyle w:val="Compact"/>
+        <w:spacing w:line="276" w:lineRule="auto" w:after="0"/>
+        <w:ind w:firstLine="420"/>
       </w:pPr>
       <w:r>
         <w:rPr>
@@ -1484,6 +1523,8 @@
           <w:numId w:val="1002"/>
         </w:numPr>
         <w:pStyle w:val="Compact"/>
+        <w:spacing w:line="276" w:lineRule="auto" w:after="0"/>
+        <w:ind w:firstLine="420"/>
       </w:pPr>
       <w:r>
         <w:rPr>
@@ -1500,7 +1541,7 @@
       </w:pPr>
       <w:r>
         <w:rPr>
-          <w:rFonts w:ascii="黑体" w:hAnsi="黑体" w:eastAsia="黑体"/>
+          <w:rFonts w:ascii="宋体" w:hAnsi="宋体" w:eastAsia="宋体"/>
         </w:rPr>
         <w:t xml:space="preserve">3.2 研究内容</w:t>
       </w:r>
@@ -1508,6 +1549,8 @@
     <w:p>
       <w:pPr>
         <w:pStyle w:val="FirstParagraph"/>
+        <w:spacing w:line="276" w:lineRule="auto" w:after="0"/>
+        <w:ind w:firstLine="420"/>
       </w:pPr>
       <w:r>
         <w:rPr>
@@ -1523,6 +1566,8 @@
           <w:numId w:val="1003"/>
         </w:numPr>
         <w:pStyle w:val="Compact"/>
+        <w:spacing w:line="276" w:lineRule="auto" w:after="0"/>
+        <w:ind w:firstLine="420"/>
       </w:pPr>
       <w:r>
         <w:rPr>
@@ -1538,6 +1583,8 @@
           <w:numId w:val="1003"/>
         </w:numPr>
         <w:pStyle w:val="Compact"/>
+        <w:spacing w:line="276" w:lineRule="auto" w:after="0"/>
+        <w:ind w:firstLine="420"/>
       </w:pPr>
       <w:r>
         <w:rPr>
@@ -1553,6 +1600,8 @@
           <w:numId w:val="1003"/>
         </w:numPr>
         <w:pStyle w:val="Compact"/>
+        <w:spacing w:line="276" w:lineRule="auto" w:after="0"/>
+        <w:ind w:firstLine="420"/>
       </w:pPr>
       <w:r>
         <w:rPr>
@@ -1568,6 +1617,8 @@
           <w:numId w:val="1003"/>
         </w:numPr>
         <w:pStyle w:val="Compact"/>
+        <w:spacing w:line="276" w:lineRule="auto" w:after="0"/>
+        <w:ind w:firstLine="420"/>
       </w:pPr>
       <w:r>
         <w:rPr>
@@ -1583,6 +1634,8 @@
           <w:numId w:val="1003"/>
         </w:numPr>
         <w:pStyle w:val="Compact"/>
+        <w:spacing w:line="276" w:lineRule="auto" w:after="0"/>
+        <w:ind w:firstLine="420"/>
       </w:pPr>
       <w:r>
         <w:rPr>
@@ -1599,7 +1652,7 @@
       </w:pPr>
       <w:r>
         <w:rPr>
-          <w:rFonts w:ascii="黑体" w:hAnsi="黑体" w:eastAsia="黑体"/>
+          <w:rFonts w:ascii="宋体" w:hAnsi="宋体" w:eastAsia="宋体"/>
         </w:rPr>
         <w:t xml:space="preserve">3.3 数据对象与特征分析计划</w:t>
       </w:r>
@@ -1607,6 +1660,8 @@
     <w:p>
       <w:pPr>
         <w:pStyle w:val="FirstParagraph"/>
+        <w:spacing w:line="276" w:lineRule="auto" w:after="0"/>
+        <w:ind w:firstLine="420"/>
       </w:pPr>
       <w:r>
         <w:rPr>
@@ -1621,12 +1676,12 @@
         <w:tblW w:type="pct" w:w="5000.0"/>
         <w:tblLook w:firstRow="1" w:lastRow="0" w:firstColumn="0" w:lastColumn="0" w:noHBand="0" w:noVBand="0" w:val="0020"/>
         <w:tblBorders>
-          <w:top w:val="single" w:sz="4" w:space="0" w:color="BFBFBF"/>
-          <w:left w:val="single" w:sz="4" w:space="0" w:color="BFBFBF"/>
-          <w:bottom w:val="single" w:sz="4" w:space="0" w:color="BFBFBF"/>
-          <w:right w:val="single" w:sz="4" w:space="0" w:color="BFBFBF"/>
-          <w:insideH w:val="single" w:sz="4" w:space="0" w:color="BFBFBF"/>
-          <w:insideV w:val="single" w:sz="4" w:space="0" w:color="BFBFBF"/>
+          <w:top w:val="single" w:sz="4" w:space="0" w:color="000000"/>
+          <w:left w:val="single" w:sz="4" w:space="0" w:color="000000"/>
+          <w:bottom w:val="single" w:sz="4" w:space="0" w:color="000000"/>
+          <w:right w:val="single" w:sz="4" w:space="0" w:color="000000"/>
+          <w:insideH w:val="single" w:sz="4" w:space="0" w:color="000000"/>
+          <w:insideV w:val="single" w:sz="4" w:space="0" w:color="000000"/>
         </w:tblBorders>
       </w:tblPr>
       <w:tblGrid>
@@ -1638,7 +1693,7 @@
       <w:tr>
         <w:tc>
           <w:tcPr>
-            <w:shd w:fill="EAEAEA"/>
+            <w:shd w:fill="FFFFFF"/>
           </w:tcPr>
           <w:p>
             <w:pPr>
@@ -1649,7 +1704,8 @@
             <w:r>
               <w:rPr>
                 <w:rFonts w:ascii="宋体" w:hAnsi="宋体" w:eastAsia="宋体"/>
-                <w:sz w:val="19"/>
+                <w:b/>
+                <w:sz w:val="21"/>
               </w:rPr>
               <w:t xml:space="preserve">数据集</w:t>
             </w:r>
@@ -1657,7 +1713,7 @@
         </w:tc>
         <w:tc>
           <w:tcPr>
-            <w:shd w:fill="EAEAEA"/>
+            <w:shd w:fill="FFFFFF"/>
           </w:tcPr>
           <w:p>
             <w:pPr>
@@ -1668,7 +1724,8 @@
             <w:r>
               <w:rPr>
                 <w:rFonts w:ascii="宋体" w:hAnsi="宋体" w:eastAsia="宋体"/>
-                <w:sz w:val="19"/>
+                <w:b/>
+                <w:sz w:val="21"/>
               </w:rPr>
               <w:t xml:space="preserve">数据组织特点</w:t>
             </w:r>
@@ -1676,7 +1733,7 @@
         </w:tc>
         <w:tc>
           <w:tcPr>
-            <w:shd w:fill="EAEAEA"/>
+            <w:shd w:fill="FFFFFF"/>
           </w:tcPr>
           <w:p>
             <w:pPr>
@@ -1687,7 +1744,8 @@
             <w:r>
               <w:rPr>
                 <w:rFonts w:ascii="宋体" w:hAnsi="宋体" w:eastAsia="宋体"/>
-                <w:sz w:val="19"/>
+                <w:b/>
+                <w:sz w:val="21"/>
               </w:rPr>
               <w:t xml:space="preserve">计划重点分析的规律</w:t>
             </w:r>
@@ -1695,7 +1753,7 @@
         </w:tc>
         <w:tc>
           <w:tcPr>
-            <w:shd w:fill="EAEAEA"/>
+            <w:shd w:fill="FFFFFF"/>
           </w:tcPr>
           <w:p>
             <w:pPr>
@@ -1706,7 +1764,8 @@
             <w:r>
               <w:rPr>
                 <w:rFonts w:ascii="宋体" w:hAnsi="宋体" w:eastAsia="宋体"/>
-                <w:sz w:val="19"/>
+                <w:b/>
+                <w:sz w:val="21"/>
               </w:rPr>
               <w:t xml:space="preserve">对系统设计的要求</w:t>
             </w:r>
@@ -1724,7 +1783,7 @@
             <w:r>
               <w:rPr>
                 <w:rFonts w:ascii="宋体" w:hAnsi="宋体" w:eastAsia="宋体"/>
-                <w:sz w:val="19"/>
+                <w:sz w:val="21"/>
               </w:rPr>
               <w:t xml:space="preserve">XJTU-SY</w:t>
             </w:r>
@@ -1740,7 +1799,7 @@
             <w:r>
               <w:rPr>
                 <w:rFonts w:ascii="宋体" w:hAnsi="宋体" w:eastAsia="宋体"/>
-                <w:sz w:val="19"/>
+                <w:sz w:val="21"/>
               </w:rPr>
               <w:t xml:space="preserve">三种工况、多个 run-to-failure 轴承，水平和垂直振动快照按时间顺序排列</w:t>
             </w:r>
@@ -1756,7 +1815,7 @@
             <w:r>
               <w:rPr>
                 <w:rFonts w:ascii="宋体" w:hAnsi="宋体" w:eastAsia="宋体"/>
-                <w:sz w:val="19"/>
+                <w:sz w:val="21"/>
               </w:rPr>
               <w:t xml:space="preserve">寿命后期 RMS、峰值、峭度和谱能量通常抬升；不同工况下振动幅值分布存在差异</w:t>
             </w:r>
@@ -1772,7 +1831,7 @@
             <w:r>
               <w:rPr>
                 <w:rFonts w:ascii="宋体" w:hAnsi="宋体" w:eastAsia="宋体"/>
-                <w:sz w:val="19"/>
+                <w:sz w:val="21"/>
               </w:rPr>
               <w:t xml:space="preserve">Loader 必须保留工况、轴承编号、采样顺序和通道信息，训练划分应避免破坏时间顺序</w:t>
             </w:r>
@@ -1790,7 +1849,7 @@
             <w:r>
               <w:rPr>
                 <w:rFonts w:ascii="宋体" w:hAnsi="宋体" w:eastAsia="宋体"/>
-                <w:sz w:val="19"/>
+                <w:sz w:val="21"/>
               </w:rPr>
               <w:t xml:space="preserve">PHM2012/FEMTO</w:t>
             </w:r>
@@ -1806,7 +1865,7 @@
             <w:r>
               <w:rPr>
                 <w:rFonts w:ascii="宋体" w:hAnsi="宋体" w:eastAsia="宋体"/>
-                <w:sz w:val="19"/>
+                <w:sz w:val="21"/>
               </w:rPr>
               <w:t xml:space="preserve">Learning/Test/Full_Test 目录语义不同，包含加速度和温度文件，快照间隔较短</w:t>
             </w:r>
@@ -1822,7 +1881,7 @@
             <w:r>
               <w:rPr>
                 <w:rFonts w:ascii="宋体" w:hAnsi="宋体" w:eastAsia="宋体"/>
-                <w:sz w:val="19"/>
+                <w:sz w:val="21"/>
               </w:rPr>
               <w:t xml:space="preserve">后期振动强度增强但曲线更密集，测试集终止 RUL 需要结合官方条目解释</w:t>
             </w:r>
@@ -1838,7 +1897,7 @@
             <w:r>
               <w:rPr>
                 <w:rFonts w:ascii="宋体" w:hAnsi="宋体" w:eastAsia="宋体"/>
-                <w:sz w:val="19"/>
+                <w:sz w:val="21"/>
               </w:rPr>
               <w:t xml:space="preserve">Loader 需要统一 split 语义，并为加速度主线和温度扩展预留字段</w:t>
             </w:r>
@@ -1849,6 +1908,8 @@
     <w:p>
       <w:pPr>
         <w:pStyle w:val="BodyText"/>
+        <w:spacing w:line="276" w:lineRule="auto" w:after="0"/>
+        <w:ind w:firstLine="420"/>
       </w:pPr>
       <w:r>
         <w:rPr>
@@ -1890,7 +1951,7 @@
       </w:pPr>
       <w:r>
         <w:rPr>
-          <w:rFonts w:ascii="黑体" w:hAnsi="黑体" w:eastAsia="黑体"/>
+          <w:rFonts w:ascii="宋体" w:hAnsi="宋体" w:eastAsia="宋体"/>
         </w:rPr>
         <w:t xml:space="preserve">4. 系统主要功能概述</w:t>
       </w:r>
@@ -1898,6 +1959,8 @@
     <w:p>
       <w:pPr>
         <w:pStyle w:val="FirstParagraph"/>
+        <w:spacing w:line="276" w:lineRule="auto" w:after="0"/>
+        <w:ind w:firstLine="420"/>
       </w:pPr>
       <w:r>
         <w:rPr>
@@ -1912,19 +1975,19 @@
         <w:tblW w:type="pct" w:w="0.0"/>
         <w:tblLook w:firstRow="1" w:lastRow="0" w:firstColumn="0" w:lastColumn="0" w:noHBand="0" w:noVBand="0" w:val="0020"/>
         <w:tblBorders>
-          <w:top w:val="single" w:sz="4" w:space="0" w:color="BFBFBF"/>
-          <w:left w:val="single" w:sz="4" w:space="0" w:color="BFBFBF"/>
-          <w:bottom w:val="single" w:sz="4" w:space="0" w:color="BFBFBF"/>
-          <w:right w:val="single" w:sz="4" w:space="0" w:color="BFBFBF"/>
-          <w:insideH w:val="single" w:sz="4" w:space="0" w:color="BFBFBF"/>
-          <w:insideV w:val="single" w:sz="4" w:space="0" w:color="BFBFBF"/>
+          <w:top w:val="single" w:sz="4" w:space="0" w:color="000000"/>
+          <w:left w:val="single" w:sz="4" w:space="0" w:color="000000"/>
+          <w:bottom w:val="single" w:sz="4" w:space="0" w:color="000000"/>
+          <w:right w:val="single" w:sz="4" w:space="0" w:color="000000"/>
+          <w:insideH w:val="single" w:sz="4" w:space="0" w:color="000000"/>
+          <w:insideV w:val="single" w:sz="4" w:space="0" w:color="000000"/>
         </w:tblBorders>
       </w:tblPr>
       <w:tblGrid/>
       <w:tr>
         <w:tc>
           <w:tcPr>
-            <w:shd w:fill="EAEAEA"/>
+            <w:shd w:fill="FFFFFF"/>
           </w:tcPr>
           <w:p>
             <w:pPr>
@@ -1935,7 +1998,8 @@
             <w:r>
               <w:rPr>
                 <w:rFonts w:ascii="宋体" w:hAnsi="宋体" w:eastAsia="宋体"/>
-                <w:sz w:val="19"/>
+                <w:b/>
+                <w:sz w:val="21"/>
               </w:rPr>
               <w:t xml:space="preserve">模块编号</w:t>
             </w:r>
@@ -1943,7 +2007,7 @@
         </w:tc>
         <w:tc>
           <w:tcPr>
-            <w:shd w:fill="EAEAEA"/>
+            <w:shd w:fill="FFFFFF"/>
           </w:tcPr>
           <w:p>
             <w:pPr>
@@ -1954,7 +2018,8 @@
             <w:r>
               <w:rPr>
                 <w:rFonts w:ascii="宋体" w:hAnsi="宋体" w:eastAsia="宋体"/>
-                <w:sz w:val="19"/>
+                <w:b/>
+                <w:sz w:val="21"/>
               </w:rPr>
               <w:t xml:space="preserve">模块名称</w:t>
             </w:r>
@@ -1962,7 +2027,7 @@
         </w:tc>
         <w:tc>
           <w:tcPr>
-            <w:shd w:fill="EAEAEA"/>
+            <w:shd w:fill="FFFFFF"/>
           </w:tcPr>
           <w:p>
             <w:pPr>
@@ -1973,7 +2038,8 @@
             <w:r>
               <w:rPr>
                 <w:rFonts w:ascii="宋体" w:hAnsi="宋体" w:eastAsia="宋体"/>
-                <w:sz w:val="19"/>
+                <w:b/>
+                <w:sz w:val="21"/>
               </w:rPr>
               <w:t xml:space="preserve">功能概述</w:t>
             </w:r>
@@ -1991,7 +2057,7 @@
             <w:r>
               <w:rPr>
                 <w:rFonts w:ascii="宋体" w:hAnsi="宋体" w:eastAsia="宋体"/>
-                <w:sz w:val="19"/>
+                <w:sz w:val="21"/>
               </w:rPr>
               <w:t xml:space="preserve">M1</w:t>
             </w:r>
@@ -2007,7 +2073,7 @@
             <w:r>
               <w:rPr>
                 <w:rFonts w:ascii="宋体" w:hAnsi="宋体" w:eastAsia="宋体"/>
-                <w:sz w:val="19"/>
+                <w:sz w:val="21"/>
               </w:rPr>
               <w:t xml:space="preserve">数据接入与管理</w:t>
             </w:r>
@@ -2023,7 +2089,7 @@
             <w:r>
               <w:rPr>
                 <w:rFonts w:ascii="宋体" w:hAnsi="宋体" w:eastAsia="宋体"/>
-                <w:sz w:val="19"/>
+                <w:sz w:val="21"/>
               </w:rPr>
               <w:t xml:space="preserve">数据集加载、数据检查、导入导出、缓存组织</w:t>
             </w:r>
@@ -2041,7 +2107,7 @@
             <w:r>
               <w:rPr>
                 <w:rFonts w:ascii="宋体" w:hAnsi="宋体" w:eastAsia="宋体"/>
-                <w:sz w:val="19"/>
+                <w:sz w:val="21"/>
               </w:rPr>
               <w:t xml:space="preserve">M2</w:t>
             </w:r>
@@ -2057,7 +2123,7 @@
             <w:r>
               <w:rPr>
                 <w:rFonts w:ascii="宋体" w:hAnsi="宋体" w:eastAsia="宋体"/>
-                <w:sz w:val="19"/>
+                <w:sz w:val="21"/>
               </w:rPr>
               <w:t xml:space="preserve">预处理与特征工程</w:t>
             </w:r>
@@ -2073,7 +2139,7 @@
             <w:r>
               <w:rPr>
                 <w:rFonts w:ascii="宋体" w:hAnsi="宋体" w:eastAsia="宋体"/>
-                <w:sz w:val="19"/>
+                <w:sz w:val="21"/>
               </w:rPr>
               <w:t xml:space="preserve">滑动窗口、归一化、时域/频域特征提取</w:t>
             </w:r>
@@ -2091,7 +2157,7 @@
             <w:r>
               <w:rPr>
                 <w:rFonts w:ascii="宋体" w:hAnsi="宋体" w:eastAsia="宋体"/>
-                <w:sz w:val="19"/>
+                <w:sz w:val="21"/>
               </w:rPr>
               <w:t xml:space="preserve">M3</w:t>
             </w:r>
@@ -2107,7 +2173,7 @@
             <w:r>
               <w:rPr>
                 <w:rFonts w:ascii="宋体" w:hAnsi="宋体" w:eastAsia="宋体"/>
-                <w:sz w:val="19"/>
+                <w:sz w:val="21"/>
               </w:rPr>
               <w:t xml:space="preserve">退化阶段划分与标签构造</w:t>
             </w:r>
@@ -2123,7 +2189,7 @@
             <w:r>
               <w:rPr>
                 <w:rFonts w:ascii="宋体" w:hAnsi="宋体" w:eastAsia="宋体"/>
-                <w:sz w:val="19"/>
+                <w:sz w:val="21"/>
               </w:rPr>
               <w:t xml:space="preserve">3sigma、FPT、RUL 标签、阶段标签、HI 序列</w:t>
             </w:r>
@@ -2141,7 +2207,7 @@
             <w:r>
               <w:rPr>
                 <w:rFonts w:ascii="宋体" w:hAnsi="宋体" w:eastAsia="宋体"/>
-                <w:sz w:val="19"/>
+                <w:sz w:val="21"/>
               </w:rPr>
               <w:t xml:space="preserve">M4</w:t>
             </w:r>
@@ -2157,7 +2223,7 @@
             <w:r>
               <w:rPr>
                 <w:rFonts w:ascii="宋体" w:hAnsi="宋体" w:eastAsia="宋体"/>
-                <w:sz w:val="19"/>
+                <w:sz w:val="21"/>
               </w:rPr>
               <w:t xml:space="preserve">模型训练与预测</w:t>
             </w:r>
@@ -2173,7 +2239,7 @@
             <w:r>
               <w:rPr>
                 <w:rFonts w:ascii="宋体" w:hAnsi="宋体" w:eastAsia="宋体"/>
-                <w:sz w:val="19"/>
+                <w:sz w:val="21"/>
               </w:rPr>
               <w:t xml:space="preserve">多模型训练、回调机制、滚动预测、不确定性建模</w:t>
             </w:r>
@@ -2191,7 +2257,7 @@
             <w:r>
               <w:rPr>
                 <w:rFonts w:ascii="宋体" w:hAnsi="宋体" w:eastAsia="宋体"/>
-                <w:sz w:val="19"/>
+                <w:sz w:val="21"/>
               </w:rPr>
               <w:t xml:space="preserve">M5</w:t>
             </w:r>
@@ -2207,7 +2273,7 @@
             <w:r>
               <w:rPr>
                 <w:rFonts w:ascii="宋体" w:hAnsi="宋体" w:eastAsia="宋体"/>
-                <w:sz w:val="19"/>
+                <w:sz w:val="21"/>
               </w:rPr>
               <w:t xml:space="preserve">评估、可视化与实验管理</w:t>
             </w:r>
@@ -2223,7 +2289,7 @@
             <w:r>
               <w:rPr>
                 <w:rFonts w:ascii="宋体" w:hAnsi="宋体" w:eastAsia="宋体"/>
-                <w:sz w:val="19"/>
+                <w:sz w:val="21"/>
               </w:rPr>
               <w:t xml:space="preserve">指标评估、图表输出、实验配置记录、结果导出</w:t>
             </w:r>
@@ -2239,7 +2305,7 @@
       </w:pPr>
       <w:r>
         <w:rPr>
-          <w:rFonts w:ascii="黑体" w:hAnsi="黑体" w:eastAsia="黑体"/>
+          <w:rFonts w:ascii="宋体" w:hAnsi="宋体" w:eastAsia="宋体"/>
         </w:rPr>
         <w:t xml:space="preserve">5. 技术路线与实现方案</w:t>
       </w:r>
@@ -2251,7 +2317,7 @@
       </w:pPr>
       <w:r>
         <w:rPr>
-          <w:rFonts w:ascii="黑体" w:hAnsi="黑体" w:eastAsia="黑体"/>
+          <w:rFonts w:ascii="宋体" w:hAnsi="宋体" w:eastAsia="宋体"/>
         </w:rPr>
         <w:t xml:space="preserve">5.1 技术路线</w:t>
       </w:r>
@@ -2259,6 +2325,8 @@
     <w:p>
       <w:pPr>
         <w:pStyle w:val="FirstParagraph"/>
+        <w:spacing w:line="276" w:lineRule="auto" w:after="0"/>
+        <w:ind w:firstLine="420"/>
       </w:pPr>
       <w:r>
         <w:rPr>
@@ -2467,7 +2535,7 @@
       </w:pPr>
       <w:r>
         <w:rPr>
-          <w:rFonts w:ascii="黑体" w:hAnsi="黑体" w:eastAsia="黑体"/>
+          <w:rFonts w:ascii="宋体" w:hAnsi="宋体" w:eastAsia="宋体"/>
         </w:rPr>
         <w:t xml:space="preserve">5.2 技术方案</w:t>
       </w:r>
@@ -2479,6 +2547,8 @@
           <w:numId w:val="1004"/>
         </w:numPr>
         <w:pStyle w:val="Compact"/>
+        <w:spacing w:line="276" w:lineRule="auto" w:after="0"/>
+        <w:ind w:firstLine="420"/>
       </w:pPr>
       <w:r>
         <w:rPr>
@@ -2494,6 +2564,8 @@
           <w:numId w:val="1004"/>
         </w:numPr>
         <w:pStyle w:val="Compact"/>
+        <w:spacing w:line="276" w:lineRule="auto" w:after="0"/>
+        <w:ind w:firstLine="420"/>
       </w:pPr>
       <w:r>
         <w:rPr>
@@ -2509,6 +2581,8 @@
           <w:numId w:val="1004"/>
         </w:numPr>
         <w:pStyle w:val="Compact"/>
+        <w:spacing w:line="276" w:lineRule="auto" w:after="0"/>
+        <w:ind w:firstLine="420"/>
       </w:pPr>
       <w:r>
         <w:rPr>
@@ -2524,6 +2598,8 @@
           <w:numId w:val="1004"/>
         </w:numPr>
         <w:pStyle w:val="Compact"/>
+        <w:spacing w:line="276" w:lineRule="auto" w:after="0"/>
+        <w:ind w:firstLine="420"/>
       </w:pPr>
       <w:r>
         <w:rPr>
@@ -2539,6 +2615,8 @@
           <w:numId w:val="1004"/>
         </w:numPr>
         <w:pStyle w:val="Compact"/>
+        <w:spacing w:line="276" w:lineRule="auto" w:after="0"/>
+        <w:ind w:firstLine="420"/>
       </w:pPr>
       <w:r>
         <w:rPr>
@@ -2555,7 +2633,7 @@
       </w:pPr>
       <w:r>
         <w:rPr>
-          <w:rFonts w:ascii="黑体" w:hAnsi="黑体" w:eastAsia="黑体"/>
+          <w:rFonts w:ascii="宋体" w:hAnsi="宋体" w:eastAsia="宋体"/>
         </w:rPr>
         <w:t xml:space="preserve">5.3 关键难点与解决思路</w:t>
       </w:r>
@@ -2566,12 +2644,12 @@
         <w:tblW w:type="pct" w:w="5000.0"/>
         <w:tblLook w:firstRow="1" w:lastRow="0" w:firstColumn="0" w:lastColumn="0" w:noHBand="0" w:noVBand="0" w:val="0020"/>
         <w:tblBorders>
-          <w:top w:val="single" w:sz="4" w:space="0" w:color="BFBFBF"/>
-          <w:left w:val="single" w:sz="4" w:space="0" w:color="BFBFBF"/>
-          <w:bottom w:val="single" w:sz="4" w:space="0" w:color="BFBFBF"/>
-          <w:right w:val="single" w:sz="4" w:space="0" w:color="BFBFBF"/>
-          <w:insideH w:val="single" w:sz="4" w:space="0" w:color="BFBFBF"/>
-          <w:insideV w:val="single" w:sz="4" w:space="0" w:color="BFBFBF"/>
+          <w:top w:val="single" w:sz="4" w:space="0" w:color="000000"/>
+          <w:left w:val="single" w:sz="4" w:space="0" w:color="000000"/>
+          <w:bottom w:val="single" w:sz="4" w:space="0" w:color="000000"/>
+          <w:right w:val="single" w:sz="4" w:space="0" w:color="000000"/>
+          <w:insideH w:val="single" w:sz="4" w:space="0" w:color="000000"/>
+          <w:insideV w:val="single" w:sz="4" w:space="0" w:color="000000"/>
         </w:tblBorders>
       </w:tblPr>
       <w:tblGrid>
@@ -2583,7 +2661,7 @@
       <w:tr>
         <w:tc>
           <w:tcPr>
-            <w:shd w:fill="EAEAEA"/>
+            <w:shd w:fill="FFFFFF"/>
           </w:tcPr>
           <w:p>
             <w:pPr>
@@ -2594,7 +2672,8 @@
             <w:r>
               <w:rPr>
                 <w:rFonts w:ascii="宋体" w:hAnsi="宋体" w:eastAsia="宋体"/>
-                <w:sz w:val="19"/>
+                <w:b/>
+                <w:sz w:val="21"/>
               </w:rPr>
               <w:t xml:space="preserve">难点</w:t>
             </w:r>
@@ -2602,7 +2681,7 @@
         </w:tc>
         <w:tc>
           <w:tcPr>
-            <w:shd w:fill="EAEAEA"/>
+            <w:shd w:fill="FFFFFF"/>
           </w:tcPr>
           <w:p>
             <w:pPr>
@@ -2613,7 +2692,8 @@
             <w:r>
               <w:rPr>
                 <w:rFonts w:ascii="宋体" w:hAnsi="宋体" w:eastAsia="宋体"/>
-                <w:sz w:val="19"/>
+                <w:b/>
+                <w:sz w:val="21"/>
               </w:rPr>
               <w:t xml:space="preserve">形成原因</w:t>
             </w:r>
@@ -2621,7 +2701,7 @@
         </w:tc>
         <w:tc>
           <w:tcPr>
-            <w:shd w:fill="EAEAEA"/>
+            <w:shd w:fill="FFFFFF"/>
           </w:tcPr>
           <w:p>
             <w:pPr>
@@ -2632,7 +2712,8 @@
             <w:r>
               <w:rPr>
                 <w:rFonts w:ascii="宋体" w:hAnsi="宋体" w:eastAsia="宋体"/>
-                <w:sz w:val="19"/>
+                <w:b/>
+                <w:sz w:val="21"/>
               </w:rPr>
               <w:t xml:space="preserve">解决思路</w:t>
             </w:r>
@@ -2640,7 +2721,7 @@
         </w:tc>
         <w:tc>
           <w:tcPr>
-            <w:shd w:fill="EAEAEA"/>
+            <w:shd w:fill="FFFFFF"/>
           </w:tcPr>
           <w:p>
             <w:pPr>
@@ -2651,7 +2732,8 @@
             <w:r>
               <w:rPr>
                 <w:rFonts w:ascii="宋体" w:hAnsi="宋体" w:eastAsia="宋体"/>
-                <w:sz w:val="19"/>
+                <w:b/>
+                <w:sz w:val="21"/>
               </w:rPr>
               <w:t xml:space="preserve">预期验证方式</w:t>
             </w:r>
@@ -2669,7 +2751,7 @@
             <w:r>
               <w:rPr>
                 <w:rFonts w:ascii="宋体" w:hAnsi="宋体" w:eastAsia="宋体"/>
-                <w:sz w:val="19"/>
+                <w:sz w:val="21"/>
               </w:rPr>
               <w:t xml:space="preserve">数据集异构</w:t>
             </w:r>
@@ -2685,7 +2767,7 @@
             <w:r>
               <w:rPr>
                 <w:rFonts w:ascii="宋体" w:hAnsi="宋体" w:eastAsia="宋体"/>
-                <w:sz w:val="19"/>
+                <w:sz w:val="21"/>
               </w:rPr>
               <w:t xml:space="preserve">两个数据集目录结构、快照长度、采样间隔和 split 语义不同</w:t>
             </w:r>
@@ -2701,14 +2783,14 @@
             <w:r>
               <w:rPr>
                 <w:rFonts w:ascii="宋体" w:hAnsi="宋体" w:eastAsia="宋体"/>
-                <w:sz w:val="19"/>
+                <w:sz w:val="21"/>
               </w:rPr>
               <w:t xml:space="preserve">将差异限制在</w:t>
             </w:r>
             <w:r>
               <w:rPr>
                 <w:rFonts w:ascii="宋体" w:hAnsi="宋体" w:eastAsia="宋体"/>
-                <w:sz w:val="19"/>
+                <w:sz w:val="21"/>
               </w:rPr>
               <w:t xml:space="preserve"> </w:t>
             </w:r>
@@ -2716,14 +2798,14 @@
               <w:rPr>
                 <w:rStyle w:val="VerbatimChar"/>
                 <w:rFonts w:ascii="宋体" w:hAnsi="宋体" w:eastAsia="宋体"/>
-                <w:sz w:val="19"/>
+                <w:sz w:val="21"/>
               </w:rPr>
               <w:t xml:space="preserve">XJTULoader</w:t>
             </w:r>
             <w:r>
               <w:rPr>
                 <w:rFonts w:ascii="宋体" w:hAnsi="宋体" w:eastAsia="宋体"/>
-                <w:sz w:val="19"/>
+                <w:sz w:val="21"/>
               </w:rPr>
               <w:t xml:space="preserve">、</w:t>
             </w:r>
@@ -2731,21 +2813,21 @@
               <w:rPr>
                 <w:rStyle w:val="VerbatimChar"/>
                 <w:rFonts w:ascii="宋体" w:hAnsi="宋体" w:eastAsia="宋体"/>
-                <w:sz w:val="19"/>
+                <w:sz w:val="21"/>
               </w:rPr>
               <w:t xml:space="preserve">PHM2012Loader</w:t>
             </w:r>
             <w:r>
               <w:rPr>
                 <w:rFonts w:ascii="宋体" w:hAnsi="宋体" w:eastAsia="宋体"/>
-                <w:sz w:val="19"/>
+                <w:sz w:val="21"/>
               </w:rPr>
               <w:t xml:space="preserve"> </w:t>
             </w:r>
             <w:r>
               <w:rPr>
                 <w:rFonts w:ascii="宋体" w:hAnsi="宋体" w:eastAsia="宋体"/>
-                <w:sz w:val="19"/>
+                <w:sz w:val="21"/>
               </w:rPr>
               <w:t xml:space="preserve">内部，对外输出统一实体</w:t>
             </w:r>
@@ -2761,7 +2843,7 @@
             <w:r>
               <w:rPr>
                 <w:rFonts w:ascii="宋体" w:hAnsi="宋体" w:eastAsia="宋体"/>
-                <w:sz w:val="19"/>
+                <w:sz w:val="21"/>
               </w:rPr>
               <w:t xml:space="preserve">数据加载单元测试、notebook 数据概览</w:t>
             </w:r>
@@ -2779,7 +2861,7 @@
             <w:r>
               <w:rPr>
                 <w:rFonts w:ascii="宋体" w:hAnsi="宋体" w:eastAsia="宋体"/>
-                <w:sz w:val="19"/>
+                <w:sz w:val="21"/>
               </w:rPr>
               <w:t xml:space="preserve">RUL 标签构造</w:t>
             </w:r>
@@ -2795,7 +2877,7 @@
             <w:r>
               <w:rPr>
                 <w:rFonts w:ascii="宋体" w:hAnsi="宋体" w:eastAsia="宋体"/>
-                <w:sz w:val="19"/>
+                <w:sz w:val="21"/>
               </w:rPr>
               <w:t xml:space="preserve">原始文件通常只给时间顺序或终止信息，不直接给每个窗口的 RUL</w:t>
             </w:r>
@@ -2811,7 +2893,7 @@
             <w:r>
               <w:rPr>
                 <w:rFonts w:ascii="宋体" w:hAnsi="宋体" w:eastAsia="宋体"/>
-                <w:sz w:val="19"/>
+                <w:sz w:val="21"/>
               </w:rPr>
               <w:t xml:space="preserve">按轴承寿命终点和当前快照时间差生成 RUL，必要时保留秒级/快照级单位说明</w:t>
             </w:r>
@@ -2827,7 +2909,7 @@
             <w:r>
               <w:rPr>
                 <w:rFonts w:ascii="宋体" w:hAnsi="宋体" w:eastAsia="宋体"/>
-                <w:sz w:val="19"/>
+                <w:sz w:val="21"/>
               </w:rPr>
               <w:t xml:space="preserve">标签构造测试、预测结果与 target 对照</w:t>
             </w:r>
@@ -2845,7 +2927,7 @@
             <w:r>
               <w:rPr>
                 <w:rFonts w:ascii="宋体" w:hAnsi="宋体" w:eastAsia="宋体"/>
-                <w:sz w:val="19"/>
+                <w:sz w:val="21"/>
               </w:rPr>
               <w:t xml:space="preserve">特征可解释性</w:t>
             </w:r>
@@ -2861,7 +2943,7 @@
             <w:r>
               <w:rPr>
                 <w:rFonts w:ascii="宋体" w:hAnsi="宋体" w:eastAsia="宋体"/>
-                <w:sz w:val="19"/>
+                <w:sz w:val="21"/>
               </w:rPr>
               <w:t xml:space="preserve">深度模型可学习复杂模式，但答辩需要解释数据规律</w:t>
             </w:r>
@@ -2877,7 +2959,7 @@
             <w:r>
               <w:rPr>
                 <w:rFonts w:ascii="宋体" w:hAnsi="宋体" w:eastAsia="宋体"/>
-                <w:sz w:val="19"/>
+                <w:sz w:val="21"/>
               </w:rPr>
               <w:t xml:space="preserve">保留 19 维时频域特征和健康指标曲线，先解释趋势再解释模型</w:t>
             </w:r>
@@ -2893,7 +2975,7 @@
             <w:r>
               <w:rPr>
                 <w:rFonts w:ascii="宋体" w:hAnsi="宋体" w:eastAsia="宋体"/>
-                <w:sz w:val="19"/>
+                <w:sz w:val="21"/>
               </w:rPr>
               <w:t xml:space="preserve">数据特征图、特征导出 notebook</w:t>
             </w:r>
@@ -2911,7 +2993,7 @@
             <w:r>
               <w:rPr>
                 <w:rFonts w:ascii="宋体" w:hAnsi="宋体" w:eastAsia="宋体"/>
-                <w:sz w:val="19"/>
+                <w:sz w:val="21"/>
               </w:rPr>
               <w:t xml:space="preserve">训练可复现</w:t>
             </w:r>
@@ -2927,7 +3009,7 @@
             <w:r>
               <w:rPr>
                 <w:rFonts w:ascii="宋体" w:hAnsi="宋体" w:eastAsia="宋体"/>
-                <w:sz w:val="19"/>
+                <w:sz w:val="21"/>
               </w:rPr>
               <w:t xml:space="preserve">深度模型训练受随机性、数据划分和 epoch 影响</w:t>
             </w:r>
@@ -2943,7 +3025,7 @@
             <w:r>
               <w:rPr>
                 <w:rFonts w:ascii="宋体" w:hAnsi="宋体" w:eastAsia="宋体"/>
-                <w:sz w:val="19"/>
+                <w:sz w:val="21"/>
               </w:rPr>
               <w:t xml:space="preserve">统一训练入口、环境变量、输出目录、指标 CSV 和 notebook smoke test</w:t>
             </w:r>
@@ -2959,7 +3041,7 @@
             <w:r>
               <w:rPr>
                 <w:rFonts w:ascii="宋体" w:hAnsi="宋体" w:eastAsia="宋体"/>
-                <w:sz w:val="19"/>
+                <w:sz w:val="21"/>
               </w:rPr>
               <w:t xml:space="preserve">pytest、真实训练记录、comparison_metrics.csv</w:t>
             </w:r>
@@ -2976,7 +3058,7 @@
       </w:pPr>
       <w:r>
         <w:rPr>
-          <w:rFonts w:ascii="黑体" w:hAnsi="黑体" w:eastAsia="黑体"/>
+          <w:rFonts w:ascii="宋体" w:hAnsi="宋体" w:eastAsia="宋体"/>
         </w:rPr>
         <w:t xml:space="preserve">6. 可行性分析</w:t>
       </w:r>
@@ -2988,7 +3070,7 @@
       </w:pPr>
       <w:r>
         <w:rPr>
-          <w:rFonts w:ascii="黑体" w:hAnsi="黑体" w:eastAsia="黑体"/>
+          <w:rFonts w:ascii="宋体" w:hAnsi="宋体" w:eastAsia="宋体"/>
         </w:rPr>
         <w:t xml:space="preserve">6.1 技术可行性</w:t>
       </w:r>
@@ -2996,6 +3078,8 @@
     <w:p>
       <w:pPr>
         <w:pStyle w:val="FirstParagraph"/>
+        <w:spacing w:line="276" w:lineRule="auto" w:after="0"/>
+        <w:ind w:firstLine="420"/>
       </w:pPr>
       <w:r>
         <w:rPr>
@@ -3012,7 +3096,7 @@
       </w:pPr>
       <w:r>
         <w:rPr>
-          <w:rFonts w:ascii="黑体" w:hAnsi="黑体" w:eastAsia="黑体"/>
+          <w:rFonts w:ascii="宋体" w:hAnsi="宋体" w:eastAsia="宋体"/>
         </w:rPr>
         <w:t xml:space="preserve">6.2 实施可行性</w:t>
       </w:r>
@@ -3020,6 +3104,8 @@
     <w:p>
       <w:pPr>
         <w:pStyle w:val="FirstParagraph"/>
+        <w:spacing w:line="276" w:lineRule="auto" w:after="0"/>
+        <w:ind w:firstLine="420"/>
       </w:pPr>
       <w:r>
         <w:rPr>
@@ -3036,7 +3122,7 @@
       </w:pPr>
       <w:r>
         <w:rPr>
-          <w:rFonts w:ascii="黑体" w:hAnsi="黑体" w:eastAsia="黑体"/>
+          <w:rFonts w:ascii="宋体" w:hAnsi="宋体" w:eastAsia="宋体"/>
         </w:rPr>
         <w:t xml:space="preserve">6.3 经济可行性</w:t>
       </w:r>
@@ -3044,6 +3130,8 @@
     <w:p>
       <w:pPr>
         <w:pStyle w:val="FirstParagraph"/>
+        <w:spacing w:line="276" w:lineRule="auto" w:after="0"/>
+        <w:ind w:firstLine="420"/>
       </w:pPr>
       <w:r>
         <w:rPr>
@@ -3060,7 +3148,7 @@
       </w:pPr>
       <w:r>
         <w:rPr>
-          <w:rFonts w:ascii="黑体" w:hAnsi="黑体" w:eastAsia="黑体"/>
+          <w:rFonts w:ascii="宋体" w:hAnsi="宋体" w:eastAsia="宋体"/>
         </w:rPr>
         <w:t xml:space="preserve">6.4 进度可行性</w:t>
       </w:r>
@@ -3068,6 +3156,8 @@
     <w:p>
       <w:pPr>
         <w:pStyle w:val="FirstParagraph"/>
+        <w:spacing w:line="276" w:lineRule="auto" w:after="0"/>
+        <w:ind w:firstLine="420"/>
       </w:pPr>
       <w:r>
         <w:rPr>
@@ -3085,7 +3175,7 @@
       </w:pPr>
       <w:r>
         <w:rPr>
-          <w:rFonts w:ascii="黑体" w:hAnsi="黑体" w:eastAsia="黑体"/>
+          <w:rFonts w:ascii="宋体" w:hAnsi="宋体" w:eastAsia="宋体"/>
         </w:rPr>
         <w:t xml:space="preserve">7. 进度计划</w:t>
       </w:r>
@@ -3093,6 +3183,8 @@
     <w:p>
       <w:pPr>
         <w:pStyle w:val="FirstParagraph"/>
+        <w:spacing w:line="276" w:lineRule="auto" w:after="0"/>
+        <w:ind w:firstLine="420"/>
       </w:pPr>
       <w:r>
         <w:rPr>
@@ -3107,19 +3199,19 @@
         <w:tblW w:type="pct" w:w="0.0"/>
         <w:tblLook w:firstRow="1" w:lastRow="0" w:firstColumn="0" w:lastColumn="0" w:noHBand="0" w:noVBand="0" w:val="0020"/>
         <w:tblBorders>
-          <w:top w:val="single" w:sz="4" w:space="0" w:color="BFBFBF"/>
-          <w:left w:val="single" w:sz="4" w:space="0" w:color="BFBFBF"/>
-          <w:bottom w:val="single" w:sz="4" w:space="0" w:color="BFBFBF"/>
-          <w:right w:val="single" w:sz="4" w:space="0" w:color="BFBFBF"/>
-          <w:insideH w:val="single" w:sz="4" w:space="0" w:color="BFBFBF"/>
-          <w:insideV w:val="single" w:sz="4" w:space="0" w:color="BFBFBF"/>
+          <w:top w:val="single" w:sz="4" w:space="0" w:color="000000"/>
+          <w:left w:val="single" w:sz="4" w:space="0" w:color="000000"/>
+          <w:bottom w:val="single" w:sz="4" w:space="0" w:color="000000"/>
+          <w:right w:val="single" w:sz="4" w:space="0" w:color="000000"/>
+          <w:insideH w:val="single" w:sz="4" w:space="0" w:color="000000"/>
+          <w:insideV w:val="single" w:sz="4" w:space="0" w:color="000000"/>
         </w:tblBorders>
       </w:tblPr>
       <w:tblGrid/>
       <w:tr>
         <w:tc>
           <w:tcPr>
-            <w:shd w:fill="EAEAEA"/>
+            <w:shd w:fill="FFFFFF"/>
           </w:tcPr>
           <w:p>
             <w:pPr>
@@ -3130,7 +3222,8 @@
             <w:r>
               <w:rPr>
                 <w:rFonts w:ascii="宋体" w:hAnsi="宋体" w:eastAsia="宋体"/>
-                <w:sz w:val="19"/>
+                <w:b/>
+                <w:sz w:val="21"/>
               </w:rPr>
               <w:t xml:space="preserve">周次</w:t>
             </w:r>
@@ -3138,7 +3231,7 @@
         </w:tc>
         <w:tc>
           <w:tcPr>
-            <w:shd w:fill="EAEAEA"/>
+            <w:shd w:fill="FFFFFF"/>
           </w:tcPr>
           <w:p>
             <w:pPr>
@@ -3149,7 +3242,8 @@
             <w:r>
               <w:rPr>
                 <w:rFonts w:ascii="宋体" w:hAnsi="宋体" w:eastAsia="宋体"/>
-                <w:sz w:val="19"/>
+                <w:b/>
+                <w:sz w:val="21"/>
               </w:rPr>
               <w:t xml:space="preserve">主要目标</w:t>
             </w:r>
@@ -3157,7 +3251,7 @@
         </w:tc>
         <w:tc>
           <w:tcPr>
-            <w:shd w:fill="EAEAEA"/>
+            <w:shd w:fill="FFFFFF"/>
           </w:tcPr>
           <w:p>
             <w:pPr>
@@ -3168,7 +3262,8 @@
             <w:r>
               <w:rPr>
                 <w:rFonts w:ascii="宋体" w:hAnsi="宋体" w:eastAsia="宋体"/>
-                <w:sz w:val="19"/>
+                <w:b/>
+                <w:sz w:val="21"/>
               </w:rPr>
               <w:t xml:space="preserve">关键产出</w:t>
             </w:r>
@@ -3186,7 +3281,7 @@
             <w:r>
               <w:rPr>
                 <w:rFonts w:ascii="宋体" w:hAnsi="宋体" w:eastAsia="宋体"/>
-                <w:sz w:val="19"/>
+                <w:sz w:val="21"/>
               </w:rPr>
               <w:t xml:space="preserve">第 1 周</w:t>
             </w:r>
@@ -3202,7 +3297,7 @@
             <w:r>
               <w:rPr>
                 <w:rFonts w:ascii="宋体" w:hAnsi="宋体" w:eastAsia="宋体"/>
-                <w:sz w:val="19"/>
+                <w:sz w:val="21"/>
               </w:rPr>
               <w:t xml:space="preserve">课题调研与开题准备</w:t>
             </w:r>
@@ -3218,7 +3313,7 @@
             <w:r>
               <w:rPr>
                 <w:rFonts w:ascii="宋体" w:hAnsi="宋体" w:eastAsia="宋体"/>
-                <w:sz w:val="19"/>
+                <w:sz w:val="21"/>
               </w:rPr>
               <w:t xml:space="preserve">开题报告、技术预研初稿</w:t>
             </w:r>
@@ -3236,7 +3331,7 @@
             <w:r>
               <w:rPr>
                 <w:rFonts w:ascii="宋体" w:hAnsi="宋体" w:eastAsia="宋体"/>
-                <w:sz w:val="19"/>
+                <w:sz w:val="21"/>
               </w:rPr>
               <w:t xml:space="preserve">第 2 周</w:t>
             </w:r>
@@ -3252,7 +3347,7 @@
             <w:r>
               <w:rPr>
                 <w:rFonts w:ascii="宋体" w:hAnsi="宋体" w:eastAsia="宋体"/>
-                <w:sz w:val="19"/>
+                <w:sz w:val="21"/>
               </w:rPr>
               <w:t xml:space="preserve">需求分析</w:t>
             </w:r>
@@ -3268,7 +3363,7 @@
             <w:r>
               <w:rPr>
                 <w:rFonts w:ascii="宋体" w:hAnsi="宋体" w:eastAsia="宋体"/>
-                <w:sz w:val="19"/>
+                <w:sz w:val="21"/>
               </w:rPr>
               <w:t xml:space="preserve">需求定义文档、SRS 初稿</w:t>
             </w:r>
@@ -3286,7 +3381,7 @@
             <w:r>
               <w:rPr>
                 <w:rFonts w:ascii="宋体" w:hAnsi="宋体" w:eastAsia="宋体"/>
-                <w:sz w:val="19"/>
+                <w:sz w:val="21"/>
               </w:rPr>
               <w:t xml:space="preserve">第 3 周</w:t>
             </w:r>
@@ -3302,7 +3397,7 @@
             <w:r>
               <w:rPr>
                 <w:rFonts w:ascii="宋体" w:hAnsi="宋体" w:eastAsia="宋体"/>
-                <w:sz w:val="19"/>
+                <w:sz w:val="21"/>
               </w:rPr>
               <w:t xml:space="preserve">架构设计与规范制定</w:t>
             </w:r>
@@ -3318,7 +3413,7 @@
             <w:r>
               <w:rPr>
                 <w:rFonts w:ascii="宋体" w:hAnsi="宋体" w:eastAsia="宋体"/>
-                <w:sz w:val="19"/>
+                <w:sz w:val="21"/>
               </w:rPr>
               <w:t xml:space="preserve">设计文档框架、编码规范、接口约定</w:t>
             </w:r>
@@ -3336,7 +3431,7 @@
             <w:r>
               <w:rPr>
                 <w:rFonts w:ascii="宋体" w:hAnsi="宋体" w:eastAsia="宋体"/>
-                <w:sz w:val="19"/>
+                <w:sz w:val="21"/>
               </w:rPr>
               <w:t xml:space="preserve">第 4 周</w:t>
             </w:r>
@@ -3352,7 +3447,7 @@
             <w:r>
               <w:rPr>
                 <w:rFonts w:ascii="宋体" w:hAnsi="宋体" w:eastAsia="宋体"/>
-                <w:sz w:val="19"/>
+                <w:sz w:val="21"/>
               </w:rPr>
               <w:t xml:space="preserve">数据接入与预处理实现</w:t>
             </w:r>
@@ -3368,7 +3463,7 @@
             <w:r>
               <w:rPr>
                 <w:rFonts w:ascii="宋体" w:hAnsi="宋体" w:eastAsia="宋体"/>
-                <w:sz w:val="19"/>
+                <w:sz w:val="21"/>
               </w:rPr>
               <w:t xml:space="preserve">数据加载器、预处理流程、初步测试</w:t>
             </w:r>
@@ -3386,7 +3481,7 @@
             <w:r>
               <w:rPr>
                 <w:rFonts w:ascii="宋体" w:hAnsi="宋体" w:eastAsia="宋体"/>
-                <w:sz w:val="19"/>
+                <w:sz w:val="21"/>
               </w:rPr>
               <w:t xml:space="preserve">第 5 周</w:t>
             </w:r>
@@ -3402,7 +3497,7 @@
             <w:r>
               <w:rPr>
                 <w:rFonts w:ascii="宋体" w:hAnsi="宋体" w:eastAsia="宋体"/>
-                <w:sz w:val="19"/>
+                <w:sz w:val="21"/>
               </w:rPr>
               <w:t xml:space="preserve">特征工程与标签构造</w:t>
             </w:r>
@@ -3418,7 +3513,7 @@
             <w:r>
               <w:rPr>
                 <w:rFonts w:ascii="宋体" w:hAnsi="宋体" w:eastAsia="宋体"/>
-                <w:sz w:val="19"/>
+                <w:sz w:val="21"/>
               </w:rPr>
               <w:t xml:space="preserve">特征提取、阶段划分、单元测试计划</w:t>
             </w:r>
@@ -3436,7 +3531,7 @@
             <w:r>
               <w:rPr>
                 <w:rFonts w:ascii="宋体" w:hAnsi="宋体" w:eastAsia="宋体"/>
-                <w:sz w:val="19"/>
+                <w:sz w:val="21"/>
               </w:rPr>
               <w:t xml:space="preserve">第 6 周</w:t>
             </w:r>
@@ -3452,7 +3547,7 @@
             <w:r>
               <w:rPr>
                 <w:rFonts w:ascii="宋体" w:hAnsi="宋体" w:eastAsia="宋体"/>
-                <w:sz w:val="19"/>
+                <w:sz w:val="21"/>
               </w:rPr>
               <w:t xml:space="preserve">模型训练与联调</w:t>
             </w:r>
@@ -3468,7 +3563,7 @@
             <w:r>
               <w:rPr>
                 <w:rFonts w:ascii="宋体" w:hAnsi="宋体" w:eastAsia="宋体"/>
-                <w:sz w:val="19"/>
+                <w:sz w:val="21"/>
               </w:rPr>
               <w:t xml:space="preserve">多模型训练流程、集成测试计划</w:t>
             </w:r>
@@ -3486,7 +3581,7 @@
             <w:r>
               <w:rPr>
                 <w:rFonts w:ascii="宋体" w:hAnsi="宋体" w:eastAsia="宋体"/>
-                <w:sz w:val="19"/>
+                <w:sz w:val="21"/>
               </w:rPr>
               <w:t xml:space="preserve">第 7 周</w:t>
             </w:r>
@@ -3502,7 +3597,7 @@
             <w:r>
               <w:rPr>
                 <w:rFonts w:ascii="宋体" w:hAnsi="宋体" w:eastAsia="宋体"/>
-                <w:sz w:val="19"/>
+                <w:sz w:val="21"/>
               </w:rPr>
               <w:t xml:space="preserve">实验记录与结果展示</w:t>
             </w:r>
@@ -3518,7 +3613,7 @@
             <w:r>
               <w:rPr>
                 <w:rFonts w:ascii="宋体" w:hAnsi="宋体" w:eastAsia="宋体"/>
-                <w:sz w:val="19"/>
+                <w:sz w:val="21"/>
               </w:rPr>
               <w:t xml:space="preserve">可视化、确认测试、真实数据实验</w:t>
             </w:r>
@@ -3536,7 +3631,7 @@
             <w:r>
               <w:rPr>
                 <w:rFonts w:ascii="宋体" w:hAnsi="宋体" w:eastAsia="宋体"/>
-                <w:sz w:val="19"/>
+                <w:sz w:val="21"/>
               </w:rPr>
               <w:t xml:space="preserve">第 8 周</w:t>
             </w:r>
@@ -3552,7 +3647,7 @@
             <w:r>
               <w:rPr>
                 <w:rFonts w:ascii="宋体" w:hAnsi="宋体" w:eastAsia="宋体"/>
-                <w:sz w:val="19"/>
+                <w:sz w:val="21"/>
               </w:rPr>
               <w:t xml:space="preserve">文档收尾与答辩准备</w:t>
             </w:r>
@@ -3568,7 +3663,7 @@
             <w:r>
               <w:rPr>
                 <w:rFonts w:ascii="宋体" w:hAnsi="宋体" w:eastAsia="宋体"/>
-                <w:sz w:val="19"/>
+                <w:sz w:val="21"/>
               </w:rPr>
               <w:t xml:space="preserve">PDF 文档、演示材料、最终检查</w:t>
             </w:r>
@@ -3584,7 +3679,7 @@
       </w:pPr>
       <w:r>
         <w:rPr>
-          <w:rFonts w:ascii="黑体" w:hAnsi="黑体" w:eastAsia="黑体"/>
+          <w:rFonts w:ascii="宋体" w:hAnsi="宋体" w:eastAsia="宋体"/>
         </w:rPr>
         <w:t xml:space="preserve">8. 团队成员分工</w:t>
       </w:r>
@@ -3592,6 +3687,8 @@
     <w:p>
       <w:pPr>
         <w:pStyle w:val="FirstParagraph"/>
+        <w:spacing w:line="276" w:lineRule="auto" w:after="0"/>
+        <w:ind w:firstLine="420"/>
       </w:pPr>
       <w:r>
         <w:rPr>
@@ -3630,19 +3727,19 @@
         <w:tblW w:type="pct" w:w="0.0"/>
         <w:tblLook w:firstRow="1" w:lastRow="0" w:firstColumn="0" w:lastColumn="0" w:noHBand="0" w:noVBand="0" w:val="0020"/>
         <w:tblBorders>
-          <w:top w:val="single" w:sz="4" w:space="0" w:color="BFBFBF"/>
-          <w:left w:val="single" w:sz="4" w:space="0" w:color="BFBFBF"/>
-          <w:bottom w:val="single" w:sz="4" w:space="0" w:color="BFBFBF"/>
-          <w:right w:val="single" w:sz="4" w:space="0" w:color="BFBFBF"/>
-          <w:insideH w:val="single" w:sz="4" w:space="0" w:color="BFBFBF"/>
-          <w:insideV w:val="single" w:sz="4" w:space="0" w:color="BFBFBF"/>
+          <w:top w:val="single" w:sz="4" w:space="0" w:color="000000"/>
+          <w:left w:val="single" w:sz="4" w:space="0" w:color="000000"/>
+          <w:bottom w:val="single" w:sz="4" w:space="0" w:color="000000"/>
+          <w:right w:val="single" w:sz="4" w:space="0" w:color="000000"/>
+          <w:insideH w:val="single" w:sz="4" w:space="0" w:color="000000"/>
+          <w:insideV w:val="single" w:sz="4" w:space="0" w:color="000000"/>
         </w:tblBorders>
       </w:tblPr>
       <w:tblGrid/>
       <w:tr>
         <w:tc>
           <w:tcPr>
-            <w:shd w:fill="EAEAEA"/>
+            <w:shd w:fill="FFFFFF"/>
           </w:tcPr>
           <w:p>
             <w:pPr>
@@ -3653,7 +3750,8 @@
             <w:r>
               <w:rPr>
                 <w:rFonts w:ascii="宋体" w:hAnsi="宋体" w:eastAsia="宋体"/>
-                <w:sz w:val="19"/>
+                <w:b/>
+                <w:sz w:val="21"/>
               </w:rPr>
               <w:t xml:space="preserve">成员</w:t>
             </w:r>
@@ -3661,7 +3759,7 @@
         </w:tc>
         <w:tc>
           <w:tcPr>
-            <w:shd w:fill="EAEAEA"/>
+            <w:shd w:fill="FFFFFF"/>
           </w:tcPr>
           <w:p>
             <w:pPr>
@@ -3672,7 +3770,8 @@
             <w:r>
               <w:rPr>
                 <w:rFonts w:ascii="宋体" w:hAnsi="宋体" w:eastAsia="宋体"/>
-                <w:sz w:val="19"/>
+                <w:b/>
+                <w:sz w:val="21"/>
               </w:rPr>
               <w:t xml:space="preserve">主要职责</w:t>
             </w:r>
@@ -3680,7 +3779,7 @@
         </w:tc>
         <w:tc>
           <w:tcPr>
-            <w:shd w:fill="EAEAEA"/>
+            <w:shd w:fill="FFFFFF"/>
           </w:tcPr>
           <w:p>
             <w:pPr>
@@ -3691,7 +3790,8 @@
             <w:r>
               <w:rPr>
                 <w:rFonts w:ascii="宋体" w:hAnsi="宋体" w:eastAsia="宋体"/>
-                <w:sz w:val="19"/>
+                <w:b/>
+                <w:sz w:val="21"/>
               </w:rPr>
               <w:t xml:space="preserve">阶段性任务</w:t>
             </w:r>
@@ -3709,7 +3809,7 @@
             <w:r>
               <w:rPr>
                 <w:rFonts w:ascii="宋体" w:hAnsi="宋体" w:eastAsia="宋体"/>
-                <w:sz w:val="19"/>
+                <w:sz w:val="21"/>
               </w:rPr>
               <w:t xml:space="preserve">zyj</w:t>
             </w:r>
@@ -3725,7 +3825,7 @@
             <w:r>
               <w:rPr>
                 <w:rFonts w:ascii="宋体" w:hAnsi="宋体" w:eastAsia="宋体"/>
-                <w:sz w:val="19"/>
+                <w:sz w:val="21"/>
               </w:rPr>
               <w:t xml:space="preserve">项目管理、总体架构、训练框架</w:t>
             </w:r>
@@ -3741,7 +3841,7 @@
             <w:r>
               <w:rPr>
                 <w:rFonts w:ascii="宋体" w:hAnsi="宋体" w:eastAsia="宋体"/>
-                <w:sz w:val="19"/>
+                <w:sz w:val="21"/>
               </w:rPr>
               <w:t xml:space="preserve">制定整体计划，负责训练器、回调、API 和文档集成</w:t>
             </w:r>
@@ -3759,7 +3859,7 @@
             <w:r>
               <w:rPr>
                 <w:rFonts w:ascii="宋体" w:hAnsi="宋体" w:eastAsia="宋体"/>
-                <w:sz w:val="19"/>
+                <w:sz w:val="21"/>
               </w:rPr>
               <w:t xml:space="preserve">cyy</w:t>
             </w:r>
@@ -3775,7 +3875,7 @@
             <w:r>
               <w:rPr>
                 <w:rFonts w:ascii="宋体" w:hAnsi="宋体" w:eastAsia="宋体"/>
-                <w:sz w:val="19"/>
+                <w:sz w:val="21"/>
               </w:rPr>
               <w:t xml:space="preserve">数据接入、预处理、特征工程</w:t>
             </w:r>
@@ -3791,7 +3891,7 @@
             <w:r>
               <w:rPr>
                 <w:rFonts w:ascii="宋体" w:hAnsi="宋体" w:eastAsia="宋体"/>
-                <w:sz w:val="19"/>
+                <w:sz w:val="21"/>
               </w:rPr>
               <w:t xml:space="preserve">负责数据集下载、加载、清洗、特征构造和数据测试</w:t>
             </w:r>
@@ -3809,7 +3909,7 @@
             <w:r>
               <w:rPr>
                 <w:rFonts w:ascii="宋体" w:hAnsi="宋体" w:eastAsia="宋体"/>
-                <w:sz w:val="19"/>
+                <w:sz w:val="21"/>
               </w:rPr>
               <w:t xml:space="preserve">zdh</w:t>
             </w:r>
@@ -3825,7 +3925,7 @@
             <w:r>
               <w:rPr>
                 <w:rFonts w:ascii="宋体" w:hAnsi="宋体" w:eastAsia="宋体"/>
-                <w:sz w:val="19"/>
+                <w:sz w:val="21"/>
               </w:rPr>
               <w:t xml:space="preserve">退化分析、评价指标、确认测试</w:t>
             </w:r>
@@ -3841,7 +3941,7 @@
             <w:r>
               <w:rPr>
                 <w:rFonts w:ascii="宋体" w:hAnsi="宋体" w:eastAsia="宋体"/>
-                <w:sz w:val="19"/>
+                <w:sz w:val="21"/>
               </w:rPr>
               <w:t xml:space="preserve">负责阶段划分策略、失效概率/生存分析基础接口、指标口径与确认测试设计</w:t>
             </w:r>
@@ -3859,7 +3959,7 @@
             <w:r>
               <w:rPr>
                 <w:rFonts w:ascii="宋体" w:hAnsi="宋体" w:eastAsia="宋体"/>
-                <w:sz w:val="19"/>
+                <w:sz w:val="21"/>
               </w:rPr>
               <w:t xml:space="preserve">zy</w:t>
             </w:r>
@@ -3875,7 +3975,7 @@
             <w:r>
               <w:rPr>
                 <w:rFonts w:ascii="宋体" w:hAnsi="宋体" w:eastAsia="宋体"/>
-                <w:sz w:val="19"/>
+                <w:sz w:val="21"/>
               </w:rPr>
               <w:t xml:space="preserve">可视化、展示输出、集成联调</w:t>
             </w:r>
@@ -3891,7 +3991,7 @@
             <w:r>
               <w:rPr>
                 <w:rFonts w:ascii="宋体" w:hAnsi="宋体" w:eastAsia="宋体"/>
-                <w:sz w:val="19"/>
+                <w:sz w:val="21"/>
               </w:rPr>
               <w:t xml:space="preserve">负责图表输出、结果展示、交付材料和集成演示</w:t>
             </w:r>
@@ -3907,7 +4007,7 @@
       </w:pPr>
       <w:r>
         <w:rPr>
-          <w:rFonts w:ascii="黑体" w:hAnsi="黑体" w:eastAsia="黑体"/>
+          <w:rFonts w:ascii="宋体" w:hAnsi="宋体" w:eastAsia="宋体"/>
         </w:rPr>
         <w:t xml:space="preserve">9. 预期成果</w:t>
       </w:r>
@@ -3915,6 +4015,8 @@
     <w:p>
       <w:pPr>
         <w:pStyle w:val="FirstParagraph"/>
+        <w:spacing w:line="276" w:lineRule="auto" w:after="0"/>
+        <w:ind w:firstLine="420"/>
       </w:pPr>
       <w:r>
         <w:rPr>
@@ -3930,6 +4032,8 @@
           <w:numId w:val="1005"/>
         </w:numPr>
         <w:pStyle w:val="Compact"/>
+        <w:spacing w:line="276" w:lineRule="auto" w:after="0"/>
+        <w:ind w:firstLine="420"/>
       </w:pPr>
       <w:r>
         <w:rPr>
@@ -3945,6 +4049,8 @@
           <w:numId w:val="1005"/>
         </w:numPr>
         <w:pStyle w:val="Compact"/>
+        <w:spacing w:line="276" w:lineRule="auto" w:after="0"/>
+        <w:ind w:firstLine="420"/>
       </w:pPr>
       <w:r>
         <w:rPr>
@@ -3960,6 +4066,8 @@
           <w:numId w:val="1005"/>
         </w:numPr>
         <w:pStyle w:val="Compact"/>
+        <w:spacing w:line="276" w:lineRule="auto" w:after="0"/>
+        <w:ind w:firstLine="420"/>
       </w:pPr>
       <w:r>
         <w:rPr>
@@ -3975,6 +4083,8 @@
           <w:numId w:val="1005"/>
         </w:numPr>
         <w:pStyle w:val="Compact"/>
+        <w:spacing w:line="276" w:lineRule="auto" w:after="0"/>
+        <w:ind w:firstLine="420"/>
       </w:pPr>
       <w:r>
         <w:rPr>
@@ -3990,6 +4100,8 @@
           <w:numId w:val="1005"/>
         </w:numPr>
         <w:pStyle w:val="Compact"/>
+        <w:spacing w:line="276" w:lineRule="auto" w:after="0"/>
+        <w:ind w:firstLine="420"/>
       </w:pPr>
       <w:r>
         <w:rPr>
@@ -4006,7 +4118,7 @@
       </w:pPr>
       <w:r>
         <w:rPr>
-          <w:rFonts w:ascii="黑体" w:hAnsi="黑体" w:eastAsia="黑体"/>
+          <w:rFonts w:ascii="宋体" w:hAnsi="宋体" w:eastAsia="宋体"/>
         </w:rPr>
         <w:t xml:space="preserve">10. 风险与控制策略</w:t>
       </w:r>
@@ -4017,19 +4129,19 @@
         <w:tblW w:type="pct" w:w="0.0"/>
         <w:tblLook w:firstRow="1" w:lastRow="0" w:firstColumn="0" w:lastColumn="0" w:noHBand="0" w:noVBand="0" w:val="0020"/>
         <w:tblBorders>
-          <w:top w:val="single" w:sz="4" w:space="0" w:color="BFBFBF"/>
-          <w:left w:val="single" w:sz="4" w:space="0" w:color="BFBFBF"/>
-          <w:bottom w:val="single" w:sz="4" w:space="0" w:color="BFBFBF"/>
-          <w:right w:val="single" w:sz="4" w:space="0" w:color="BFBFBF"/>
-          <w:insideH w:val="single" w:sz="4" w:space="0" w:color="BFBFBF"/>
-          <w:insideV w:val="single" w:sz="4" w:space="0" w:color="BFBFBF"/>
+          <w:top w:val="single" w:sz="4" w:space="0" w:color="000000"/>
+          <w:left w:val="single" w:sz="4" w:space="0" w:color="000000"/>
+          <w:bottom w:val="single" w:sz="4" w:space="0" w:color="000000"/>
+          <w:right w:val="single" w:sz="4" w:space="0" w:color="000000"/>
+          <w:insideH w:val="single" w:sz="4" w:space="0" w:color="000000"/>
+          <w:insideV w:val="single" w:sz="4" w:space="0" w:color="000000"/>
         </w:tblBorders>
       </w:tblPr>
       <w:tblGrid/>
       <w:tr>
         <w:tc>
           <w:tcPr>
-            <w:shd w:fill="EAEAEA"/>
+            <w:shd w:fill="FFFFFF"/>
           </w:tcPr>
           <w:p>
             <w:pPr>
@@ -4040,7 +4152,8 @@
             <w:r>
               <w:rPr>
                 <w:rFonts w:ascii="宋体" w:hAnsi="宋体" w:eastAsia="宋体"/>
-                <w:sz w:val="19"/>
+                <w:b/>
+                <w:sz w:val="21"/>
               </w:rPr>
               <w:t xml:space="preserve">风险</w:t>
             </w:r>
@@ -4048,7 +4161,7 @@
         </w:tc>
         <w:tc>
           <w:tcPr>
-            <w:shd w:fill="EAEAEA"/>
+            <w:shd w:fill="FFFFFF"/>
           </w:tcPr>
           <w:p>
             <w:pPr>
@@ -4059,7 +4172,8 @@
             <w:r>
               <w:rPr>
                 <w:rFonts w:ascii="宋体" w:hAnsi="宋体" w:eastAsia="宋体"/>
-                <w:sz w:val="19"/>
+                <w:b/>
+                <w:sz w:val="21"/>
               </w:rPr>
               <w:t xml:space="preserve">影响</w:t>
             </w:r>
@@ -4067,7 +4181,7 @@
         </w:tc>
         <w:tc>
           <w:tcPr>
-            <w:shd w:fill="EAEAEA"/>
+            <w:shd w:fill="FFFFFF"/>
           </w:tcPr>
           <w:p>
             <w:pPr>
@@ -4078,7 +4192,8 @@
             <w:r>
               <w:rPr>
                 <w:rFonts w:ascii="宋体" w:hAnsi="宋体" w:eastAsia="宋体"/>
-                <w:sz w:val="19"/>
+                <w:b/>
+                <w:sz w:val="21"/>
               </w:rPr>
               <w:t xml:space="preserve">应对措施</w:t>
             </w:r>
@@ -4096,7 +4211,7 @@
             <w:r>
               <w:rPr>
                 <w:rFonts w:ascii="宋体" w:hAnsi="宋体" w:eastAsia="宋体"/>
-                <w:sz w:val="19"/>
+                <w:sz w:val="21"/>
               </w:rPr>
               <w:t xml:space="preserve">数据集下载不稳定</w:t>
             </w:r>
@@ -4112,7 +4227,7 @@
             <w:r>
               <w:rPr>
                 <w:rFonts w:ascii="宋体" w:hAnsi="宋体" w:eastAsia="宋体"/>
-                <w:sz w:val="19"/>
+                <w:sz w:val="21"/>
               </w:rPr>
               <w:t xml:space="preserve">影响真实实验进度</w:t>
             </w:r>
@@ -4128,7 +4243,7 @@
             <w:r>
               <w:rPr>
                 <w:rFonts w:ascii="宋体" w:hAnsi="宋体" w:eastAsia="宋体"/>
-                <w:sz w:val="19"/>
+                <w:sz w:val="21"/>
               </w:rPr>
               <w:t xml:space="preserve">保留官方入口、镜像入口和本地目录加载三种方案</w:t>
             </w:r>
@@ -4146,7 +4261,7 @@
             <w:r>
               <w:rPr>
                 <w:rFonts w:ascii="宋体" w:hAnsi="宋体" w:eastAsia="宋体"/>
-                <w:sz w:val="19"/>
+                <w:sz w:val="21"/>
               </w:rPr>
               <w:t xml:space="preserve">模型训练时间较长</w:t>
             </w:r>
@@ -4162,7 +4277,7 @@
             <w:r>
               <w:rPr>
                 <w:rFonts w:ascii="宋体" w:hAnsi="宋体" w:eastAsia="宋体"/>
-                <w:sz w:val="19"/>
+                <w:sz w:val="21"/>
               </w:rPr>
               <w:t xml:space="preserve">延迟调参和验证</w:t>
             </w:r>
@@ -4178,7 +4293,7 @@
             <w:r>
               <w:rPr>
                 <w:rFonts w:ascii="宋体" w:hAnsi="宋体" w:eastAsia="宋体"/>
-                <w:sz w:val="19"/>
+                <w:sz w:val="21"/>
               </w:rPr>
               <w:t xml:space="preserve">先用合成数据和小样本做烟雾测试，再跑完整实验</w:t>
             </w:r>
@@ -4196,7 +4311,7 @@
             <w:r>
               <w:rPr>
                 <w:rFonts w:ascii="宋体" w:hAnsi="宋体" w:eastAsia="宋体"/>
-                <w:sz w:val="19"/>
+                <w:sz w:val="21"/>
               </w:rPr>
               <w:t xml:space="preserve">多人协作接口不一致</w:t>
             </w:r>
@@ -4212,7 +4327,7 @@
             <w:r>
               <w:rPr>
                 <w:rFonts w:ascii="宋体" w:hAnsi="宋体" w:eastAsia="宋体"/>
-                <w:sz w:val="19"/>
+                <w:sz w:val="21"/>
               </w:rPr>
               <w:t xml:space="preserve">集成成本上升</w:t>
             </w:r>
@@ -4228,7 +4343,7 @@
             <w:r>
               <w:rPr>
                 <w:rFonts w:ascii="宋体" w:hAnsi="宋体" w:eastAsia="宋体"/>
-                <w:sz w:val="19"/>
+                <w:sz w:val="21"/>
               </w:rPr>
               <w:t xml:space="preserve">统一实体结构、统一 API、统一文档模板</w:t>
             </w:r>
@@ -4246,7 +4361,7 @@
             <w:r>
               <w:rPr>
                 <w:rFonts w:ascii="宋体" w:hAnsi="宋体" w:eastAsia="宋体"/>
-                <w:sz w:val="19"/>
+                <w:sz w:val="21"/>
               </w:rPr>
               <w:t xml:space="preserve">文档与实现脱节</w:t>
             </w:r>
@@ -4262,7 +4377,7 @@
             <w:r>
               <w:rPr>
                 <w:rFonts w:ascii="宋体" w:hAnsi="宋体" w:eastAsia="宋体"/>
-                <w:sz w:val="19"/>
+                <w:sz w:val="21"/>
               </w:rPr>
               <w:t xml:space="preserve">答辩风险增加</w:t>
             </w:r>
@@ -4278,7 +4393,7 @@
             <w:r>
               <w:rPr>
                 <w:rFonts w:ascii="宋体" w:hAnsi="宋体" w:eastAsia="宋体"/>
-                <w:sz w:val="19"/>
+                <w:sz w:val="21"/>
               </w:rPr>
               <w:t xml:space="preserve">先定义模块边界，再按同一术语体系编写文档</w:t>
             </w:r>
@@ -4294,7 +4409,7 @@
       </w:pPr>
       <w:r>
         <w:rPr>
-          <w:rFonts w:ascii="黑体" w:hAnsi="黑体" w:eastAsia="黑体"/>
+          <w:rFonts w:ascii="宋体" w:hAnsi="宋体" w:eastAsia="宋体"/>
         </w:rPr>
         <w:t xml:space="preserve">11. 参考方向说明</w:t>
       </w:r>
@@ -4302,6 +4417,8 @@
     <w:p>
       <w:pPr>
         <w:pStyle w:val="FirstParagraph"/>
+        <w:spacing w:line="276" w:lineRule="auto" w:after="0"/>
+        <w:ind w:firstLine="420"/>
       </w:pPr>
       <w:r>
         <w:rPr>
@@ -4317,6 +4434,8 @@
           <w:numId w:val="1006"/>
         </w:numPr>
         <w:pStyle w:val="Compact"/>
+        <w:spacing w:line="276" w:lineRule="auto" w:after="0"/>
+        <w:ind w:firstLine="420"/>
       </w:pPr>
       <w:r>
         <w:rPr>
@@ -4332,6 +4451,8 @@
           <w:numId w:val="1006"/>
         </w:numPr>
         <w:pStyle w:val="Compact"/>
+        <w:spacing w:line="276" w:lineRule="auto" w:after="0"/>
+        <w:ind w:firstLine="420"/>
       </w:pPr>
       <w:r>
         <w:rPr>
@@ -4347,6 +4468,8 @@
           <w:numId w:val="1006"/>
         </w:numPr>
         <w:pStyle w:val="Compact"/>
+        <w:spacing w:line="276" w:lineRule="auto" w:after="0"/>
+        <w:ind w:firstLine="420"/>
       </w:pPr>
       <w:r>
         <w:rPr>
@@ -4362,6 +4485,8 @@
           <w:numId w:val="1006"/>
         </w:numPr>
         <w:pStyle w:val="Compact"/>
+        <w:spacing w:line="276" w:lineRule="auto" w:after="0"/>
+        <w:ind w:firstLine="420"/>
       </w:pPr>
       <w:r>
         <w:rPr>
@@ -4373,6 +4498,8 @@
     <w:p>
       <w:pPr>
         <w:pStyle w:val="FirstParagraph"/>
+        <w:spacing w:line="276" w:lineRule="auto" w:after="0"/>
+        <w:ind w:firstLine="420"/>
       </w:pPr>
       <w:r>
         <w:rPr>
@@ -4384,7 +4511,7 @@
     <w:bookmarkEnd w:id="46"/>
     <w:bookmarkEnd w:id="47"/>
     <w:sectPr>
-      <w:pgMar w:top="1361" w:bottom="1247" w:left="1417" w:right="1417"/>
+      <w:pgMar w:top="1440" w:bottom="1440" w:left="1797" w:right="1797"/>
     </w:sectPr>
   </w:body>
 </w:document>
@@ -4796,12 +4923,20 @@
       <w:spacing w:after="180" w:before="180"/>
     </w:pPr>
     <w:qFormat/>
+    <w:rPr>
+      <w:rFonts w:ascii="宋体" w:hAnsi="宋体" w:eastAsia="宋体"/>
+      <w:sz w:val="21"/>
+    </w:rPr>
   </w:style>
   <w:style w:customStyle="1" w:styleId="FirstParagraph" w:type="paragraph">
     <w:name w:val="First Paragraph"/>
     <w:basedOn w:val="BodyText"/>
     <w:next w:val="BodyText"/>
     <w:qFormat/>
+    <w:rPr>
+      <w:rFonts w:ascii="宋体" w:hAnsi="宋体" w:eastAsia="宋体"/>
+      <w:sz w:val="21"/>
+    </w:rPr>
   </w:style>
   <w:style w:customStyle="1" w:styleId="Compact" w:type="paragraph">
     <w:name w:val="Compact"/>
@@ -4810,6 +4945,10 @@
     <w:pPr>
       <w:spacing w:after="36" w:before="36"/>
     </w:pPr>
+    <w:rPr>
+      <w:rFonts w:ascii="宋体" w:hAnsi="宋体" w:eastAsia="宋体"/>
+      <w:sz w:val="21"/>
+    </w:rPr>
   </w:style>
   <w:style w:styleId="Title" w:type="paragraph">
     <w:name w:val="Title"/>
@@ -4827,7 +4966,7 @@
       <w:b/>
       <w:bCs/>
       <w:color w:themeColor="accent1" w:themeShade="B5" w:val="345A8A"/>
-      <w:sz w:val="40"/>
+      <w:sz w:val="36"/>
       <w:szCs w:val="36"/>
     </w:rPr>
   </w:style>
@@ -4903,11 +5042,11 @@
       <w:outlineLvl w:val="0"/>
     </w:pPr>
     <w:rPr>
-      <w:rFonts w:asciiTheme="majorHAnsi" w:cstheme="majorBidi" w:eastAsiaTheme="majorEastAsia" w:hAnsiTheme="majorHAnsi"/>
+      <w:rFonts w:asciiTheme="majorHAnsi" w:cstheme="majorBidi" w:eastAsiaTheme="majorEastAsia" w:hAnsiTheme="majorHAnsi" w:ascii="宋体" w:hAnsi="宋体" w:eastAsia="宋体"/>
       <w:b/>
       <w:bCs/>
       <w:color w:themeColor="accent1" w:val="4F81BD"/>
-      <w:sz w:val="32"/>
+      <w:sz w:val="48"/>
       <w:szCs w:val="32"/>
     </w:rPr>
   </w:style>
@@ -4925,11 +5064,11 @@
       <w:outlineLvl w:val="1"/>
     </w:pPr>
     <w:rPr>
-      <w:rFonts w:asciiTheme="majorHAnsi" w:cstheme="majorBidi" w:eastAsiaTheme="majorEastAsia" w:hAnsiTheme="majorHAnsi"/>
+      <w:rFonts w:asciiTheme="majorHAnsi" w:cstheme="majorBidi" w:eastAsiaTheme="majorEastAsia" w:hAnsiTheme="majorHAnsi" w:ascii="宋体" w:hAnsi="宋体" w:eastAsia="宋体"/>
       <w:b/>
       <w:bCs/>
       <w:color w:themeColor="accent1" w:val="4F81BD"/>
-      <w:sz w:val="28"/>
+      <w:sz w:val="36"/>
       <w:szCs w:val="28"/>
     </w:rPr>
   </w:style>
@@ -4947,11 +5086,11 @@
       <w:outlineLvl w:val="2"/>
     </w:pPr>
     <w:rPr>
-      <w:rFonts w:asciiTheme="majorHAnsi" w:cstheme="majorBidi" w:eastAsiaTheme="majorEastAsia" w:hAnsiTheme="majorHAnsi"/>
+      <w:rFonts w:asciiTheme="majorHAnsi" w:cstheme="majorBidi" w:eastAsiaTheme="majorEastAsia" w:hAnsiTheme="majorHAnsi" w:ascii="宋体" w:hAnsi="宋体" w:eastAsia="宋体"/>
       <w:b/>
       <w:bCs/>
       <w:color w:themeColor="accent1" w:val="4F81BD"/>
-      <w:sz w:val="24"/>
+      <w:sz w:val="27"/>
       <w:szCs w:val="24"/>
     </w:rPr>
   </w:style>
@@ -4969,8 +5108,9 @@
       <w:outlineLvl w:val="3"/>
     </w:pPr>
     <w:rPr>
-      <w:rFonts w:asciiTheme="majorHAnsi" w:cstheme="majorBidi" w:eastAsiaTheme="majorEastAsia" w:hAnsiTheme="majorHAnsi"/>
+      <w:rFonts w:asciiTheme="majorHAnsi" w:cstheme="majorBidi" w:eastAsiaTheme="majorEastAsia" w:hAnsiTheme="majorHAnsi" w:ascii="宋体" w:hAnsi="宋体" w:eastAsia="宋体"/>
       <w:i/>
+      <w:b/>
       <w:bCs/>
       <w:color w:themeColor="accent1" w:val="4F81BD"/>
       <w:sz w:val="24"/>

--- a/docx/proposal/01_开题报告.docx
+++ b/docx/proposal/01_开题报告.docx
@@ -38,6 +38,7 @@
         <w:rPr>
           <w:rFonts w:ascii="宋体" w:hAnsi="宋体" w:eastAsia="宋体"/>
           <w:b/>
+          <w:color w:val="000000"/>
           <w:sz w:val="48"/>
         </w:rPr>
         <w:t xml:space="preserve">工业轴承设备剩余寿命预测系统的实现：开题报告</w:t>
@@ -51,6 +52,7 @@
       <w:r>
         <w:rPr>
           <w:rFonts w:ascii="宋体" w:hAnsi="宋体" w:eastAsia="宋体"/>
+          <w:color w:val="000000"/>
         </w:rPr>
         <w:t xml:space="preserve">文档信息</w:t>
       </w:r>
@@ -85,6 +87,7 @@
               <w:rPr>
                 <w:rFonts w:ascii="宋体" w:hAnsi="宋体" w:eastAsia="宋体"/>
                 <w:b/>
+                <w:color w:val="000000"/>
                 <w:sz w:val="21"/>
               </w:rPr>
               <w:t xml:space="preserve">项目</w:t>
@@ -105,6 +108,7 @@
               <w:rPr>
                 <w:rFonts w:ascii="宋体" w:hAnsi="宋体" w:eastAsia="宋体"/>
                 <w:b/>
+                <w:color w:val="000000"/>
                 <w:sz w:val="21"/>
               </w:rPr>
               <w:t xml:space="preserve">内容</w:t>
@@ -123,6 +127,7 @@
             <w:r>
               <w:rPr>
                 <w:rFonts w:ascii="宋体" w:hAnsi="宋体" w:eastAsia="宋体"/>
+                <w:color w:val="000000"/>
                 <w:sz w:val="21"/>
               </w:rPr>
               <w:t xml:space="preserve">文档名称</w:t>
@@ -139,6 +144,7 @@
             <w:r>
               <w:rPr>
                 <w:rFonts w:ascii="宋体" w:hAnsi="宋体" w:eastAsia="宋体"/>
+                <w:color w:val="000000"/>
                 <w:sz w:val="21"/>
               </w:rPr>
               <w:t xml:space="preserve">开题报告</w:t>
@@ -157,6 +163,7 @@
             <w:r>
               <w:rPr>
                 <w:rFonts w:ascii="宋体" w:hAnsi="宋体" w:eastAsia="宋体"/>
+                <w:color w:val="000000"/>
                 <w:sz w:val="21"/>
               </w:rPr>
               <w:t xml:space="preserve">文档编号</w:t>
@@ -173,6 +180,7 @@
             <w:r>
               <w:rPr>
                 <w:rFonts w:ascii="宋体" w:hAnsi="宋体" w:eastAsia="宋体"/>
+                <w:color w:val="000000"/>
                 <w:sz w:val="21"/>
               </w:rPr>
               <w:t xml:space="preserve">SE-PHM-PROP-01</w:t>
@@ -191,6 +199,7 @@
             <w:r>
               <w:rPr>
                 <w:rFonts w:ascii="宋体" w:hAnsi="宋体" w:eastAsia="宋体"/>
+                <w:color w:val="000000"/>
                 <w:sz w:val="21"/>
               </w:rPr>
               <w:t xml:space="preserve">文档阶段</w:t>
@@ -207,6 +216,7 @@
             <w:r>
               <w:rPr>
                 <w:rFonts w:ascii="宋体" w:hAnsi="宋体" w:eastAsia="宋体"/>
+                <w:color w:val="000000"/>
                 <w:sz w:val="21"/>
               </w:rPr>
               <w:t xml:space="preserve">开题</w:t>
@@ -225,6 +235,7 @@
             <w:r>
               <w:rPr>
                 <w:rFonts w:ascii="宋体" w:hAnsi="宋体" w:eastAsia="宋体"/>
+                <w:color w:val="000000"/>
                 <w:sz w:val="21"/>
               </w:rPr>
               <w:t xml:space="preserve">项目名称</w:t>
@@ -241,6 +252,7 @@
             <w:r>
               <w:rPr>
                 <w:rFonts w:ascii="宋体" w:hAnsi="宋体" w:eastAsia="宋体"/>
+                <w:color w:val="000000"/>
                 <w:sz w:val="21"/>
               </w:rPr>
               <w:t xml:space="preserve">工业轴承设备剩余寿命预测系统的实现</w:t>
@@ -259,6 +271,7 @@
             <w:r>
               <w:rPr>
                 <w:rFonts w:ascii="宋体" w:hAnsi="宋体" w:eastAsia="宋体"/>
+                <w:color w:val="000000"/>
                 <w:sz w:val="21"/>
               </w:rPr>
               <w:t xml:space="preserve">课程</w:t>
@@ -275,6 +288,7 @@
             <w:r>
               <w:rPr>
                 <w:rFonts w:ascii="宋体" w:hAnsi="宋体" w:eastAsia="宋体"/>
+                <w:color w:val="000000"/>
                 <w:sz w:val="21"/>
               </w:rPr>
               <w:t xml:space="preserve">中国科学技术大学软件学院《软件工程》</w:t>
@@ -293,6 +307,7 @@
             <w:r>
               <w:rPr>
                 <w:rFonts w:ascii="宋体" w:hAnsi="宋体" w:eastAsia="宋体"/>
+                <w:color w:val="000000"/>
                 <w:sz w:val="21"/>
               </w:rPr>
               <w:t xml:space="preserve">指导老师</w:t>
@@ -309,6 +324,7 @@
             <w:r>
               <w:rPr>
                 <w:rFonts w:ascii="宋体" w:hAnsi="宋体" w:eastAsia="宋体"/>
+                <w:color w:val="000000"/>
                 <w:sz w:val="21"/>
               </w:rPr>
               <w:t xml:space="preserve">zjf</w:t>
@@ -327,6 +343,7 @@
             <w:r>
               <w:rPr>
                 <w:rFonts w:ascii="宋体" w:hAnsi="宋体" w:eastAsia="宋体"/>
+                <w:color w:val="000000"/>
                 <w:sz w:val="21"/>
               </w:rPr>
               <w:t xml:space="preserve">小组成员</w:t>
@@ -343,6 +360,7 @@
             <w:r>
               <w:rPr>
                 <w:rFonts w:ascii="宋体" w:hAnsi="宋体" w:eastAsia="宋体"/>
+                <w:color w:val="000000"/>
                 <w:sz w:val="21"/>
               </w:rPr>
               <w:t xml:space="preserve">zyj、cyy、zdh、zy</w:t>
@@ -361,6 +379,7 @@
             <w:r>
               <w:rPr>
                 <w:rFonts w:ascii="宋体" w:hAnsi="宋体" w:eastAsia="宋体"/>
+                <w:color w:val="000000"/>
                 <w:sz w:val="21"/>
               </w:rPr>
               <w:t xml:space="preserve">文档负责人</w:t>
@@ -377,6 +396,7 @@
             <w:r>
               <w:rPr>
                 <w:rFonts w:ascii="宋体" w:hAnsi="宋体" w:eastAsia="宋体"/>
+                <w:color w:val="000000"/>
                 <w:sz w:val="21"/>
               </w:rPr>
               <w:t xml:space="preserve">zyj</w:t>
@@ -395,6 +415,7 @@
             <w:r>
               <w:rPr>
                 <w:rFonts w:ascii="宋体" w:hAnsi="宋体" w:eastAsia="宋体"/>
+                <w:color w:val="000000"/>
                 <w:sz w:val="21"/>
               </w:rPr>
               <w:t xml:space="preserve">参与编写</w:t>
@@ -411,6 +432,7 @@
             <w:r>
               <w:rPr>
                 <w:rFonts w:ascii="宋体" w:hAnsi="宋体" w:eastAsia="宋体"/>
+                <w:color w:val="000000"/>
                 <w:sz w:val="21"/>
               </w:rPr>
               <w:t xml:space="preserve">cyy、zdh、zy</w:t>
@@ -429,6 +451,7 @@
             <w:r>
               <w:rPr>
                 <w:rFonts w:ascii="宋体" w:hAnsi="宋体" w:eastAsia="宋体"/>
+                <w:color w:val="000000"/>
                 <w:sz w:val="21"/>
               </w:rPr>
               <w:t xml:space="preserve">版本</w:t>
@@ -445,6 +468,7 @@
             <w:r>
               <w:rPr>
                 <w:rFonts w:ascii="宋体" w:hAnsi="宋体" w:eastAsia="宋体"/>
+                <w:color w:val="000000"/>
                 <w:sz w:val="21"/>
               </w:rPr>
               <w:t xml:space="preserve">V3.0</w:t>
@@ -463,6 +487,7 @@
             <w:r>
               <w:rPr>
                 <w:rFonts w:ascii="宋体" w:hAnsi="宋体" w:eastAsia="宋体"/>
+                <w:color w:val="000000"/>
                 <w:sz w:val="21"/>
               </w:rPr>
               <w:t xml:space="preserve">修订日期</w:t>
@@ -479,6 +504,7 @@
             <w:r>
               <w:rPr>
                 <w:rFonts w:ascii="宋体" w:hAnsi="宋体" w:eastAsia="宋体"/>
+                <w:color w:val="000000"/>
                 <w:sz w:val="21"/>
               </w:rPr>
               <w:t xml:space="preserve">2026-06-14</w:t>
@@ -497,6 +523,7 @@
             <w:r>
               <w:rPr>
                 <w:rFonts w:ascii="宋体" w:hAnsi="宋体" w:eastAsia="宋体"/>
+                <w:color w:val="000000"/>
                 <w:sz w:val="21"/>
               </w:rPr>
               <w:t xml:space="preserve">归档形式</w:t>
@@ -513,6 +540,7 @@
             <w:r>
               <w:rPr>
                 <w:rFonts w:ascii="宋体" w:hAnsi="宋体" w:eastAsia="宋体"/>
+                <w:color w:val="000000"/>
                 <w:sz w:val="21"/>
               </w:rPr>
               <w:t xml:space="preserve">Markdown 源文件、PDF、DOCX</w:t>
@@ -531,6 +559,7 @@
             <w:r>
               <w:rPr>
                 <w:rFonts w:ascii="宋体" w:hAnsi="宋体" w:eastAsia="宋体"/>
+                <w:color w:val="000000"/>
                 <w:sz w:val="21"/>
               </w:rPr>
               <w:t xml:space="preserve">内容基线</w:t>
@@ -547,6 +576,7 @@
             <w:r>
               <w:rPr>
                 <w:rFonts w:ascii="宋体" w:hAnsi="宋体" w:eastAsia="宋体"/>
+                <w:color w:val="000000"/>
                 <w:sz w:val="21"/>
               </w:rPr>
               <w:t xml:space="preserve">项目立项、研究目标、技术路线、计划与分工</w:t>
@@ -564,6 +594,7 @@
       <w:r>
         <w:rPr>
           <w:rFonts w:ascii="宋体" w:hAnsi="宋体" w:eastAsia="宋体"/>
+          <w:color w:val="000000"/>
         </w:rPr>
         <w:t xml:space="preserve">修订记录</w:t>
       </w:r>
@@ -598,6 +629,7 @@
               <w:rPr>
                 <w:rFonts w:ascii="宋体" w:hAnsi="宋体" w:eastAsia="宋体"/>
                 <w:b/>
+                <w:color w:val="000000"/>
                 <w:sz w:val="21"/>
               </w:rPr>
               <w:t xml:space="preserve">版本</w:t>
@@ -618,6 +650,7 @@
               <w:rPr>
                 <w:rFonts w:ascii="宋体" w:hAnsi="宋体" w:eastAsia="宋体"/>
                 <w:b/>
+                <w:color w:val="000000"/>
                 <w:sz w:val="21"/>
               </w:rPr>
               <w:t xml:space="preserve">日期</w:t>
@@ -638,6 +671,7 @@
               <w:rPr>
                 <w:rFonts w:ascii="宋体" w:hAnsi="宋体" w:eastAsia="宋体"/>
                 <w:b/>
+                <w:color w:val="000000"/>
                 <w:sz w:val="21"/>
               </w:rPr>
               <w:t xml:space="preserve">编写人</w:t>
@@ -658,6 +692,7 @@
               <w:rPr>
                 <w:rFonts w:ascii="宋体" w:hAnsi="宋体" w:eastAsia="宋体"/>
                 <w:b/>
+                <w:color w:val="000000"/>
                 <w:sz w:val="21"/>
               </w:rPr>
               <w:t xml:space="preserve">说明</w:t>
@@ -676,6 +711,7 @@
             <w:r>
               <w:rPr>
                 <w:rFonts w:ascii="宋体" w:hAnsi="宋体" w:eastAsia="宋体"/>
+                <w:color w:val="000000"/>
                 <w:sz w:val="21"/>
               </w:rPr>
               <w:t xml:space="preserve">V1.0</w:t>
@@ -692,6 +728,7 @@
             <w:r>
               <w:rPr>
                 <w:rFonts w:ascii="宋体" w:hAnsi="宋体" w:eastAsia="宋体"/>
+                <w:color w:val="000000"/>
                 <w:sz w:val="21"/>
               </w:rPr>
               <w:t xml:space="preserve">2025-11-10</w:t>
@@ -708,6 +745,7 @@
             <w:r>
               <w:rPr>
                 <w:rFonts w:ascii="宋体" w:hAnsi="宋体" w:eastAsia="宋体"/>
+                <w:color w:val="000000"/>
                 <w:sz w:val="21"/>
               </w:rPr>
               <w:t xml:space="preserve">项目组</w:t>
@@ -724,6 +762,7 @@
             <w:r>
               <w:rPr>
                 <w:rFonts w:ascii="宋体" w:hAnsi="宋体" w:eastAsia="宋体"/>
+                <w:color w:val="000000"/>
                 <w:sz w:val="21"/>
               </w:rPr>
               <w:t xml:space="preserve">完成初版课程文档</w:t>
@@ -742,6 +781,7 @@
             <w:r>
               <w:rPr>
                 <w:rFonts w:ascii="宋体" w:hAnsi="宋体" w:eastAsia="宋体"/>
+                <w:color w:val="000000"/>
                 <w:sz w:val="21"/>
               </w:rPr>
               <w:t xml:space="preserve">V2.0</w:t>
@@ -758,6 +798,7 @@
             <w:r>
               <w:rPr>
                 <w:rFonts w:ascii="宋体" w:hAnsi="宋体" w:eastAsia="宋体"/>
+                <w:color w:val="000000"/>
                 <w:sz w:val="21"/>
               </w:rPr>
               <w:t xml:space="preserve">2026-03-12</w:t>
@@ -774,6 +815,7 @@
             <w:r>
               <w:rPr>
                 <w:rFonts w:ascii="宋体" w:hAnsi="宋体" w:eastAsia="宋体"/>
+                <w:color w:val="000000"/>
                 <w:sz w:val="21"/>
               </w:rPr>
               <w:t xml:space="preserve">项目组</w:t>
@@ -790,6 +832,7 @@
             <w:r>
               <w:rPr>
                 <w:rFonts w:ascii="宋体" w:hAnsi="宋体" w:eastAsia="宋体"/>
+                <w:color w:val="000000"/>
                 <w:sz w:val="21"/>
               </w:rPr>
               <w:t xml:space="preserve">统一项目名称、技术基线和阶段交付内容</w:t>
@@ -808,6 +851,7 @@
             <w:r>
               <w:rPr>
                 <w:rFonts w:ascii="宋体" w:hAnsi="宋体" w:eastAsia="宋体"/>
+                <w:color w:val="000000"/>
                 <w:sz w:val="21"/>
               </w:rPr>
               <w:t xml:space="preserve">V3.0</w:t>
@@ -824,6 +868,7 @@
             <w:r>
               <w:rPr>
                 <w:rFonts w:ascii="宋体" w:hAnsi="宋体" w:eastAsia="宋体"/>
+                <w:color w:val="000000"/>
                 <w:sz w:val="21"/>
               </w:rPr>
               <w:t xml:space="preserve">2026-06-14</w:t>
@@ -840,6 +885,7 @@
             <w:r>
               <w:rPr>
                 <w:rFonts w:ascii="宋体" w:hAnsi="宋体" w:eastAsia="宋体"/>
+                <w:color w:val="000000"/>
                 <w:sz w:val="21"/>
               </w:rPr>
               <w:t xml:space="preserve">项目组</w:t>
@@ -856,6 +902,7 @@
             <w:r>
               <w:rPr>
                 <w:rFonts w:ascii="宋体" w:hAnsi="宋体" w:eastAsia="宋体"/>
+                <w:color w:val="000000"/>
                 <w:sz w:val="21"/>
               </w:rPr>
               <w:t xml:space="preserve">参考课程交付样例统一封面与归档格式，补充数据理解、技术难点、测试验收和 DOCX 交付信息</w:t>
@@ -873,6 +920,7 @@
       <w:r>
         <w:rPr>
           <w:rFonts w:ascii="宋体" w:hAnsi="宋体" w:eastAsia="宋体"/>
+          <w:color w:val="000000"/>
         </w:rPr>
         <w:t xml:space="preserve">团队分工说明</w:t>
       </w:r>
@@ -886,30 +934,35 @@
       <w:r>
         <w:rPr>
           <w:rFonts w:ascii="宋体" w:hAnsi="宋体" w:eastAsia="宋体"/>
+          <w:color w:val="000000"/>
         </w:rPr>
         <w:t xml:space="preserve">项目采用</w:t>
       </w:r>
       <w:r>
         <w:rPr>
           <w:rFonts w:ascii="宋体" w:hAnsi="宋体" w:eastAsia="宋体"/>
+          <w:color w:val="000000"/>
         </w:rPr>
         <w:t xml:space="preserve">“</w:t>
       </w:r>
       <w:r>
         <w:rPr>
           <w:rFonts w:ascii="宋体" w:hAnsi="宋体" w:eastAsia="宋体"/>
+          <w:color w:val="000000"/>
         </w:rPr>
         <w:t xml:space="preserve">四条主线并行、交叉评审</w:t>
       </w:r>
       <w:r>
         <w:rPr>
           <w:rFonts w:ascii="宋体" w:hAnsi="宋体" w:eastAsia="宋体"/>
+          <w:color w:val="000000"/>
         </w:rPr>
         <w:t xml:space="preserve">”</w:t>
       </w:r>
       <w:r>
         <w:rPr>
           <w:rFonts w:ascii="宋体" w:hAnsi="宋体" w:eastAsia="宋体"/>
+          <w:color w:val="000000"/>
         </w:rPr>
         <w:t xml:space="preserve">的协作方式，整体工作量按架构、数据、分析、展示四个方向平均分配，每名成员承担约 25% 的主责工作量，并参与其他模块的联调和文档审阅。</w:t>
       </w:r>
@@ -944,6 +997,7 @@
               <w:rPr>
                 <w:rFonts w:ascii="宋体" w:hAnsi="宋体" w:eastAsia="宋体"/>
                 <w:b/>
+                <w:color w:val="000000"/>
                 <w:sz w:val="21"/>
               </w:rPr>
               <w:t xml:space="preserve">成员</w:t>
@@ -964,6 +1018,7 @@
               <w:rPr>
                 <w:rFonts w:ascii="宋体" w:hAnsi="宋体" w:eastAsia="宋体"/>
                 <w:b/>
+                <w:color w:val="000000"/>
                 <w:sz w:val="21"/>
               </w:rPr>
               <w:t xml:space="preserve">主责方向</w:t>
@@ -984,6 +1039,7 @@
               <w:rPr>
                 <w:rFonts w:ascii="宋体" w:hAnsi="宋体" w:eastAsia="宋体"/>
                 <w:b/>
+                <w:color w:val="000000"/>
                 <w:sz w:val="21"/>
               </w:rPr>
               <w:t xml:space="preserve">主要工作</w:t>
@@ -1002,6 +1058,7 @@
             <w:r>
               <w:rPr>
                 <w:rFonts w:ascii="宋体" w:hAnsi="宋体" w:eastAsia="宋体"/>
+                <w:color w:val="000000"/>
                 <w:sz w:val="21"/>
               </w:rPr>
               <w:t xml:space="preserve">zyj</w:t>
@@ -1018,6 +1075,7 @@
             <w:r>
               <w:rPr>
                 <w:rFonts w:ascii="宋体" w:hAnsi="宋体" w:eastAsia="宋体"/>
+                <w:color w:val="000000"/>
                 <w:sz w:val="21"/>
               </w:rPr>
               <w:t xml:space="preserve">项目管理与系统架构</w:t>
@@ -1034,6 +1092,7 @@
             <w:r>
               <w:rPr>
                 <w:rFonts w:ascii="宋体" w:hAnsi="宋体" w:eastAsia="宋体"/>
+                <w:color w:val="000000"/>
                 <w:sz w:val="21"/>
               </w:rPr>
               <w:t xml:space="preserve">需求整合、总体架构、训练框架、接口规范、里程碑控制</w:t>
@@ -1052,6 +1111,7 @@
             <w:r>
               <w:rPr>
                 <w:rFonts w:ascii="宋体" w:hAnsi="宋体" w:eastAsia="宋体"/>
+                <w:color w:val="000000"/>
                 <w:sz w:val="21"/>
               </w:rPr>
               <w:t xml:space="preserve">cyy</w:t>
@@ -1068,6 +1128,7 @@
             <w:r>
               <w:rPr>
                 <w:rFonts w:ascii="宋体" w:hAnsi="宋体" w:eastAsia="宋体"/>
+                <w:color w:val="000000"/>
                 <w:sz w:val="21"/>
               </w:rPr>
               <w:t xml:space="preserve">数据工程与特征工程</w:t>
@@ -1084,6 +1145,7 @@
             <w:r>
               <w:rPr>
                 <w:rFonts w:ascii="宋体" w:hAnsi="宋体" w:eastAsia="宋体"/>
+                <w:color w:val="000000"/>
                 <w:sz w:val="21"/>
               </w:rPr>
               <w:t xml:space="preserve">数据集调研、数据接入、清洗、预处理、特征构造、数据质量验证</w:t>
@@ -1102,6 +1164,7 @@
             <w:r>
               <w:rPr>
                 <w:rFonts w:ascii="宋体" w:hAnsi="宋体" w:eastAsia="宋体"/>
+                <w:color w:val="000000"/>
                 <w:sz w:val="21"/>
               </w:rPr>
               <w:t xml:space="preserve">zdh</w:t>
@@ -1118,6 +1181,7 @@
             <w:r>
               <w:rPr>
                 <w:rFonts w:ascii="宋体" w:hAnsi="宋体" w:eastAsia="宋体"/>
+                <w:color w:val="000000"/>
                 <w:sz w:val="21"/>
               </w:rPr>
               <w:t xml:space="preserve">退化分析与评价体系</w:t>
@@ -1134,6 +1198,7 @@
             <w:r>
               <w:rPr>
                 <w:rFonts w:ascii="宋体" w:hAnsi="宋体" w:eastAsia="宋体"/>
+                <w:color w:val="000000"/>
                 <w:sz w:val="21"/>
               </w:rPr>
               <w:t xml:space="preserve">退化阶段划分策略、失效概率/生存分析基础接口、评价指标、确认测试准则</w:t>
@@ -1152,6 +1217,7 @@
             <w:r>
               <w:rPr>
                 <w:rFonts w:ascii="宋体" w:hAnsi="宋体" w:eastAsia="宋体"/>
+                <w:color w:val="000000"/>
                 <w:sz w:val="21"/>
               </w:rPr>
               <w:t xml:space="preserve">zy</w:t>
@@ -1168,6 +1234,7 @@
             <w:r>
               <w:rPr>
                 <w:rFonts w:ascii="宋体" w:hAnsi="宋体" w:eastAsia="宋体"/>
+                <w:color w:val="000000"/>
                 <w:sz w:val="21"/>
               </w:rPr>
               <w:t xml:space="preserve">可视化与交付展示</w:t>
@@ -1184,6 +1251,7 @@
             <w:r>
               <w:rPr>
                 <w:rFonts w:ascii="宋体" w:hAnsi="宋体" w:eastAsia="宋体"/>
+                <w:color w:val="000000"/>
                 <w:sz w:val="21"/>
               </w:rPr>
               <w:t xml:space="preserve">结果可视化、实验记录展示、图表输出、文档排版、答辩材料</w:t>
@@ -1201,6 +1269,7 @@
       <w:r>
         <w:rPr>
           <w:rFonts w:ascii="宋体" w:hAnsi="宋体" w:eastAsia="宋体"/>
+          <w:color w:val="000000"/>
         </w:rPr>
         <w:t xml:space="preserve">1. 课题背景与研究意义</w:t>
       </w:r>
@@ -1214,6 +1283,7 @@
       <w:r>
         <w:rPr>
           <w:rFonts w:ascii="宋体" w:hAnsi="宋体" w:eastAsia="宋体"/>
+          <w:color w:val="000000"/>
         </w:rPr>
         <w:t xml:space="preserve">随着智能制造和设备联网程度不断提高，工业企业对设备可靠性、可维护性和停机成本控制提出了更高要求。传统维护方式主要包括事后维修和定期维护，两者都存在明显不足。事后维修虽然流程简单，但容易引起突发停机和连带损失；定期维护能够降低突发失效概率，却经常因为维护时机过早而造成资源浪费。</w:t>
       </w:r>
@@ -1227,6 +1297,7 @@
       <w:r>
         <w:rPr>
           <w:rFonts w:ascii="宋体" w:hAnsi="宋体" w:eastAsia="宋体"/>
+          <w:color w:val="000000"/>
         </w:rPr>
         <w:t xml:space="preserve">预测性维护的核心目标是在设备失效之前识别退化趋势，提前估计失效风险和剩余寿命，从而让维护决策更有计划、更具经济性。滚动轴承作为旋转机械中最常见的关键部件之一，具有退化过程可观测、振动信号特征典型、公开数据集资源相对丰富等特点，因此非常适合作为剩余寿命预测软件系统的研究对象和课程项目载体。</w:t>
       </w:r>
@@ -1240,6 +1311,7 @@
       <w:r>
         <w:rPr>
           <w:rFonts w:ascii="宋体" w:hAnsi="宋体" w:eastAsia="宋体"/>
+          <w:color w:val="000000"/>
         </w:rPr>
         <w:t xml:space="preserve">本课题的研究意义主要体现在三个层面。</w:t>
       </w:r>
@@ -1257,6 +1329,7 @@
       <w:r>
         <w:rPr>
           <w:rFonts w:ascii="宋体" w:hAnsi="宋体" w:eastAsia="宋体"/>
+          <w:color w:val="000000"/>
         </w:rPr>
         <w:t xml:space="preserve">工程层面：以轴承退化数据为基础，形成从数据接入到结果展示的完整预测流程，为工业设备预测性维护提供实验性参考框架。</w:t>
       </w:r>
@@ -1274,6 +1347,7 @@
       <w:r>
         <w:rPr>
           <w:rFonts w:ascii="宋体" w:hAnsi="宋体" w:eastAsia="宋体"/>
+          <w:color w:val="000000"/>
         </w:rPr>
         <w:t xml:space="preserve">软件工程层面：围绕需求、设计、实现、测试、文档和配置管理建立完整工程闭环，体现课程项目的系统化建设能力。</w:t>
       </w:r>
@@ -1291,6 +1365,7 @@
       <w:r>
         <w:rPr>
           <w:rFonts w:ascii="宋体" w:hAnsi="宋体" w:eastAsia="宋体"/>
+          <w:color w:val="000000"/>
         </w:rPr>
         <w:t xml:space="preserve">教学实践层面：通过多模型、多指标、多文档交付，训练团队在真实约束下的协作开发、风险管理和文档规范能力。</w:t>
       </w:r>
@@ -1304,6 +1379,7 @@
       <w:r>
         <w:rPr>
           <w:rFonts w:ascii="宋体" w:hAnsi="宋体" w:eastAsia="宋体"/>
+          <w:color w:val="000000"/>
         </w:rPr>
         <w:t xml:space="preserve">2. 国内外研究与应用现状</w:t>
       </w:r>
@@ -1316,6 +1392,7 @@
       <w:r>
         <w:rPr>
           <w:rFonts w:ascii="宋体" w:hAnsi="宋体" w:eastAsia="宋体"/>
+          <w:color w:val="000000"/>
         </w:rPr>
         <w:t xml:space="preserve">2.1 传统统计与特征工程方法</w:t>
       </w:r>
@@ -1329,6 +1406,7 @@
       <w:r>
         <w:rPr>
           <w:rFonts w:ascii="宋体" w:hAnsi="宋体" w:eastAsia="宋体"/>
+          <w:color w:val="000000"/>
         </w:rPr>
         <w:t xml:space="preserve">早期轴承预测研究主要依赖人工构造时域与频域特征，例如均值、方差、均方根、峰值因子、峭度、主频和频域能量等，再结合线性回归、支持向量机、随机森林或梯度提升树进行状态识别和寿命估计。这类方法的优势是可解释性强、训练资源需求低，但对特征设计质量高度敏感，跨工况泛化能力有限。</w:t>
       </w:r>
@@ -1342,6 +1420,7 @@
       <w:r>
         <w:rPr>
           <w:rFonts w:ascii="宋体" w:hAnsi="宋体" w:eastAsia="宋体"/>
+          <w:color w:val="000000"/>
         </w:rPr>
         <w:t xml:space="preserve">2.2 基于深度学习的端到端方法</w:t>
       </w:r>
@@ -1355,6 +1434,7 @@
       <w:r>
         <w:rPr>
           <w:rFonts w:ascii="宋体" w:hAnsi="宋体" w:eastAsia="宋体"/>
+          <w:color w:val="000000"/>
         </w:rPr>
         <w:t xml:space="preserve">近年来，CNN、RNN、LSTM、Transformer 等模型被广泛用于从原始振动序列中自动提取退化模式。端到端方法降低了人工特征依赖，适合处理复杂时序关系，但也带来训练成本增加、超参数管理复杂、实验复现难度更高的问题。对于课程项目而言，仅实现单个模型并不足以体现软件工程价值，还需要围绕训练管理、实验可追踪性和结果展示进行系统设计。</w:t>
       </w:r>
@@ -1368,6 +1448,7 @@
       <w:r>
         <w:rPr>
           <w:rFonts w:ascii="宋体" w:hAnsi="宋体" w:eastAsia="宋体"/>
+          <w:color w:val="000000"/>
         </w:rPr>
         <w:t xml:space="preserve">2.3 工程化系统的发展趋势</w:t>
       </w:r>
@@ -1381,30 +1462,35 @@
       <w:r>
         <w:rPr>
           <w:rFonts w:ascii="宋体" w:hAnsi="宋体" w:eastAsia="宋体"/>
+          <w:color w:val="000000"/>
         </w:rPr>
         <w:t xml:space="preserve">工业实际场景不只关注模型精度，还关注数据可接入、训练可监控、结果可解释和实验可复现。能够支持多数据集、多预处理策略、多模型切换、多评价指标和多种导出格式的平台，更符合预测性维护系统的工程需求。当前很多教学项目仍停留在</w:t>
       </w:r>
       <w:r>
         <w:rPr>
           <w:rFonts w:ascii="宋体" w:hAnsi="宋体" w:eastAsia="宋体"/>
+          <w:color w:val="000000"/>
         </w:rPr>
         <w:t xml:space="preserve">“</w:t>
       </w:r>
       <w:r>
         <w:rPr>
           <w:rFonts w:ascii="宋体" w:hAnsi="宋体" w:eastAsia="宋体"/>
+          <w:color w:val="000000"/>
         </w:rPr>
         <w:t xml:space="preserve">单脚本、单模型、单次实验</w:t>
       </w:r>
       <w:r>
         <w:rPr>
           <w:rFonts w:ascii="宋体" w:hAnsi="宋体" w:eastAsia="宋体"/>
+          <w:color w:val="000000"/>
         </w:rPr>
         <w:t xml:space="preserve">”</w:t>
       </w:r>
       <w:r>
         <w:rPr>
           <w:rFonts w:ascii="宋体" w:hAnsi="宋体" w:eastAsia="宋体"/>
+          <w:color w:val="000000"/>
         </w:rPr>
         <w:t xml:space="preserve">的层面，本课题希望形成课程要求的工程化流程。</w:t>
       </w:r>
@@ -1419,6 +1505,7 @@
       <w:r>
         <w:rPr>
           <w:rFonts w:ascii="宋体" w:hAnsi="宋体" w:eastAsia="宋体"/>
+          <w:color w:val="000000"/>
         </w:rPr>
         <w:t xml:space="preserve">3. 项目目标与研究内容</w:t>
       </w:r>
@@ -1431,6 +1518,7 @@
       <w:r>
         <w:rPr>
           <w:rFonts w:ascii="宋体" w:hAnsi="宋体" w:eastAsia="宋体"/>
+          <w:color w:val="000000"/>
         </w:rPr>
         <w:t xml:space="preserve">3.1 项目目标</w:t>
       </w:r>
@@ -1444,6 +1532,7 @@
       <w:r>
         <w:rPr>
           <w:rFonts w:ascii="宋体" w:hAnsi="宋体" w:eastAsia="宋体"/>
+          <w:color w:val="000000"/>
         </w:rPr>
         <w:t xml:space="preserve">本项目拟开发一套可运行、可扩展、可复现的工业轴承设备剩余寿命预测系统，实现以下总体目标：</w:t>
       </w:r>
@@ -1461,6 +1550,7 @@
       <w:r>
         <w:rPr>
           <w:rFonts w:ascii="宋体" w:hAnsi="宋体" w:eastAsia="宋体"/>
+          <w:color w:val="000000"/>
         </w:rPr>
         <w:t xml:space="preserve">支持 XJTU-SY 和 PHM2012 / FEMTO 两个典型轴承数据集的统一接入与管理。</w:t>
       </w:r>
@@ -1478,6 +1568,7 @@
       <w:r>
         <w:rPr>
           <w:rFonts w:ascii="宋体" w:hAnsi="宋体" w:eastAsia="宋体"/>
+          <w:color w:val="000000"/>
         </w:rPr>
         <w:t xml:space="preserve">提供滑动窗口、归一化、统计特征提取等通用预处理与特征工程能力。</w:t>
       </w:r>
@@ -1495,6 +1586,7 @@
       <w:r>
         <w:rPr>
           <w:rFonts w:ascii="宋体" w:hAnsi="宋体" w:eastAsia="宋体"/>
+          <w:color w:val="000000"/>
         </w:rPr>
         <w:t xml:space="preserve">支持剩余寿命预测、退化阶段划分、多步滚动预测，并保留失效概率/生存分析基础接口作为预测性维护补充。</w:t>
       </w:r>
@@ -1512,6 +1604,7 @@
       <w:r>
         <w:rPr>
           <w:rFonts w:ascii="宋体" w:hAnsi="宋体" w:eastAsia="宋体"/>
+          <w:color w:val="000000"/>
         </w:rPr>
         <w:t xml:space="preserve">建立实验配置记录、训练回调、TensorBoard 监控、结果导出和图表展示机制。</w:t>
       </w:r>
@@ -1529,6 +1622,7 @@
       <w:r>
         <w:rPr>
           <w:rFonts w:ascii="宋体" w:hAnsi="宋体" w:eastAsia="宋体"/>
+          <w:color w:val="000000"/>
         </w:rPr>
         <w:t xml:space="preserve">形成规范的需求、设计、测试、管理和编码文档，为课程答辩和归档提供材料。</w:t>
       </w:r>
@@ -1542,6 +1636,7 @@
       <w:r>
         <w:rPr>
           <w:rFonts w:ascii="宋体" w:hAnsi="宋体" w:eastAsia="宋体"/>
+          <w:color w:val="000000"/>
         </w:rPr>
         <w:t xml:space="preserve">3.2 研究内容</w:t>
       </w:r>
@@ -1555,6 +1650,7 @@
       <w:r>
         <w:rPr>
           <w:rFonts w:ascii="宋体" w:hAnsi="宋体" w:eastAsia="宋体"/>
+          <w:color w:val="000000"/>
         </w:rPr>
         <w:t xml:space="preserve">围绕上述目标，项目研究内容分为五个模块。</w:t>
       </w:r>
@@ -1572,6 +1668,7 @@
       <w:r>
         <w:rPr>
           <w:rFonts w:ascii="宋体" w:hAnsi="宋体" w:eastAsia="宋体"/>
+          <w:color w:val="000000"/>
         </w:rPr>
         <w:t xml:space="preserve">数据接入与管理模块：完成真实数据集目录解析、实体抽象、数据导入导出和缓存管理。</w:t>
       </w:r>
@@ -1589,6 +1686,7 @@
       <w:r>
         <w:rPr>
           <w:rFonts w:ascii="宋体" w:hAnsi="宋体" w:eastAsia="宋体"/>
+          <w:color w:val="000000"/>
         </w:rPr>
         <w:t xml:space="preserve">预处理与特征工程模块：实现振动信号清洗、滑动窗口、归一化、均方根、峭度、频域能量等处理能力。</w:t>
       </w:r>
@@ -1606,6 +1704,7 @@
       <w:r>
         <w:rPr>
           <w:rFonts w:ascii="宋体" w:hAnsi="宋体" w:eastAsia="宋体"/>
+          <w:color w:val="000000"/>
         </w:rPr>
         <w:t xml:space="preserve">退化分析与标签构造模块：实现 3sigma、FPT 等退化阶段划分策略，并支持 RUL 标签、退化阶段标签和健康指标序列标签生成。</w:t>
       </w:r>
@@ -1623,6 +1722,7 @@
       <w:r>
         <w:rPr>
           <w:rFonts w:ascii="宋体" w:hAnsi="宋体" w:eastAsia="宋体"/>
+          <w:color w:val="000000"/>
         </w:rPr>
         <w:t xml:space="preserve">模型训练与预测模块：支持 CNN、RNN、Transformer、MLP 等多类模型，以及端到端预测、滚动预测和不确定性估计。</w:t>
       </w:r>
@@ -1640,6 +1740,7 @@
       <w:r>
         <w:rPr>
           <w:rFonts w:ascii="宋体" w:hAnsi="宋体" w:eastAsia="宋体"/>
+          <w:color w:val="000000"/>
         </w:rPr>
         <w:t xml:space="preserve">评估与展示模块：支持 MAE、MSE、RMSE、MAPE、PHM2012 Score、PHM/RUL 非对称惩罚 Score 等 RUL 指标，并为 C-index、生存概率曲线等预测性维护扩展指标保留接口说明。</w:t>
       </w:r>
@@ -1653,6 +1754,7 @@
       <w:r>
         <w:rPr>
           <w:rFonts w:ascii="宋体" w:hAnsi="宋体" w:eastAsia="宋体"/>
+          <w:color w:val="000000"/>
         </w:rPr>
         <w:t xml:space="preserve">3.3 数据对象与特征分析计划</w:t>
       </w:r>
@@ -1666,6 +1768,7 @@
       <w:r>
         <w:rPr>
           <w:rFonts w:ascii="宋体" w:hAnsi="宋体" w:eastAsia="宋体"/>
+          <w:color w:val="000000"/>
         </w:rPr>
         <w:t xml:space="preserve">本课题的数据对象不是普通静态表格，而是轴承从正常运行到退化加剧的多通道振动时间序列。项目计划从两个角度理解数据：一是文件组织和时间语义，二是特征随寿命阶段变化的规律。</w:t>
       </w:r>
@@ -1705,6 +1808,7 @@
               <w:rPr>
                 <w:rFonts w:ascii="宋体" w:hAnsi="宋体" w:eastAsia="宋体"/>
                 <w:b/>
+                <w:color w:val="000000"/>
                 <w:sz w:val="21"/>
               </w:rPr>
               <w:t xml:space="preserve">数据集</w:t>
@@ -1725,6 +1829,7 @@
               <w:rPr>
                 <w:rFonts w:ascii="宋体" w:hAnsi="宋体" w:eastAsia="宋体"/>
                 <w:b/>
+                <w:color w:val="000000"/>
                 <w:sz w:val="21"/>
               </w:rPr>
               <w:t xml:space="preserve">数据组织特点</w:t>
@@ -1745,6 +1850,7 @@
               <w:rPr>
                 <w:rFonts w:ascii="宋体" w:hAnsi="宋体" w:eastAsia="宋体"/>
                 <w:b/>
+                <w:color w:val="000000"/>
                 <w:sz w:val="21"/>
               </w:rPr>
               <w:t xml:space="preserve">计划重点分析的规律</w:t>
@@ -1765,6 +1871,7 @@
               <w:rPr>
                 <w:rFonts w:ascii="宋体" w:hAnsi="宋体" w:eastAsia="宋体"/>
                 <w:b/>
+                <w:color w:val="000000"/>
                 <w:sz w:val="21"/>
               </w:rPr>
               <w:t xml:space="preserve">对系统设计的要求</w:t>
@@ -1783,6 +1890,7 @@
             <w:r>
               <w:rPr>
                 <w:rFonts w:ascii="宋体" w:hAnsi="宋体" w:eastAsia="宋体"/>
+                <w:color w:val="000000"/>
                 <w:sz w:val="21"/>
               </w:rPr>
               <w:t xml:space="preserve">XJTU-SY</w:t>
@@ -1799,6 +1907,7 @@
             <w:r>
               <w:rPr>
                 <w:rFonts w:ascii="宋体" w:hAnsi="宋体" w:eastAsia="宋体"/>
+                <w:color w:val="000000"/>
                 <w:sz w:val="21"/>
               </w:rPr>
               <w:t xml:space="preserve">三种工况、多个 run-to-failure 轴承，水平和垂直振动快照按时间顺序排列</w:t>
@@ -1815,6 +1924,7 @@
             <w:r>
               <w:rPr>
                 <w:rFonts w:ascii="宋体" w:hAnsi="宋体" w:eastAsia="宋体"/>
+                <w:color w:val="000000"/>
                 <w:sz w:val="21"/>
               </w:rPr>
               <w:t xml:space="preserve">寿命后期 RMS、峰值、峭度和谱能量通常抬升；不同工况下振动幅值分布存在差异</w:t>
@@ -1831,6 +1941,7 @@
             <w:r>
               <w:rPr>
                 <w:rFonts w:ascii="宋体" w:hAnsi="宋体" w:eastAsia="宋体"/>
+                <w:color w:val="000000"/>
                 <w:sz w:val="21"/>
               </w:rPr>
               <w:t xml:space="preserve">Loader 必须保留工况、轴承编号、采样顺序和通道信息，训练划分应避免破坏时间顺序</w:t>
@@ -1849,6 +1960,7 @@
             <w:r>
               <w:rPr>
                 <w:rFonts w:ascii="宋体" w:hAnsi="宋体" w:eastAsia="宋体"/>
+                <w:color w:val="000000"/>
                 <w:sz w:val="21"/>
               </w:rPr>
               <w:t xml:space="preserve">PHM2012/FEMTO</w:t>
@@ -1865,6 +1977,7 @@
             <w:r>
               <w:rPr>
                 <w:rFonts w:ascii="宋体" w:hAnsi="宋体" w:eastAsia="宋体"/>
+                <w:color w:val="000000"/>
                 <w:sz w:val="21"/>
               </w:rPr>
               <w:t xml:space="preserve">Learning/Test/Full_Test 目录语义不同，包含加速度和温度文件，快照间隔较短</w:t>
@@ -1881,6 +1994,7 @@
             <w:r>
               <w:rPr>
                 <w:rFonts w:ascii="宋体" w:hAnsi="宋体" w:eastAsia="宋体"/>
+                <w:color w:val="000000"/>
                 <w:sz w:val="21"/>
               </w:rPr>
               <w:t xml:space="preserve">后期振动强度增强但曲线更密集，测试集终止 RUL 需要结合官方条目解释</w:t>
@@ -1897,6 +2011,7 @@
             <w:r>
               <w:rPr>
                 <w:rFonts w:ascii="宋体" w:hAnsi="宋体" w:eastAsia="宋体"/>
+                <w:color w:val="000000"/>
                 <w:sz w:val="21"/>
               </w:rPr>
               <w:t xml:space="preserve">Loader 需要统一 split 语义，并为加速度主线和温度扩展预留字段</w:t>
@@ -1914,30 +2029,35 @@
       <w:r>
         <w:rPr>
           <w:rFonts w:ascii="宋体" w:hAnsi="宋体" w:eastAsia="宋体"/>
+          <w:color w:val="000000"/>
         </w:rPr>
         <w:t xml:space="preserve">特征分析不只服务图表展示，还决定后续模型输入。项目将优先提取均值、方差、RMS、峰值、峭度、峰值因子、谱能量、谱熵和主频等时域/频域特征，用于观察退化趋势、构造健康指标、训练 RUL 模型，并支撑答辩中对</w:t>
       </w:r>
       <w:r>
         <w:rPr>
           <w:rFonts w:ascii="宋体" w:hAnsi="宋体" w:eastAsia="宋体"/>
+          <w:color w:val="000000"/>
         </w:rPr>
         <w:t xml:space="preserve">“</w:t>
       </w:r>
       <w:r>
         <w:rPr>
           <w:rFonts w:ascii="宋体" w:hAnsi="宋体" w:eastAsia="宋体"/>
+          <w:color w:val="000000"/>
         </w:rPr>
         <w:t xml:space="preserve">为什么这样建模</w:t>
       </w:r>
       <w:r>
         <w:rPr>
           <w:rFonts w:ascii="宋体" w:hAnsi="宋体" w:eastAsia="宋体"/>
+          <w:color w:val="000000"/>
         </w:rPr>
         <w:t xml:space="preserve">”</w:t>
       </w:r>
       <w:r>
         <w:rPr>
           <w:rFonts w:ascii="宋体" w:hAnsi="宋体" w:eastAsia="宋体"/>
+          <w:color w:val="000000"/>
         </w:rPr>
         <w:t xml:space="preserve">的解释。</w:t>
       </w:r>
@@ -1952,6 +2072,7 @@
       <w:r>
         <w:rPr>
           <w:rFonts w:ascii="宋体" w:hAnsi="宋体" w:eastAsia="宋体"/>
+          <w:color w:val="000000"/>
         </w:rPr>
         <w:t xml:space="preserve">4. 系统主要功能概述</w:t>
       </w:r>
@@ -1965,6 +2086,7 @@
       <w:r>
         <w:rPr>
           <w:rFonts w:ascii="宋体" w:hAnsi="宋体" w:eastAsia="宋体"/>
+          <w:color w:val="000000"/>
         </w:rPr>
         <w:t xml:space="preserve">为保证项目边界清晰，系统功能统一划分为以下五类，后续需求文档、设计文档和测试计划均沿用该划分。</w:t>
       </w:r>
@@ -1999,6 +2121,7 @@
               <w:rPr>
                 <w:rFonts w:ascii="宋体" w:hAnsi="宋体" w:eastAsia="宋体"/>
                 <w:b/>
+                <w:color w:val="000000"/>
                 <w:sz w:val="21"/>
               </w:rPr>
               <w:t xml:space="preserve">模块编号</w:t>
@@ -2019,6 +2142,7 @@
               <w:rPr>
                 <w:rFonts w:ascii="宋体" w:hAnsi="宋体" w:eastAsia="宋体"/>
                 <w:b/>
+                <w:color w:val="000000"/>
                 <w:sz w:val="21"/>
               </w:rPr>
               <w:t xml:space="preserve">模块名称</w:t>
@@ -2039,6 +2163,7 @@
               <w:rPr>
                 <w:rFonts w:ascii="宋体" w:hAnsi="宋体" w:eastAsia="宋体"/>
                 <w:b/>
+                <w:color w:val="000000"/>
                 <w:sz w:val="21"/>
               </w:rPr>
               <w:t xml:space="preserve">功能概述</w:t>
@@ -2057,6 +2182,7 @@
             <w:r>
               <w:rPr>
                 <w:rFonts w:ascii="宋体" w:hAnsi="宋体" w:eastAsia="宋体"/>
+                <w:color w:val="000000"/>
                 <w:sz w:val="21"/>
               </w:rPr>
               <w:t xml:space="preserve">M1</w:t>
@@ -2073,6 +2199,7 @@
             <w:r>
               <w:rPr>
                 <w:rFonts w:ascii="宋体" w:hAnsi="宋体" w:eastAsia="宋体"/>
+                <w:color w:val="000000"/>
                 <w:sz w:val="21"/>
               </w:rPr>
               <w:t xml:space="preserve">数据接入与管理</w:t>
@@ -2089,6 +2216,7 @@
             <w:r>
               <w:rPr>
                 <w:rFonts w:ascii="宋体" w:hAnsi="宋体" w:eastAsia="宋体"/>
+                <w:color w:val="000000"/>
                 <w:sz w:val="21"/>
               </w:rPr>
               <w:t xml:space="preserve">数据集加载、数据检查、导入导出、缓存组织</w:t>
@@ -2107,6 +2235,7 @@
             <w:r>
               <w:rPr>
                 <w:rFonts w:ascii="宋体" w:hAnsi="宋体" w:eastAsia="宋体"/>
+                <w:color w:val="000000"/>
                 <w:sz w:val="21"/>
               </w:rPr>
               <w:t xml:space="preserve">M2</w:t>
@@ -2123,6 +2252,7 @@
             <w:r>
               <w:rPr>
                 <w:rFonts w:ascii="宋体" w:hAnsi="宋体" w:eastAsia="宋体"/>
+                <w:color w:val="000000"/>
                 <w:sz w:val="21"/>
               </w:rPr>
               <w:t xml:space="preserve">预处理与特征工程</w:t>
@@ -2139,6 +2269,7 @@
             <w:r>
               <w:rPr>
                 <w:rFonts w:ascii="宋体" w:hAnsi="宋体" w:eastAsia="宋体"/>
+                <w:color w:val="000000"/>
                 <w:sz w:val="21"/>
               </w:rPr>
               <w:t xml:space="preserve">滑动窗口、归一化、时域/频域特征提取</w:t>
@@ -2157,6 +2288,7 @@
             <w:r>
               <w:rPr>
                 <w:rFonts w:ascii="宋体" w:hAnsi="宋体" w:eastAsia="宋体"/>
+                <w:color w:val="000000"/>
                 <w:sz w:val="21"/>
               </w:rPr>
               <w:t xml:space="preserve">M3</w:t>
@@ -2173,6 +2305,7 @@
             <w:r>
               <w:rPr>
                 <w:rFonts w:ascii="宋体" w:hAnsi="宋体" w:eastAsia="宋体"/>
+                <w:color w:val="000000"/>
                 <w:sz w:val="21"/>
               </w:rPr>
               <w:t xml:space="preserve">退化阶段划分与标签构造</w:t>
@@ -2189,6 +2322,7 @@
             <w:r>
               <w:rPr>
                 <w:rFonts w:ascii="宋体" w:hAnsi="宋体" w:eastAsia="宋体"/>
+                <w:color w:val="000000"/>
                 <w:sz w:val="21"/>
               </w:rPr>
               <w:t xml:space="preserve">3sigma、FPT、RUL 标签、阶段标签、HI 序列</w:t>
@@ -2207,6 +2341,7 @@
             <w:r>
               <w:rPr>
                 <w:rFonts w:ascii="宋体" w:hAnsi="宋体" w:eastAsia="宋体"/>
+                <w:color w:val="000000"/>
                 <w:sz w:val="21"/>
               </w:rPr>
               <w:t xml:space="preserve">M4</w:t>
@@ -2223,6 +2358,7 @@
             <w:r>
               <w:rPr>
                 <w:rFonts w:ascii="宋体" w:hAnsi="宋体" w:eastAsia="宋体"/>
+                <w:color w:val="000000"/>
                 <w:sz w:val="21"/>
               </w:rPr>
               <w:t xml:space="preserve">模型训练与预测</w:t>
@@ -2239,6 +2375,7 @@
             <w:r>
               <w:rPr>
                 <w:rFonts w:ascii="宋体" w:hAnsi="宋体" w:eastAsia="宋体"/>
+                <w:color w:val="000000"/>
                 <w:sz w:val="21"/>
               </w:rPr>
               <w:t xml:space="preserve">多模型训练、回调机制、滚动预测、不确定性建模</w:t>
@@ -2257,6 +2394,7 @@
             <w:r>
               <w:rPr>
                 <w:rFonts w:ascii="宋体" w:hAnsi="宋体" w:eastAsia="宋体"/>
+                <w:color w:val="000000"/>
                 <w:sz w:val="21"/>
               </w:rPr>
               <w:t xml:space="preserve">M5</w:t>
@@ -2273,6 +2411,7 @@
             <w:r>
               <w:rPr>
                 <w:rFonts w:ascii="宋体" w:hAnsi="宋体" w:eastAsia="宋体"/>
+                <w:color w:val="000000"/>
                 <w:sz w:val="21"/>
               </w:rPr>
               <w:t xml:space="preserve">评估、可视化与实验管理</w:t>
@@ -2289,6 +2428,7 @@
             <w:r>
               <w:rPr>
                 <w:rFonts w:ascii="宋体" w:hAnsi="宋体" w:eastAsia="宋体"/>
+                <w:color w:val="000000"/>
                 <w:sz w:val="21"/>
               </w:rPr>
               <w:t xml:space="preserve">指标评估、图表输出、实验配置记录、结果导出</w:t>
@@ -2306,6 +2446,7 @@
       <w:r>
         <w:rPr>
           <w:rFonts w:ascii="宋体" w:hAnsi="宋体" w:eastAsia="宋体"/>
+          <w:color w:val="000000"/>
         </w:rPr>
         <w:t xml:space="preserve">5. 技术路线与实现方案</w:t>
       </w:r>
@@ -2318,6 +2459,7 @@
       <w:r>
         <w:rPr>
           <w:rFonts w:ascii="宋体" w:hAnsi="宋体" w:eastAsia="宋体"/>
+          <w:color w:val="000000"/>
         </w:rPr>
         <w:t xml:space="preserve">5.1 技术路线</w:t>
       </w:r>
@@ -2331,30 +2473,35 @@
       <w:r>
         <w:rPr>
           <w:rFonts w:ascii="宋体" w:hAnsi="宋体" w:eastAsia="宋体"/>
+          <w:color w:val="000000"/>
         </w:rPr>
         <w:t xml:space="preserve">项目采用</w:t>
       </w:r>
       <w:r>
         <w:rPr>
           <w:rFonts w:ascii="宋体" w:hAnsi="宋体" w:eastAsia="宋体"/>
+          <w:color w:val="000000"/>
         </w:rPr>
         <w:t xml:space="preserve">“</w:t>
       </w:r>
       <w:r>
         <w:rPr>
           <w:rFonts w:ascii="宋体" w:hAnsi="宋体" w:eastAsia="宋体"/>
+          <w:color w:val="000000"/>
         </w:rPr>
         <w:t xml:space="preserve">真实数据接入 + 模块化建模 + 可复现实验管理</w:t>
       </w:r>
       <w:r>
         <w:rPr>
           <w:rFonts w:ascii="宋体" w:hAnsi="宋体" w:eastAsia="宋体"/>
+          <w:color w:val="000000"/>
         </w:rPr>
         <w:t xml:space="preserve">”</w:t>
       </w:r>
       <w:r>
         <w:rPr>
           <w:rFonts w:ascii="宋体" w:hAnsi="宋体" w:eastAsia="宋体"/>
+          <w:color w:val="000000"/>
         </w:rPr>
         <w:t xml:space="preserve">的技术路线，整体流程如下：</w:t>
       </w:r>
@@ -2367,12 +2514,14 @@
         <w:rPr>
           <w:rStyle w:val="VerbatimChar"/>
           <w:rFonts w:ascii="宋体" w:hAnsi="宋体" w:eastAsia="宋体"/>
+          <w:color w:val="000000"/>
         </w:rPr>
         <w:t xml:space="preserve">官方数据集 / 合成数据</w:t>
       </w:r>
       <w:r>
         <w:rPr>
           <w:rFonts w:ascii="宋体" w:hAnsi="宋体" w:eastAsia="宋体"/>
+          <w:color w:val="000000"/>
         </w:rPr>
         <w:br/>
       </w:r>
@@ -2380,12 +2529,14 @@
         <w:rPr>
           <w:rStyle w:val="VerbatimChar"/>
           <w:rFonts w:ascii="宋体" w:hAnsi="宋体" w:eastAsia="宋体"/>
+          <w:color w:val="000000"/>
         </w:rPr>
         <w:t xml:space="preserve">        ↓</w:t>
       </w:r>
       <w:r>
         <w:rPr>
           <w:rFonts w:ascii="宋体" w:hAnsi="宋体" w:eastAsia="宋体"/>
+          <w:color w:val="000000"/>
         </w:rPr>
         <w:br/>
       </w:r>
@@ -2393,12 +2544,14 @@
         <w:rPr>
           <w:rStyle w:val="VerbatimChar"/>
           <w:rFonts w:ascii="宋体" w:hAnsi="宋体" w:eastAsia="宋体"/>
+          <w:color w:val="000000"/>
         </w:rPr>
         <w:t xml:space="preserve">数据加载与实体抽象</w:t>
       </w:r>
       <w:r>
         <w:rPr>
           <w:rFonts w:ascii="宋体" w:hAnsi="宋体" w:eastAsia="宋体"/>
+          <w:color w:val="000000"/>
         </w:rPr>
         <w:br/>
       </w:r>
@@ -2406,12 +2559,14 @@
         <w:rPr>
           <w:rStyle w:val="VerbatimChar"/>
           <w:rFonts w:ascii="宋体" w:hAnsi="宋体" w:eastAsia="宋体"/>
+          <w:color w:val="000000"/>
         </w:rPr>
         <w:t xml:space="preserve">        ↓</w:t>
       </w:r>
       <w:r>
         <w:rPr>
           <w:rFonts w:ascii="宋体" w:hAnsi="宋体" w:eastAsia="宋体"/>
+          <w:color w:val="000000"/>
         </w:rPr>
         <w:br/>
       </w:r>
@@ -2419,12 +2574,14 @@
         <w:rPr>
           <w:rStyle w:val="VerbatimChar"/>
           <w:rFonts w:ascii="宋体" w:hAnsi="宋体" w:eastAsia="宋体"/>
+          <w:color w:val="000000"/>
         </w:rPr>
         <w:t xml:space="preserve">预处理与特征工程</w:t>
       </w:r>
       <w:r>
         <w:rPr>
           <w:rFonts w:ascii="宋体" w:hAnsi="宋体" w:eastAsia="宋体"/>
+          <w:color w:val="000000"/>
         </w:rPr>
         <w:br/>
       </w:r>
@@ -2432,12 +2589,14 @@
         <w:rPr>
           <w:rStyle w:val="VerbatimChar"/>
           <w:rFonts w:ascii="宋体" w:hAnsi="宋体" w:eastAsia="宋体"/>
+          <w:color w:val="000000"/>
         </w:rPr>
         <w:t xml:space="preserve">        ↓</w:t>
       </w:r>
       <w:r>
         <w:rPr>
           <w:rFonts w:ascii="宋体" w:hAnsi="宋体" w:eastAsia="宋体"/>
+          <w:color w:val="000000"/>
         </w:rPr>
         <w:br/>
       </w:r>
@@ -2445,12 +2604,14 @@
         <w:rPr>
           <w:rStyle w:val="VerbatimChar"/>
           <w:rFonts w:ascii="宋体" w:hAnsi="宋体" w:eastAsia="宋体"/>
+          <w:color w:val="000000"/>
         </w:rPr>
         <w:t xml:space="preserve">退化阶段划分 / 标签构造</w:t>
       </w:r>
       <w:r>
         <w:rPr>
           <w:rFonts w:ascii="宋体" w:hAnsi="宋体" w:eastAsia="宋体"/>
+          <w:color w:val="000000"/>
         </w:rPr>
         <w:br/>
       </w:r>
@@ -2458,12 +2619,14 @@
         <w:rPr>
           <w:rStyle w:val="VerbatimChar"/>
           <w:rFonts w:ascii="宋体" w:hAnsi="宋体" w:eastAsia="宋体"/>
+          <w:color w:val="000000"/>
         </w:rPr>
         <w:t xml:space="preserve">        ↓</w:t>
       </w:r>
       <w:r>
         <w:rPr>
           <w:rFonts w:ascii="宋体" w:hAnsi="宋体" w:eastAsia="宋体"/>
+          <w:color w:val="000000"/>
         </w:rPr>
         <w:br/>
       </w:r>
@@ -2471,12 +2634,14 @@
         <w:rPr>
           <w:rStyle w:val="VerbatimChar"/>
           <w:rFonts w:ascii="宋体" w:hAnsi="宋体" w:eastAsia="宋体"/>
+          <w:color w:val="000000"/>
         </w:rPr>
         <w:t xml:space="preserve">模型训练与预测</w:t>
       </w:r>
       <w:r>
         <w:rPr>
           <w:rFonts w:ascii="宋体" w:hAnsi="宋体" w:eastAsia="宋体"/>
+          <w:color w:val="000000"/>
         </w:rPr>
         <w:br/>
       </w:r>
@@ -2484,12 +2649,14 @@
         <w:rPr>
           <w:rStyle w:val="VerbatimChar"/>
           <w:rFonts w:ascii="宋体" w:hAnsi="宋体" w:eastAsia="宋体"/>
+          <w:color w:val="000000"/>
         </w:rPr>
         <w:t xml:space="preserve">        ↓</w:t>
       </w:r>
       <w:r>
         <w:rPr>
           <w:rFonts w:ascii="宋体" w:hAnsi="宋体" w:eastAsia="宋体"/>
+          <w:color w:val="000000"/>
         </w:rPr>
         <w:br/>
       </w:r>
@@ -2497,12 +2664,14 @@
         <w:rPr>
           <w:rStyle w:val="VerbatimChar"/>
           <w:rFonts w:ascii="宋体" w:hAnsi="宋体" w:eastAsia="宋体"/>
+          <w:color w:val="000000"/>
         </w:rPr>
         <w:t xml:space="preserve">指标评估与可视化</w:t>
       </w:r>
       <w:r>
         <w:rPr>
           <w:rFonts w:ascii="宋体" w:hAnsi="宋体" w:eastAsia="宋体"/>
+          <w:color w:val="000000"/>
         </w:rPr>
         <w:br/>
       </w:r>
@@ -2510,12 +2679,14 @@
         <w:rPr>
           <w:rStyle w:val="VerbatimChar"/>
           <w:rFonts w:ascii="宋体" w:hAnsi="宋体" w:eastAsia="宋体"/>
+          <w:color w:val="000000"/>
         </w:rPr>
         <w:t xml:space="preserve">        ↓</w:t>
       </w:r>
       <w:r>
         <w:rPr>
           <w:rFonts w:ascii="宋体" w:hAnsi="宋体" w:eastAsia="宋体"/>
+          <w:color w:val="000000"/>
         </w:rPr>
         <w:br/>
       </w:r>
@@ -2523,6 +2694,7 @@
         <w:rPr>
           <w:rStyle w:val="VerbatimChar"/>
           <w:rFonts w:ascii="宋体" w:hAnsi="宋体" w:eastAsia="宋体"/>
+          <w:color w:val="000000"/>
         </w:rPr>
         <w:t xml:space="preserve">实验配置、日志和结果导出</w:t>
       </w:r>
@@ -2536,6 +2708,7 @@
       <w:r>
         <w:rPr>
           <w:rFonts w:ascii="宋体" w:hAnsi="宋体" w:eastAsia="宋体"/>
+          <w:color w:val="000000"/>
         </w:rPr>
         <w:t xml:space="preserve">5.2 技术方案</w:t>
       </w:r>
@@ -2553,6 +2726,7 @@
       <w:r>
         <w:rPr>
           <w:rFonts w:ascii="宋体" w:hAnsi="宋体" w:eastAsia="宋体"/>
+          <w:color w:val="000000"/>
         </w:rPr>
         <w:t xml:space="preserve">开发语言统一采用 Python 3.11+，环境管理统一采用 uv。</w:t>
       </w:r>
@@ -2570,6 +2744,7 @@
       <w:r>
         <w:rPr>
           <w:rFonts w:ascii="宋体" w:hAnsi="宋体" w:eastAsia="宋体"/>
+          <w:color w:val="000000"/>
         </w:rPr>
         <w:t xml:space="preserve">数值处理与数据管理采用 NumPy 和 Pandas。</w:t>
       </w:r>
@@ -2587,6 +2762,7 @@
       <w:r>
         <w:rPr>
           <w:rFonts w:ascii="宋体" w:hAnsi="宋体" w:eastAsia="宋体"/>
+          <w:color w:val="000000"/>
         </w:rPr>
         <w:t xml:space="preserve">深度学习训练采用 PyTorch，传统模型和指标部分采用 Scikit-learn。</w:t>
       </w:r>
@@ -2604,6 +2780,7 @@
       <w:r>
         <w:rPr>
           <w:rFonts w:ascii="宋体" w:hAnsi="宋体" w:eastAsia="宋体"/>
+          <w:color w:val="000000"/>
         </w:rPr>
         <w:t xml:space="preserve">可视化采用 Matplotlib、Seaborn 和 TensorBoard。</w:t>
       </w:r>
@@ -2621,6 +2798,7 @@
       <w:r>
         <w:rPr>
           <w:rFonts w:ascii="宋体" w:hAnsi="宋体" w:eastAsia="宋体"/>
+          <w:color w:val="000000"/>
         </w:rPr>
         <w:t xml:space="preserve">高级能力如 XGBoost、tsfresh、lifelines 作为可选增强组件，基础流程在缺省依赖下仍可运行。</w:t>
       </w:r>
@@ -2634,6 +2812,7 @@
       <w:r>
         <w:rPr>
           <w:rFonts w:ascii="宋体" w:hAnsi="宋体" w:eastAsia="宋体"/>
+          <w:color w:val="000000"/>
         </w:rPr>
         <w:t xml:space="preserve">5.3 关键难点与解决思路</w:t>
       </w:r>
@@ -2673,6 +2852,7 @@
               <w:rPr>
                 <w:rFonts w:ascii="宋体" w:hAnsi="宋体" w:eastAsia="宋体"/>
                 <w:b/>
+                <w:color w:val="000000"/>
                 <w:sz w:val="21"/>
               </w:rPr>
               <w:t xml:space="preserve">难点</w:t>
@@ -2693,6 +2873,7 @@
               <w:rPr>
                 <w:rFonts w:ascii="宋体" w:hAnsi="宋体" w:eastAsia="宋体"/>
                 <w:b/>
+                <w:color w:val="000000"/>
                 <w:sz w:val="21"/>
               </w:rPr>
               <w:t xml:space="preserve">形成原因</w:t>
@@ -2713,6 +2894,7 @@
               <w:rPr>
                 <w:rFonts w:ascii="宋体" w:hAnsi="宋体" w:eastAsia="宋体"/>
                 <w:b/>
+                <w:color w:val="000000"/>
                 <w:sz w:val="21"/>
               </w:rPr>
               <w:t xml:space="preserve">解决思路</w:t>
@@ -2733,6 +2915,7 @@
               <w:rPr>
                 <w:rFonts w:ascii="宋体" w:hAnsi="宋体" w:eastAsia="宋体"/>
                 <w:b/>
+                <w:color w:val="000000"/>
                 <w:sz w:val="21"/>
               </w:rPr>
               <w:t xml:space="preserve">预期验证方式</w:t>
@@ -2751,6 +2934,7 @@
             <w:r>
               <w:rPr>
                 <w:rFonts w:ascii="宋体" w:hAnsi="宋体" w:eastAsia="宋体"/>
+                <w:color w:val="000000"/>
                 <w:sz w:val="21"/>
               </w:rPr>
               <w:t xml:space="preserve">数据集异构</w:t>
@@ -2767,6 +2951,7 @@
             <w:r>
               <w:rPr>
                 <w:rFonts w:ascii="宋体" w:hAnsi="宋体" w:eastAsia="宋体"/>
+                <w:color w:val="000000"/>
                 <w:sz w:val="21"/>
               </w:rPr>
               <w:t xml:space="preserve">两个数据集目录结构、快照长度、采样间隔和 split 语义不同</w:t>
@@ -2783,6 +2968,7 @@
             <w:r>
               <w:rPr>
                 <w:rFonts w:ascii="宋体" w:hAnsi="宋体" w:eastAsia="宋体"/>
+                <w:color w:val="000000"/>
                 <w:sz w:val="21"/>
               </w:rPr>
               <w:t xml:space="preserve">将差异限制在</w:t>
@@ -2790,6 +2976,7 @@
             <w:r>
               <w:rPr>
                 <w:rFonts w:ascii="宋体" w:hAnsi="宋体" w:eastAsia="宋体"/>
+                <w:color w:val="000000"/>
                 <w:sz w:val="21"/>
               </w:rPr>
               <w:t xml:space="preserve"> </w:t>
@@ -2798,6 +2985,7 @@
               <w:rPr>
                 <w:rStyle w:val="VerbatimChar"/>
                 <w:rFonts w:ascii="宋体" w:hAnsi="宋体" w:eastAsia="宋体"/>
+                <w:color w:val="000000"/>
                 <w:sz w:val="21"/>
               </w:rPr>
               <w:t xml:space="preserve">XJTULoader</w:t>
@@ -2805,6 +2993,7 @@
             <w:r>
               <w:rPr>
                 <w:rFonts w:ascii="宋体" w:hAnsi="宋体" w:eastAsia="宋体"/>
+                <w:color w:val="000000"/>
                 <w:sz w:val="21"/>
               </w:rPr>
               <w:t xml:space="preserve">、</w:t>
@@ -2813,6 +3002,7 @@
               <w:rPr>
                 <w:rStyle w:val="VerbatimChar"/>
                 <w:rFonts w:ascii="宋体" w:hAnsi="宋体" w:eastAsia="宋体"/>
+                <w:color w:val="000000"/>
                 <w:sz w:val="21"/>
               </w:rPr>
               <w:t xml:space="preserve">PHM2012Loader</w:t>
@@ -2820,6 +3010,7 @@
             <w:r>
               <w:rPr>
                 <w:rFonts w:ascii="宋体" w:hAnsi="宋体" w:eastAsia="宋体"/>
+                <w:color w:val="000000"/>
                 <w:sz w:val="21"/>
               </w:rPr>
               <w:t xml:space="preserve"> </w:t>
@@ -2827,6 +3018,7 @@
             <w:r>
               <w:rPr>
                 <w:rFonts w:ascii="宋体" w:hAnsi="宋体" w:eastAsia="宋体"/>
+                <w:color w:val="000000"/>
                 <w:sz w:val="21"/>
               </w:rPr>
               <w:t xml:space="preserve">内部，对外输出统一实体</w:t>
@@ -2843,6 +3035,7 @@
             <w:r>
               <w:rPr>
                 <w:rFonts w:ascii="宋体" w:hAnsi="宋体" w:eastAsia="宋体"/>
+                <w:color w:val="000000"/>
                 <w:sz w:val="21"/>
               </w:rPr>
               <w:t xml:space="preserve">数据加载单元测试、notebook 数据概览</w:t>
@@ -2861,6 +3054,7 @@
             <w:r>
               <w:rPr>
                 <w:rFonts w:ascii="宋体" w:hAnsi="宋体" w:eastAsia="宋体"/>
+                <w:color w:val="000000"/>
                 <w:sz w:val="21"/>
               </w:rPr>
               <w:t xml:space="preserve">RUL 标签构造</w:t>
@@ -2877,6 +3071,7 @@
             <w:r>
               <w:rPr>
                 <w:rFonts w:ascii="宋体" w:hAnsi="宋体" w:eastAsia="宋体"/>
+                <w:color w:val="000000"/>
                 <w:sz w:val="21"/>
               </w:rPr>
               <w:t xml:space="preserve">原始文件通常只给时间顺序或终止信息，不直接给每个窗口的 RUL</w:t>
@@ -2893,6 +3088,7 @@
             <w:r>
               <w:rPr>
                 <w:rFonts w:ascii="宋体" w:hAnsi="宋体" w:eastAsia="宋体"/>
+                <w:color w:val="000000"/>
                 <w:sz w:val="21"/>
               </w:rPr>
               <w:t xml:space="preserve">按轴承寿命终点和当前快照时间差生成 RUL，必要时保留秒级/快照级单位说明</w:t>
@@ -2909,6 +3105,7 @@
             <w:r>
               <w:rPr>
                 <w:rFonts w:ascii="宋体" w:hAnsi="宋体" w:eastAsia="宋体"/>
+                <w:color w:val="000000"/>
                 <w:sz w:val="21"/>
               </w:rPr>
               <w:t xml:space="preserve">标签构造测试、预测结果与 target 对照</w:t>
@@ -2927,6 +3124,7 @@
             <w:r>
               <w:rPr>
                 <w:rFonts w:ascii="宋体" w:hAnsi="宋体" w:eastAsia="宋体"/>
+                <w:color w:val="000000"/>
                 <w:sz w:val="21"/>
               </w:rPr>
               <w:t xml:space="preserve">特征可解释性</w:t>
@@ -2943,6 +3141,7 @@
             <w:r>
               <w:rPr>
                 <w:rFonts w:ascii="宋体" w:hAnsi="宋体" w:eastAsia="宋体"/>
+                <w:color w:val="000000"/>
                 <w:sz w:val="21"/>
               </w:rPr>
               <w:t xml:space="preserve">深度模型可学习复杂模式，但答辩需要解释数据规律</w:t>
@@ -2959,6 +3158,7 @@
             <w:r>
               <w:rPr>
                 <w:rFonts w:ascii="宋体" w:hAnsi="宋体" w:eastAsia="宋体"/>
+                <w:color w:val="000000"/>
                 <w:sz w:val="21"/>
               </w:rPr>
               <w:t xml:space="preserve">保留 19 维时频域特征和健康指标曲线，先解释趋势再解释模型</w:t>
@@ -2975,6 +3175,7 @@
             <w:r>
               <w:rPr>
                 <w:rFonts w:ascii="宋体" w:hAnsi="宋体" w:eastAsia="宋体"/>
+                <w:color w:val="000000"/>
                 <w:sz w:val="21"/>
               </w:rPr>
               <w:t xml:space="preserve">数据特征图、特征导出 notebook</w:t>
@@ -2993,6 +3194,7 @@
             <w:r>
               <w:rPr>
                 <w:rFonts w:ascii="宋体" w:hAnsi="宋体" w:eastAsia="宋体"/>
+                <w:color w:val="000000"/>
                 <w:sz w:val="21"/>
               </w:rPr>
               <w:t xml:space="preserve">训练可复现</w:t>
@@ -3009,6 +3211,7 @@
             <w:r>
               <w:rPr>
                 <w:rFonts w:ascii="宋体" w:hAnsi="宋体" w:eastAsia="宋体"/>
+                <w:color w:val="000000"/>
                 <w:sz w:val="21"/>
               </w:rPr>
               <w:t xml:space="preserve">深度模型训练受随机性、数据划分和 epoch 影响</w:t>
@@ -3025,6 +3228,7 @@
             <w:r>
               <w:rPr>
                 <w:rFonts w:ascii="宋体" w:hAnsi="宋体" w:eastAsia="宋体"/>
+                <w:color w:val="000000"/>
                 <w:sz w:val="21"/>
               </w:rPr>
               <w:t xml:space="preserve">统一训练入口、环境变量、输出目录、指标 CSV 和 notebook smoke test</w:t>
@@ -3041,6 +3245,7 @@
             <w:r>
               <w:rPr>
                 <w:rFonts w:ascii="宋体" w:hAnsi="宋体" w:eastAsia="宋体"/>
+                <w:color w:val="000000"/>
                 <w:sz w:val="21"/>
               </w:rPr>
               <w:t xml:space="preserve">pytest、真实训练记录、comparison_metrics.csv</w:t>
@@ -3059,6 +3264,7 @@
       <w:r>
         <w:rPr>
           <w:rFonts w:ascii="宋体" w:hAnsi="宋体" w:eastAsia="宋体"/>
+          <w:color w:val="000000"/>
         </w:rPr>
         <w:t xml:space="preserve">6. 可行性分析</w:t>
       </w:r>
@@ -3071,6 +3277,7 @@
       <w:r>
         <w:rPr>
           <w:rFonts w:ascii="宋体" w:hAnsi="宋体" w:eastAsia="宋体"/>
+          <w:color w:val="000000"/>
         </w:rPr>
         <w:t xml:space="preserve">6.1 技术可行性</w:t>
       </w:r>
@@ -3084,6 +3291,7 @@
       <w:r>
         <w:rPr>
           <w:rFonts w:ascii="宋体" w:hAnsi="宋体" w:eastAsia="宋体"/>
+          <w:color w:val="000000"/>
         </w:rPr>
         <w:t xml:space="preserve">项目所需技术全部基于成熟开源生态，开发门槛和文档支持较好。XJTU-SY 与 PHM2012 均为公开可获取的数据集，Python 生态中也有较完备的信号处理、机器学习和深度学习工具链，因此技术风险可控。</w:t>
       </w:r>
@@ -3097,6 +3305,7 @@
       <w:r>
         <w:rPr>
           <w:rFonts w:ascii="宋体" w:hAnsi="宋体" w:eastAsia="宋体"/>
+          <w:color w:val="000000"/>
         </w:rPr>
         <w:t xml:space="preserve">6.2 实施可行性</w:t>
       </w:r>
@@ -3110,6 +3319,7 @@
       <w:r>
         <w:rPr>
           <w:rFonts w:ascii="宋体" w:hAnsi="宋体" w:eastAsia="宋体"/>
+          <w:color w:val="000000"/>
         </w:rPr>
         <w:t xml:space="preserve">团队规模为 4 人，功能边界明确，模块划分清晰。项目采用组件化架构后，各成员可以围绕自己的主线独立推进，并通过统一数据结构和接口进行集成，因此具备较好的协同可行性。</w:t>
       </w:r>
@@ -3123,6 +3333,7 @@
       <w:r>
         <w:rPr>
           <w:rFonts w:ascii="宋体" w:hAnsi="宋体" w:eastAsia="宋体"/>
+          <w:color w:val="000000"/>
         </w:rPr>
         <w:t xml:space="preserve">6.3 经济可行性</w:t>
       </w:r>
@@ -3136,6 +3347,7 @@
       <w:r>
         <w:rPr>
           <w:rFonts w:ascii="宋体" w:hAnsi="宋体" w:eastAsia="宋体"/>
+          <w:color w:val="000000"/>
         </w:rPr>
         <w:t xml:space="preserve">项目主要依赖公开数据集和开源工具，不需要额外购买商业软件或专用硬件。课程项目阶段使用个人开发设备即可完成主要开发、测试和文档工作，因此成本较低。</w:t>
       </w:r>
@@ -3149,6 +3361,7 @@
       <w:r>
         <w:rPr>
           <w:rFonts w:ascii="宋体" w:hAnsi="宋体" w:eastAsia="宋体"/>
+          <w:color w:val="000000"/>
         </w:rPr>
         <w:t xml:space="preserve">6.4 进度可行性</w:t>
       </w:r>
@@ -3162,6 +3375,7 @@
       <w:r>
         <w:rPr>
           <w:rFonts w:ascii="宋体" w:hAnsi="宋体" w:eastAsia="宋体"/>
+          <w:color w:val="000000"/>
         </w:rPr>
         <w:t xml:space="preserve">项目以 8 周为开发周期，将工作拆分为需求、设计、实现、测试和交付五个阶段，阶段目标明确，便于检查与纠偏。由于采用先文档、后实现、再回归验证的策略，可有效降低后期返工风险。</w:t>
       </w:r>
@@ -3176,6 +3390,7 @@
       <w:r>
         <w:rPr>
           <w:rFonts w:ascii="宋体" w:hAnsi="宋体" w:eastAsia="宋体"/>
+          <w:color w:val="000000"/>
         </w:rPr>
         <w:t xml:space="preserve">7. 进度计划</w:t>
       </w:r>
@@ -3189,6 +3404,7 @@
       <w:r>
         <w:rPr>
           <w:rFonts w:ascii="宋体" w:hAnsi="宋体" w:eastAsia="宋体"/>
+          <w:color w:val="000000"/>
         </w:rPr>
         <w:t xml:space="preserve">项目统一采用 8 周进度安排，后续文档和测试计划均以该时间线为基准。</w:t>
       </w:r>
@@ -3223,6 +3439,7 @@
               <w:rPr>
                 <w:rFonts w:ascii="宋体" w:hAnsi="宋体" w:eastAsia="宋体"/>
                 <w:b/>
+                <w:color w:val="000000"/>
                 <w:sz w:val="21"/>
               </w:rPr>
               <w:t xml:space="preserve">周次</w:t>
@@ -3243,6 +3460,7 @@
               <w:rPr>
                 <w:rFonts w:ascii="宋体" w:hAnsi="宋体" w:eastAsia="宋体"/>
                 <w:b/>
+                <w:color w:val="000000"/>
                 <w:sz w:val="21"/>
               </w:rPr>
               <w:t xml:space="preserve">主要目标</w:t>
@@ -3263,6 +3481,7 @@
               <w:rPr>
                 <w:rFonts w:ascii="宋体" w:hAnsi="宋体" w:eastAsia="宋体"/>
                 <w:b/>
+                <w:color w:val="000000"/>
                 <w:sz w:val="21"/>
               </w:rPr>
               <w:t xml:space="preserve">关键产出</w:t>
@@ -3281,6 +3500,7 @@
             <w:r>
               <w:rPr>
                 <w:rFonts w:ascii="宋体" w:hAnsi="宋体" w:eastAsia="宋体"/>
+                <w:color w:val="000000"/>
                 <w:sz w:val="21"/>
               </w:rPr>
               <w:t xml:space="preserve">第 1 周</w:t>
@@ -3297,6 +3517,7 @@
             <w:r>
               <w:rPr>
                 <w:rFonts w:ascii="宋体" w:hAnsi="宋体" w:eastAsia="宋体"/>
+                <w:color w:val="000000"/>
                 <w:sz w:val="21"/>
               </w:rPr>
               <w:t xml:space="preserve">课题调研与开题准备</w:t>
@@ -3313,6 +3534,7 @@
             <w:r>
               <w:rPr>
                 <w:rFonts w:ascii="宋体" w:hAnsi="宋体" w:eastAsia="宋体"/>
+                <w:color w:val="000000"/>
                 <w:sz w:val="21"/>
               </w:rPr>
               <w:t xml:space="preserve">开题报告、技术预研初稿</w:t>
@@ -3331,6 +3553,7 @@
             <w:r>
               <w:rPr>
                 <w:rFonts w:ascii="宋体" w:hAnsi="宋体" w:eastAsia="宋体"/>
+                <w:color w:val="000000"/>
                 <w:sz w:val="21"/>
               </w:rPr>
               <w:t xml:space="preserve">第 2 周</w:t>
@@ -3347,6 +3570,7 @@
             <w:r>
               <w:rPr>
                 <w:rFonts w:ascii="宋体" w:hAnsi="宋体" w:eastAsia="宋体"/>
+                <w:color w:val="000000"/>
                 <w:sz w:val="21"/>
               </w:rPr>
               <w:t xml:space="preserve">需求分析</w:t>
@@ -3363,6 +3587,7 @@
             <w:r>
               <w:rPr>
                 <w:rFonts w:ascii="宋体" w:hAnsi="宋体" w:eastAsia="宋体"/>
+                <w:color w:val="000000"/>
                 <w:sz w:val="21"/>
               </w:rPr>
               <w:t xml:space="preserve">需求定义文档、SRS 初稿</w:t>
@@ -3381,6 +3606,7 @@
             <w:r>
               <w:rPr>
                 <w:rFonts w:ascii="宋体" w:hAnsi="宋体" w:eastAsia="宋体"/>
+                <w:color w:val="000000"/>
                 <w:sz w:val="21"/>
               </w:rPr>
               <w:t xml:space="preserve">第 3 周</w:t>
@@ -3397,6 +3623,7 @@
             <w:r>
               <w:rPr>
                 <w:rFonts w:ascii="宋体" w:hAnsi="宋体" w:eastAsia="宋体"/>
+                <w:color w:val="000000"/>
                 <w:sz w:val="21"/>
               </w:rPr>
               <w:t xml:space="preserve">架构设计与规范制定</w:t>
@@ -3413,6 +3640,7 @@
             <w:r>
               <w:rPr>
                 <w:rFonts w:ascii="宋体" w:hAnsi="宋体" w:eastAsia="宋体"/>
+                <w:color w:val="000000"/>
                 <w:sz w:val="21"/>
               </w:rPr>
               <w:t xml:space="preserve">设计文档框架、编码规范、接口约定</w:t>
@@ -3431,6 +3659,7 @@
             <w:r>
               <w:rPr>
                 <w:rFonts w:ascii="宋体" w:hAnsi="宋体" w:eastAsia="宋体"/>
+                <w:color w:val="000000"/>
                 <w:sz w:val="21"/>
               </w:rPr>
               <w:t xml:space="preserve">第 4 周</w:t>
@@ -3447,6 +3676,7 @@
             <w:r>
               <w:rPr>
                 <w:rFonts w:ascii="宋体" w:hAnsi="宋体" w:eastAsia="宋体"/>
+                <w:color w:val="000000"/>
                 <w:sz w:val="21"/>
               </w:rPr>
               <w:t xml:space="preserve">数据接入与预处理实现</w:t>
@@ -3463,6 +3693,7 @@
             <w:r>
               <w:rPr>
                 <w:rFonts w:ascii="宋体" w:hAnsi="宋体" w:eastAsia="宋体"/>
+                <w:color w:val="000000"/>
                 <w:sz w:val="21"/>
               </w:rPr>
               <w:t xml:space="preserve">数据加载器、预处理流程、初步测试</w:t>
@@ -3481,6 +3712,7 @@
             <w:r>
               <w:rPr>
                 <w:rFonts w:ascii="宋体" w:hAnsi="宋体" w:eastAsia="宋体"/>
+                <w:color w:val="000000"/>
                 <w:sz w:val="21"/>
               </w:rPr>
               <w:t xml:space="preserve">第 5 周</w:t>
@@ -3497,6 +3729,7 @@
             <w:r>
               <w:rPr>
                 <w:rFonts w:ascii="宋体" w:hAnsi="宋体" w:eastAsia="宋体"/>
+                <w:color w:val="000000"/>
                 <w:sz w:val="21"/>
               </w:rPr>
               <w:t xml:space="preserve">特征工程与标签构造</w:t>
@@ -3513,6 +3746,7 @@
             <w:r>
               <w:rPr>
                 <w:rFonts w:ascii="宋体" w:hAnsi="宋体" w:eastAsia="宋体"/>
+                <w:color w:val="000000"/>
                 <w:sz w:val="21"/>
               </w:rPr>
               <w:t xml:space="preserve">特征提取、阶段划分、单元测试计划</w:t>
@@ -3531,6 +3765,7 @@
             <w:r>
               <w:rPr>
                 <w:rFonts w:ascii="宋体" w:hAnsi="宋体" w:eastAsia="宋体"/>
+                <w:color w:val="000000"/>
                 <w:sz w:val="21"/>
               </w:rPr>
               <w:t xml:space="preserve">第 6 周</w:t>
@@ -3547,6 +3782,7 @@
             <w:r>
               <w:rPr>
                 <w:rFonts w:ascii="宋体" w:hAnsi="宋体" w:eastAsia="宋体"/>
+                <w:color w:val="000000"/>
                 <w:sz w:val="21"/>
               </w:rPr>
               <w:t xml:space="preserve">模型训练与联调</w:t>
@@ -3563,6 +3799,7 @@
             <w:r>
               <w:rPr>
                 <w:rFonts w:ascii="宋体" w:hAnsi="宋体" w:eastAsia="宋体"/>
+                <w:color w:val="000000"/>
                 <w:sz w:val="21"/>
               </w:rPr>
               <w:t xml:space="preserve">多模型训练流程、集成测试计划</w:t>
@@ -3581,6 +3818,7 @@
             <w:r>
               <w:rPr>
                 <w:rFonts w:ascii="宋体" w:hAnsi="宋体" w:eastAsia="宋体"/>
+                <w:color w:val="000000"/>
                 <w:sz w:val="21"/>
               </w:rPr>
               <w:t xml:space="preserve">第 7 周</w:t>
@@ -3597,6 +3835,7 @@
             <w:r>
               <w:rPr>
                 <w:rFonts w:ascii="宋体" w:hAnsi="宋体" w:eastAsia="宋体"/>
+                <w:color w:val="000000"/>
                 <w:sz w:val="21"/>
               </w:rPr>
               <w:t xml:space="preserve">实验记录与结果展示</w:t>
@@ -3613,6 +3852,7 @@
             <w:r>
               <w:rPr>
                 <w:rFonts w:ascii="宋体" w:hAnsi="宋体" w:eastAsia="宋体"/>
+                <w:color w:val="000000"/>
                 <w:sz w:val="21"/>
               </w:rPr>
               <w:t xml:space="preserve">可视化、确认测试、真实数据实验</w:t>
@@ -3631,6 +3871,7 @@
             <w:r>
               <w:rPr>
                 <w:rFonts w:ascii="宋体" w:hAnsi="宋体" w:eastAsia="宋体"/>
+                <w:color w:val="000000"/>
                 <w:sz w:val="21"/>
               </w:rPr>
               <w:t xml:space="preserve">第 8 周</w:t>
@@ -3647,6 +3888,7 @@
             <w:r>
               <w:rPr>
                 <w:rFonts w:ascii="宋体" w:hAnsi="宋体" w:eastAsia="宋体"/>
+                <w:color w:val="000000"/>
                 <w:sz w:val="21"/>
               </w:rPr>
               <w:t xml:space="preserve">文档收尾与答辩准备</w:t>
@@ -3663,6 +3905,7 @@
             <w:r>
               <w:rPr>
                 <w:rFonts w:ascii="宋体" w:hAnsi="宋体" w:eastAsia="宋体"/>
+                <w:color w:val="000000"/>
                 <w:sz w:val="21"/>
               </w:rPr>
               <w:t xml:space="preserve">PDF 文档、演示材料、最终检查</w:t>
@@ -3680,6 +3923,7 @@
       <w:r>
         <w:rPr>
           <w:rFonts w:ascii="宋体" w:hAnsi="宋体" w:eastAsia="宋体"/>
+          <w:color w:val="000000"/>
         </w:rPr>
         <w:t xml:space="preserve">8. 团队成员分工</w:t>
       </w:r>
@@ -3693,30 +3937,35 @@
       <w:r>
         <w:rPr>
           <w:rFonts w:ascii="宋体" w:hAnsi="宋体" w:eastAsia="宋体"/>
+          <w:color w:val="000000"/>
         </w:rPr>
         <w:t xml:space="preserve">团队分工遵循</w:t>
       </w:r>
       <w:r>
         <w:rPr>
           <w:rFonts w:ascii="宋体" w:hAnsi="宋体" w:eastAsia="宋体"/>
+          <w:color w:val="000000"/>
         </w:rPr>
         <w:t xml:space="preserve">“</w:t>
       </w:r>
       <w:r>
         <w:rPr>
           <w:rFonts w:ascii="宋体" w:hAnsi="宋体" w:eastAsia="宋体"/>
+          <w:color w:val="000000"/>
         </w:rPr>
         <w:t xml:space="preserve">主责明确、工作量均衡、接口统一、成果共享</w:t>
       </w:r>
       <w:r>
         <w:rPr>
           <w:rFonts w:ascii="宋体" w:hAnsi="宋体" w:eastAsia="宋体"/>
+          <w:color w:val="000000"/>
         </w:rPr>
         <w:t xml:space="preserve">”</w:t>
       </w:r>
       <w:r>
         <w:rPr>
           <w:rFonts w:ascii="宋体" w:hAnsi="宋体" w:eastAsia="宋体"/>
+          <w:color w:val="000000"/>
         </w:rPr>
         <w:t xml:space="preserve">的原则。</w:t>
       </w:r>
@@ -3751,6 +4000,7 @@
               <w:rPr>
                 <w:rFonts w:ascii="宋体" w:hAnsi="宋体" w:eastAsia="宋体"/>
                 <w:b/>
+                <w:color w:val="000000"/>
                 <w:sz w:val="21"/>
               </w:rPr>
               <w:t xml:space="preserve">成员</w:t>
@@ -3771,6 +4021,7 @@
               <w:rPr>
                 <w:rFonts w:ascii="宋体" w:hAnsi="宋体" w:eastAsia="宋体"/>
                 <w:b/>
+                <w:color w:val="000000"/>
                 <w:sz w:val="21"/>
               </w:rPr>
               <w:t xml:space="preserve">主要职责</w:t>
@@ -3791,6 +4042,7 @@
               <w:rPr>
                 <w:rFonts w:ascii="宋体" w:hAnsi="宋体" w:eastAsia="宋体"/>
                 <w:b/>
+                <w:color w:val="000000"/>
                 <w:sz w:val="21"/>
               </w:rPr>
               <w:t xml:space="preserve">阶段性任务</w:t>
@@ -3809,6 +4061,7 @@
             <w:r>
               <w:rPr>
                 <w:rFonts w:ascii="宋体" w:hAnsi="宋体" w:eastAsia="宋体"/>
+                <w:color w:val="000000"/>
                 <w:sz w:val="21"/>
               </w:rPr>
               <w:t xml:space="preserve">zyj</w:t>
@@ -3825,6 +4078,7 @@
             <w:r>
               <w:rPr>
                 <w:rFonts w:ascii="宋体" w:hAnsi="宋体" w:eastAsia="宋体"/>
+                <w:color w:val="000000"/>
                 <w:sz w:val="21"/>
               </w:rPr>
               <w:t xml:space="preserve">项目管理、总体架构、训练框架</w:t>
@@ -3841,6 +4095,7 @@
             <w:r>
               <w:rPr>
                 <w:rFonts w:ascii="宋体" w:hAnsi="宋体" w:eastAsia="宋体"/>
+                <w:color w:val="000000"/>
                 <w:sz w:val="21"/>
               </w:rPr>
               <w:t xml:space="preserve">制定整体计划，负责训练器、回调、API 和文档集成</w:t>
@@ -3859,6 +4114,7 @@
             <w:r>
               <w:rPr>
                 <w:rFonts w:ascii="宋体" w:hAnsi="宋体" w:eastAsia="宋体"/>
+                <w:color w:val="000000"/>
                 <w:sz w:val="21"/>
               </w:rPr>
               <w:t xml:space="preserve">cyy</w:t>
@@ -3875,6 +4131,7 @@
             <w:r>
               <w:rPr>
                 <w:rFonts w:ascii="宋体" w:hAnsi="宋体" w:eastAsia="宋体"/>
+                <w:color w:val="000000"/>
                 <w:sz w:val="21"/>
               </w:rPr>
               <w:t xml:space="preserve">数据接入、预处理、特征工程</w:t>
@@ -3891,6 +4148,7 @@
             <w:r>
               <w:rPr>
                 <w:rFonts w:ascii="宋体" w:hAnsi="宋体" w:eastAsia="宋体"/>
+                <w:color w:val="000000"/>
                 <w:sz w:val="21"/>
               </w:rPr>
               <w:t xml:space="preserve">负责数据集下载、加载、清洗、特征构造和数据测试</w:t>
@@ -3909,6 +4167,7 @@
             <w:r>
               <w:rPr>
                 <w:rFonts w:ascii="宋体" w:hAnsi="宋体" w:eastAsia="宋体"/>
+                <w:color w:val="000000"/>
                 <w:sz w:val="21"/>
               </w:rPr>
               <w:t xml:space="preserve">zdh</w:t>
@@ -3925,6 +4184,7 @@
             <w:r>
               <w:rPr>
                 <w:rFonts w:ascii="宋体" w:hAnsi="宋体" w:eastAsia="宋体"/>
+                <w:color w:val="000000"/>
                 <w:sz w:val="21"/>
               </w:rPr>
               <w:t xml:space="preserve">退化分析、评价指标、确认测试</w:t>
@@ -3941,6 +4201,7 @@
             <w:r>
               <w:rPr>
                 <w:rFonts w:ascii="宋体" w:hAnsi="宋体" w:eastAsia="宋体"/>
+                <w:color w:val="000000"/>
                 <w:sz w:val="21"/>
               </w:rPr>
               <w:t xml:space="preserve">负责阶段划分策略、失效概率/生存分析基础接口、指标口径与确认测试设计</w:t>
@@ -3959,6 +4220,7 @@
             <w:r>
               <w:rPr>
                 <w:rFonts w:ascii="宋体" w:hAnsi="宋体" w:eastAsia="宋体"/>
+                <w:color w:val="000000"/>
                 <w:sz w:val="21"/>
               </w:rPr>
               <w:t xml:space="preserve">zy</w:t>
@@ -3975,6 +4237,7 @@
             <w:r>
               <w:rPr>
                 <w:rFonts w:ascii="宋体" w:hAnsi="宋体" w:eastAsia="宋体"/>
+                <w:color w:val="000000"/>
                 <w:sz w:val="21"/>
               </w:rPr>
               <w:t xml:space="preserve">可视化、展示输出、集成联调</w:t>
@@ -3991,6 +4254,7 @@
             <w:r>
               <w:rPr>
                 <w:rFonts w:ascii="宋体" w:hAnsi="宋体" w:eastAsia="宋体"/>
+                <w:color w:val="000000"/>
                 <w:sz w:val="21"/>
               </w:rPr>
               <w:t xml:space="preserve">负责图表输出、结果展示、交付材料和集成演示</w:t>
@@ -4008,6 +4272,7 @@
       <w:r>
         <w:rPr>
           <w:rFonts w:ascii="宋体" w:hAnsi="宋体" w:eastAsia="宋体"/>
+          <w:color w:val="000000"/>
         </w:rPr>
         <w:t xml:space="preserve">9. 预期成果</w:t>
       </w:r>
@@ -4021,6 +4286,7 @@
       <w:r>
         <w:rPr>
           <w:rFonts w:ascii="宋体" w:hAnsi="宋体" w:eastAsia="宋体"/>
+          <w:color w:val="000000"/>
         </w:rPr>
         <w:t xml:space="preserve">项目预期形成以下成果。</w:t>
       </w:r>
@@ -4038,6 +4304,7 @@
       <w:r>
         <w:rPr>
           <w:rFonts w:ascii="宋体" w:hAnsi="宋体" w:eastAsia="宋体"/>
+          <w:color w:val="000000"/>
         </w:rPr>
         <w:t xml:space="preserve">一套可运行的工业轴承设备剩余寿命预测系统代码。</w:t>
       </w:r>
@@ -4055,6 +4322,7 @@
       <w:r>
         <w:rPr>
           <w:rFonts w:ascii="宋体" w:hAnsi="宋体" w:eastAsia="宋体"/>
+          <w:color w:val="000000"/>
         </w:rPr>
         <w:t xml:space="preserve">一组可复现的真实数据实验流程和结果输出。</w:t>
       </w:r>
@@ -4072,6 +4340,7 @@
       <w:r>
         <w:rPr>
           <w:rFonts w:ascii="宋体" w:hAnsi="宋体" w:eastAsia="宋体"/>
+          <w:color w:val="000000"/>
         </w:rPr>
         <w:t xml:space="preserve">一套完整的软件工程课程交付文档。</w:t>
       </w:r>
@@ -4089,6 +4358,7 @@
       <w:r>
         <w:rPr>
           <w:rFonts w:ascii="宋体" w:hAnsi="宋体" w:eastAsia="宋体"/>
+          <w:color w:val="000000"/>
         </w:rPr>
         <w:t xml:space="preserve">一组适用于答辩的图表、日志和展示材料。</w:t>
       </w:r>
@@ -4106,6 +4376,7 @@
       <w:r>
         <w:rPr>
           <w:rFonts w:ascii="宋体" w:hAnsi="宋体" w:eastAsia="宋体"/>
+          <w:color w:val="000000"/>
         </w:rPr>
         <w:t xml:space="preserve">一套可扩展的项目结构，便于后续加入更多模型或算法。</w:t>
       </w:r>
@@ -4119,6 +4390,7 @@
       <w:r>
         <w:rPr>
           <w:rFonts w:ascii="宋体" w:hAnsi="宋体" w:eastAsia="宋体"/>
+          <w:color w:val="000000"/>
         </w:rPr>
         <w:t xml:space="preserve">10. 风险与控制策略</w:t>
       </w:r>
@@ -4153,6 +4425,7 @@
               <w:rPr>
                 <w:rFonts w:ascii="宋体" w:hAnsi="宋体" w:eastAsia="宋体"/>
                 <w:b/>
+                <w:color w:val="000000"/>
                 <w:sz w:val="21"/>
               </w:rPr>
               <w:t xml:space="preserve">风险</w:t>
@@ -4173,6 +4446,7 @@
               <w:rPr>
                 <w:rFonts w:ascii="宋体" w:hAnsi="宋体" w:eastAsia="宋体"/>
                 <w:b/>
+                <w:color w:val="000000"/>
                 <w:sz w:val="21"/>
               </w:rPr>
               <w:t xml:space="preserve">影响</w:t>
@@ -4193,6 +4467,7 @@
               <w:rPr>
                 <w:rFonts w:ascii="宋体" w:hAnsi="宋体" w:eastAsia="宋体"/>
                 <w:b/>
+                <w:color w:val="000000"/>
                 <w:sz w:val="21"/>
               </w:rPr>
               <w:t xml:space="preserve">应对措施</w:t>
@@ -4211,6 +4486,7 @@
             <w:r>
               <w:rPr>
                 <w:rFonts w:ascii="宋体" w:hAnsi="宋体" w:eastAsia="宋体"/>
+                <w:color w:val="000000"/>
                 <w:sz w:val="21"/>
               </w:rPr>
               <w:t xml:space="preserve">数据集下载不稳定</w:t>
@@ -4227,6 +4503,7 @@
             <w:r>
               <w:rPr>
                 <w:rFonts w:ascii="宋体" w:hAnsi="宋体" w:eastAsia="宋体"/>
+                <w:color w:val="000000"/>
                 <w:sz w:val="21"/>
               </w:rPr>
               <w:t xml:space="preserve">影响真实实验进度</w:t>
@@ -4243,6 +4520,7 @@
             <w:r>
               <w:rPr>
                 <w:rFonts w:ascii="宋体" w:hAnsi="宋体" w:eastAsia="宋体"/>
+                <w:color w:val="000000"/>
                 <w:sz w:val="21"/>
               </w:rPr>
               <w:t xml:space="preserve">保留官方入口、镜像入口和本地目录加载三种方案</w:t>
@@ -4261,6 +4539,7 @@
             <w:r>
               <w:rPr>
                 <w:rFonts w:ascii="宋体" w:hAnsi="宋体" w:eastAsia="宋体"/>
+                <w:color w:val="000000"/>
                 <w:sz w:val="21"/>
               </w:rPr>
               <w:t xml:space="preserve">模型训练时间较长</w:t>
@@ -4277,6 +4556,7 @@
             <w:r>
               <w:rPr>
                 <w:rFonts w:ascii="宋体" w:hAnsi="宋体" w:eastAsia="宋体"/>
+                <w:color w:val="000000"/>
                 <w:sz w:val="21"/>
               </w:rPr>
               <w:t xml:space="preserve">延迟调参和验证</w:t>
@@ -4293,6 +4573,7 @@
             <w:r>
               <w:rPr>
                 <w:rFonts w:ascii="宋体" w:hAnsi="宋体" w:eastAsia="宋体"/>
+                <w:color w:val="000000"/>
                 <w:sz w:val="21"/>
               </w:rPr>
               <w:t xml:space="preserve">先用合成数据和小样本做烟雾测试，再跑完整实验</w:t>
@@ -4311,6 +4592,7 @@
             <w:r>
               <w:rPr>
                 <w:rFonts w:ascii="宋体" w:hAnsi="宋体" w:eastAsia="宋体"/>
+                <w:color w:val="000000"/>
                 <w:sz w:val="21"/>
               </w:rPr>
               <w:t xml:space="preserve">多人协作接口不一致</w:t>
@@ -4327,6 +4609,7 @@
             <w:r>
               <w:rPr>
                 <w:rFonts w:ascii="宋体" w:hAnsi="宋体" w:eastAsia="宋体"/>
+                <w:color w:val="000000"/>
                 <w:sz w:val="21"/>
               </w:rPr>
               <w:t xml:space="preserve">集成成本上升</w:t>
@@ -4343,6 +4626,7 @@
             <w:r>
               <w:rPr>
                 <w:rFonts w:ascii="宋体" w:hAnsi="宋体" w:eastAsia="宋体"/>
+                <w:color w:val="000000"/>
                 <w:sz w:val="21"/>
               </w:rPr>
               <w:t xml:space="preserve">统一实体结构、统一 API、统一文档模板</w:t>
@@ -4361,6 +4645,7 @@
             <w:r>
               <w:rPr>
                 <w:rFonts w:ascii="宋体" w:hAnsi="宋体" w:eastAsia="宋体"/>
+                <w:color w:val="000000"/>
                 <w:sz w:val="21"/>
               </w:rPr>
               <w:t xml:space="preserve">文档与实现脱节</w:t>
@@ -4377,6 +4662,7 @@
             <w:r>
               <w:rPr>
                 <w:rFonts w:ascii="宋体" w:hAnsi="宋体" w:eastAsia="宋体"/>
+                <w:color w:val="000000"/>
                 <w:sz w:val="21"/>
               </w:rPr>
               <w:t xml:space="preserve">答辩风险增加</w:t>
@@ -4393,6 +4679,7 @@
             <w:r>
               <w:rPr>
                 <w:rFonts w:ascii="宋体" w:hAnsi="宋体" w:eastAsia="宋体"/>
+                <w:color w:val="000000"/>
                 <w:sz w:val="21"/>
               </w:rPr>
               <w:t xml:space="preserve">先定义模块边界，再按同一术语体系编写文档</w:t>
@@ -4410,6 +4697,7 @@
       <w:r>
         <w:rPr>
           <w:rFonts w:ascii="宋体" w:hAnsi="宋体" w:eastAsia="宋体"/>
+          <w:color w:val="000000"/>
         </w:rPr>
         <w:t xml:space="preserve">11. 参考方向说明</w:t>
       </w:r>
@@ -4423,6 +4711,7 @@
       <w:r>
         <w:rPr>
           <w:rFonts w:ascii="宋体" w:hAnsi="宋体" w:eastAsia="宋体"/>
+          <w:color w:val="000000"/>
         </w:rPr>
         <w:t xml:space="preserve">本课题主要参考以下方向，而非追求论文式创新：</w:t>
       </w:r>
@@ -4440,6 +4729,7 @@
       <w:r>
         <w:rPr>
           <w:rFonts w:ascii="宋体" w:hAnsi="宋体" w:eastAsia="宋体"/>
+          <w:color w:val="000000"/>
         </w:rPr>
         <w:t xml:space="preserve">公开轴承数据集的工程化接入方式。</w:t>
       </w:r>
@@ -4457,6 +4747,7 @@
       <w:r>
         <w:rPr>
           <w:rFonts w:ascii="宋体" w:hAnsi="宋体" w:eastAsia="宋体"/>
+          <w:color w:val="000000"/>
         </w:rPr>
         <w:t xml:space="preserve">面向预测软件的多模型与多指标实验框架设计。</w:t>
       </w:r>
@@ -4474,6 +4765,7 @@
       <w:r>
         <w:rPr>
           <w:rFonts w:ascii="宋体" w:hAnsi="宋体" w:eastAsia="宋体"/>
+          <w:color w:val="000000"/>
         </w:rPr>
         <w:t xml:space="preserve">训练监控、实验记录和结果可视化的工程实践。</w:t>
       </w:r>
@@ -4491,6 +4783,7 @@
       <w:r>
         <w:rPr>
           <w:rFonts w:ascii="宋体" w:hAnsi="宋体" w:eastAsia="宋体"/>
+          <w:color w:val="000000"/>
         </w:rPr>
         <w:t xml:space="preserve">软件工程课程中需求、设计、测试和管理文档的一体化交付方式。</w:t>
       </w:r>
@@ -4504,6 +4797,7 @@
       <w:r>
         <w:rPr>
           <w:rFonts w:ascii="宋体" w:hAnsi="宋体" w:eastAsia="宋体"/>
+          <w:color w:val="000000"/>
         </w:rPr>
         <w:t xml:space="preserve">本开题报告的目标是明确课题边界和实施路径，为后续需求、设计和测试文档提供统一基线。</w:t>
       </w:r>
@@ -4912,6 +5206,7 @@
     <w:qFormat/>
     <w:rPr>
       <w:rFonts w:ascii="宋体" w:hAnsi="宋体" w:eastAsia="宋体"/>
+      <w:color w:val="000000"/>
       <w:sz w:val="21"/>
     </w:rPr>
   </w:style>
@@ -4925,6 +5220,7 @@
     <w:qFormat/>
     <w:rPr>
       <w:rFonts w:ascii="宋体" w:hAnsi="宋体" w:eastAsia="宋体"/>
+      <w:color w:val="000000"/>
       <w:sz w:val="21"/>
     </w:rPr>
   </w:style>
@@ -4935,6 +5231,7 @@
     <w:qFormat/>
     <w:rPr>
       <w:rFonts w:ascii="宋体" w:hAnsi="宋体" w:eastAsia="宋体"/>
+      <w:color w:val="000000"/>
       <w:sz w:val="21"/>
     </w:rPr>
   </w:style>
@@ -4947,6 +5244,7 @@
     </w:pPr>
     <w:rPr>
       <w:rFonts w:ascii="宋体" w:hAnsi="宋体" w:eastAsia="宋体"/>
+      <w:color w:val="000000"/>
       <w:sz w:val="21"/>
     </w:rPr>
   </w:style>
@@ -4965,7 +5263,7 @@
       <w:rFonts w:asciiTheme="majorHAnsi" w:cstheme="majorBidi" w:eastAsiaTheme="majorEastAsia" w:hAnsiTheme="majorHAnsi" w:ascii="黑体" w:hAnsi="黑体" w:eastAsia="黑体"/>
       <w:b/>
       <w:bCs/>
-      <w:color w:themeColor="accent1" w:themeShade="B5" w:val="345A8A"/>
+      <w:color w:val="000000"/>
       <w:sz w:val="36"/>
       <w:szCs w:val="36"/>
     </w:rPr>
@@ -4982,6 +5280,7 @@
       <w:jc w:val="center"/>
     </w:pPr>
     <w:rPr>
+      <w:color w:val="000000"/>
       <w:sz w:val="30"/>
       <w:szCs w:val="30"/>
     </w:rPr>
@@ -5045,7 +5344,7 @@
       <w:rFonts w:asciiTheme="majorHAnsi" w:cstheme="majorBidi" w:eastAsiaTheme="majorEastAsia" w:hAnsiTheme="majorHAnsi" w:ascii="宋体" w:hAnsi="宋体" w:eastAsia="宋体"/>
       <w:b/>
       <w:bCs/>
-      <w:color w:themeColor="accent1" w:val="4F81BD"/>
+      <w:color w:val="000000"/>
       <w:sz w:val="48"/>
       <w:szCs w:val="32"/>
     </w:rPr>
@@ -5067,7 +5366,7 @@
       <w:rFonts w:asciiTheme="majorHAnsi" w:cstheme="majorBidi" w:eastAsiaTheme="majorEastAsia" w:hAnsiTheme="majorHAnsi" w:ascii="宋体" w:hAnsi="宋体" w:eastAsia="宋体"/>
       <w:b/>
       <w:bCs/>
-      <w:color w:themeColor="accent1" w:val="4F81BD"/>
+      <w:color w:val="000000"/>
       <w:sz w:val="36"/>
       <w:szCs w:val="28"/>
     </w:rPr>
@@ -5089,7 +5388,7 @@
       <w:rFonts w:asciiTheme="majorHAnsi" w:cstheme="majorBidi" w:eastAsiaTheme="majorEastAsia" w:hAnsiTheme="majorHAnsi" w:ascii="宋体" w:hAnsi="宋体" w:eastAsia="宋体"/>
       <w:b/>
       <w:bCs/>
-      <w:color w:themeColor="accent1" w:val="4F81BD"/>
+      <w:color w:val="000000"/>
       <w:sz w:val="27"/>
       <w:szCs w:val="24"/>
     </w:rPr>
@@ -5112,7 +5411,7 @@
       <w:i/>
       <w:b/>
       <w:bCs/>
-      <w:color w:themeColor="accent1" w:val="4F81BD"/>
+      <w:color w:val="000000"/>
       <w:sz w:val="24"/>
       <w:szCs w:val="24"/>
     </w:rPr>
@@ -5131,10 +5430,11 @@
       <w:outlineLvl w:val="4"/>
     </w:pPr>
     <w:rPr>
-      <w:rFonts w:asciiTheme="majorHAnsi" w:cstheme="majorBidi" w:eastAsiaTheme="majorEastAsia" w:hAnsiTheme="majorHAnsi"/>
+      <w:rFonts w:asciiTheme="majorHAnsi" w:cstheme="majorBidi" w:eastAsiaTheme="majorEastAsia" w:hAnsiTheme="majorHAnsi" w:ascii="宋体" w:hAnsi="宋体" w:eastAsia="宋体"/>
+      <w:b/>
       <w:iCs/>
-      <w:color w:themeColor="accent1" w:val="4F81BD"/>
-      <w:sz w:val="24"/>
+      <w:color w:val="000000"/>
+      <w:sz w:val="21"/>
       <w:szCs w:val="24"/>
     </w:rPr>
   </w:style>
@@ -5152,9 +5452,10 @@
       <w:outlineLvl w:val="5"/>
     </w:pPr>
     <w:rPr>
-      <w:rFonts w:asciiTheme="majorHAnsi" w:cstheme="majorBidi" w:eastAsiaTheme="majorEastAsia" w:hAnsiTheme="majorHAnsi"/>
-      <w:color w:themeColor="accent1" w:val="4F81BD"/>
-      <w:sz w:val="24"/>
+      <w:rFonts w:asciiTheme="majorHAnsi" w:cstheme="majorBidi" w:eastAsiaTheme="majorEastAsia" w:hAnsiTheme="majorHAnsi" w:ascii="宋体" w:hAnsi="宋体" w:eastAsia="宋体"/>
+      <w:b/>
+      <w:color w:val="000000"/>
+      <w:sz w:val="21"/>
       <w:szCs w:val="24"/>
     </w:rPr>
   </w:style>
@@ -5172,9 +5473,10 @@
       <w:outlineLvl w:val="6"/>
     </w:pPr>
     <w:rPr>
-      <w:rFonts w:asciiTheme="majorHAnsi" w:cstheme="majorBidi" w:eastAsiaTheme="majorEastAsia" w:hAnsiTheme="majorHAnsi"/>
-      <w:color w:themeColor="accent1" w:val="4F81BD"/>
-      <w:sz w:val="24"/>
+      <w:rFonts w:asciiTheme="majorHAnsi" w:cstheme="majorBidi" w:eastAsiaTheme="majorEastAsia" w:hAnsiTheme="majorHAnsi" w:ascii="宋体" w:hAnsi="宋体" w:eastAsia="宋体"/>
+      <w:b/>
+      <w:color w:val="000000"/>
+      <w:sz w:val="21"/>
       <w:szCs w:val="24"/>
     </w:rPr>
   </w:style>
@@ -5192,9 +5494,10 @@
       <w:outlineLvl w:val="7"/>
     </w:pPr>
     <w:rPr>
-      <w:rFonts w:asciiTheme="majorHAnsi" w:cstheme="majorBidi" w:eastAsiaTheme="majorEastAsia" w:hAnsiTheme="majorHAnsi"/>
-      <w:color w:themeColor="accent1" w:val="4F81BD"/>
-      <w:sz w:val="24"/>
+      <w:rFonts w:asciiTheme="majorHAnsi" w:cstheme="majorBidi" w:eastAsiaTheme="majorEastAsia" w:hAnsiTheme="majorHAnsi" w:ascii="宋体" w:hAnsi="宋体" w:eastAsia="宋体"/>
+      <w:b/>
+      <w:color w:val="000000"/>
+      <w:sz w:val="21"/>
       <w:szCs w:val="24"/>
     </w:rPr>
   </w:style>
@@ -5212,9 +5515,10 @@
       <w:outlineLvl w:val="8"/>
     </w:pPr>
     <w:rPr>
-      <w:rFonts w:asciiTheme="majorHAnsi" w:cstheme="majorBidi" w:eastAsiaTheme="majorEastAsia" w:hAnsiTheme="majorHAnsi"/>
-      <w:color w:themeColor="accent1" w:val="4F81BD"/>
-      <w:sz w:val="24"/>
+      <w:rFonts w:asciiTheme="majorHAnsi" w:cstheme="majorBidi" w:eastAsiaTheme="majorEastAsia" w:hAnsiTheme="majorHAnsi" w:ascii="宋体" w:hAnsi="宋体" w:eastAsia="宋体"/>
+      <w:b/>
+      <w:color w:val="000000"/>
+      <w:sz w:val="21"/>
       <w:szCs w:val="24"/>
     </w:rPr>
   </w:style>
@@ -5352,7 +5656,7 @@
     <w:name w:val="Hyperlink"/>
     <w:basedOn w:val="BodyTextChar"/>
     <w:rPr>
-      <w:color w:themeColor="accent1" w:val="4F81BD"/>
+      <w:color w:val="000000"/>
     </w:rPr>
   </w:style>
   <w:style w:styleId="TOCHeading" w:type="paragraph">
@@ -5370,7 +5674,7 @@
       <w:rFonts w:asciiTheme="majorHAnsi" w:cstheme="majorBidi" w:eastAsiaTheme="majorEastAsia" w:hAnsiTheme="majorHAnsi"/>
       <w:b w:val="0"/>
       <w:bCs w:val="0"/>
-      <w:color w:themeColor="accent1" w:themeShade="BF" w:val="365F91"/>
+      <w:color w:val="000000"/>
     </w:rPr>
   </w:style>
   <w:style w:type="paragraph" w:customStyle="1" w:styleId="SourceCode">
